--- a/deliverables/AQP_Observed_Researcher_Study_Protocol_v1.docx
+++ b/deliverables/AQP_Observed_Researcher_Study_Protocol_v1.docx
@@ -2,7 +2,7 @@
 <file path=word/document.xml><?xml version="1.0" encoding="utf-8"?>
 <w:document xmlns:w="http://schemas.openxmlformats.org/wordprocessingml/2006/main" xmlns:m="http://schemas.openxmlformats.org/officeDocument/2006/math" xmlns:r="http://schemas.openxmlformats.org/officeDocument/2006/relationships" xmlns:o="urn:schemas-microsoft-com:office:office" xmlns:v="urn:schemas-microsoft-com:vml" xmlns:w10="urn:schemas-microsoft-com:office:word" xmlns:a="http://schemas.openxmlformats.org/drawingml/2006/main" xmlns:pic="http://schemas.openxmlformats.org/drawingml/2006/picture" xmlns:wp="http://schemas.openxmlformats.org/drawingml/2006/wordprocessingDrawing">
   <w:body>
-    <w:bookmarkStart w:id="42" w:name="X7ea149629611337a824e9b3b2eec4e1733745ca"/>
+    <w:bookmarkStart w:id="43" w:name="X7ea149629611337a824e9b3b2eec4e1733745ca"/>
     <w:p>
       <w:pPr>
         <w:pStyle w:val="Heading1"/>
@@ -56,7 +56,7 @@
           <w:color w:val="59636E"/>
           <w:sz w:val="20"/>
         </w:rPr>
-        <w:br/>
+        <w:t xml:space="preserve"> </w:t>
       </w:r>
       <w:r>
         <w:rPr>
@@ -72,7 +72,7 @@
           <w:color w:val="59636E"/>
           <w:sz w:val="20"/>
         </w:rPr>
-        <w:br/>
+        <w:t xml:space="preserve"> </w:t>
       </w:r>
       <w:r>
         <w:rPr>
@@ -88,7 +88,7 @@
           <w:color w:val="59636E"/>
           <w:sz w:val="20"/>
         </w:rPr>
-        <w:br/>
+        <w:t xml:space="preserve"> </w:t>
       </w:r>
       <w:r>
         <w:rPr>
@@ -608,7 +608,7 @@
       </w:r>
     </w:p>
     <w:bookmarkEnd w:id="22"/>
-    <w:bookmarkStart w:id="26" w:name="frozen-systems-and-starting-states"/>
+    <w:bookmarkStart w:id="27" w:name="frozen-systems-and-starting-states"/>
     <w:p>
       <w:pPr>
         <w:pStyle w:val="Heading2"/>
@@ -669,7 +669,7 @@
         <w:t xml:space="preserve">the affected data and document the protocol deviation.</w:t>
       </w:r>
     </w:p>
-    <w:bookmarkStart w:id="23" w:name="condition-a--aqp-ready-made-sus-route"/>
+    <w:bookmarkStart w:id="23" w:name="X045855340ca008acea8d4506e21d4e319b69008"/>
     <w:p>
       <w:pPr>
         <w:pStyle w:val="Heading3"/>
@@ -680,7 +680,7 @@
         <w:rPr>
           <w:rFonts w:ascii="Calibri" w:hAnsi="Calibri"/>
         </w:rPr>
-        <w:t xml:space="preserve">Condition A — AQP ready-made SUS route</w:t>
+        <w:t xml:space="preserve">Activation record — complete before recruitment</w:t>
       </w:r>
     </w:p>
     <w:p>
@@ -691,84 +691,550 @@
         <w:rPr>
           <w:rFonts w:ascii="Calibri" w:hAnsi="Calibri"/>
         </w:rPr>
-        <w:t xml:space="preserve">Starting state: the researcher opens the AQP researcher landing page with no</w:t>
-      </w:r>
-      <w:r>
-        <w:rPr>
-          <w:rFonts w:ascii="Calibri" w:hAnsi="Calibri"/>
-        </w:rPr>
-        <w:t xml:space="preserve"> </w:t>
-      </w:r>
-      <w:r>
-        <w:rPr>
-          <w:rFonts w:ascii="Calibri" w:hAnsi="Calibri"/>
-        </w:rPr>
-        <w:t xml:space="preserve">saved setup.</w:t>
-      </w:r>
-      <w:r>
-        <w:rPr>
-          <w:rFonts w:ascii="Calibri" w:hAnsi="Calibri"/>
-        </w:rPr>
-        <w:t xml:space="preserve"> </w:t>
-      </w:r>
-      <w:r>
-        <w:rPr>
-          <w:rStyle w:val="VerbatimChar"/>
-          <w:rFonts w:ascii="Calibri" w:hAnsi="Calibri"/>
-        </w:rPr>
-        <w:t xml:space="preserve">System Usability Scale (SUS)</w:t>
-      </w:r>
-      <w:r>
-        <w:rPr>
-          <w:rFonts w:ascii="Calibri" w:hAnsi="Calibri"/>
-        </w:rPr>
-        <w:t xml:space="preserve"> </w:t>
-      </w:r>
-      <w:r>
-        <w:rPr>
-          <w:rFonts w:ascii="Calibri" w:hAnsi="Calibri"/>
-        </w:rPr>
-        <w:t xml:space="preserve">is available in the built-in instrument</w:t>
-      </w:r>
-      <w:r>
-        <w:rPr>
-          <w:rFonts w:ascii="Calibri" w:hAnsi="Calibri"/>
-        </w:rPr>
-        <w:t xml:space="preserve"> </w:t>
-      </w:r>
-      <w:r>
-        <w:rPr>
-          <w:rFonts w:ascii="Calibri" w:hAnsi="Calibri"/>
-        </w:rPr>
-        <w:t xml:space="preserve">catalogue. Its 10 items, 1–5 response codes and executable SUS scorer are already</w:t>
-      </w:r>
-      <w:r>
-        <w:rPr>
-          <w:rFonts w:ascii="Calibri" w:hAnsi="Calibri"/>
-        </w:rPr>
-        <w:t xml:space="preserve"> </w:t>
-      </w:r>
-      <w:r>
-        <w:rPr>
-          <w:rFonts w:ascii="Calibri" w:hAnsi="Calibri"/>
-        </w:rPr>
-        <w:t xml:space="preserve">part of the named release. No study title, task, participant code, collection</w:t>
-      </w:r>
-      <w:r>
-        <w:rPr>
-          <w:rFonts w:ascii="Calibri" w:hAnsi="Calibri"/>
-        </w:rPr>
-        <w:t xml:space="preserve"> </w:t>
-      </w:r>
-      <w:r>
-        <w:rPr>
-          <w:rFonts w:ascii="Calibri" w:hAnsi="Calibri"/>
-        </w:rPr>
-        <w:t xml:space="preserve">choice or participant link has been configured.</w:t>
+        <w:t xml:space="preserve">The protocol is fully specified but must not be activated until this record is</w:t>
+      </w:r>
+      <w:r>
+        <w:rPr>
+          <w:rFonts w:ascii="Calibri" w:hAnsi="Calibri"/>
+        </w:rPr>
+        <w:t xml:space="preserve"> </w:t>
+      </w:r>
+      <w:r>
+        <w:rPr>
+          <w:rFonts w:ascii="Calibri" w:hAnsi="Calibri"/>
+        </w:rPr>
+        <w:t xml:space="preserve">complete and attached to the preregistration:</w:t>
+      </w:r>
+    </w:p>
+    <w:tbl>
+      <w:tblPr>
+        <w:tblW w:type="dxa" w:w="9360"/>
+        <w:jc w:val="left"/>
+        <w:tblLayout w:type="fixed"/>
+        <w:tblLook w:firstRow="1" w:lastRow="0" w:firstColumn="0" w:lastColumn="0" w:noHBand="0" w:noVBand="0" w:val="0020"/>
+        <w:tblInd w:type="dxa" w:w="120"/>
+      </w:tblPr>
+      <w:tblGrid>
+        <w:gridCol w:w="2880"/>
+        <w:gridCol w:w="6480"/>
+      </w:tblGrid>
+      <w:tr>
+        <w:trPr>
+          <w:tblHeader w:val="true"/>
+          <w:tblHeader w:val="true"/>
+          <w:cantSplit/>
+        </w:trPr>
+        <w:tc>
+          <w:tcPr>
+            <w:vAlign w:val="top"/>
+            <w:tcW w:type="dxa" w:w="2880"/>
+            <w:shd w:fill="F2F4F7"/>
+            <w:tcMar>
+              <w:top w:w="80" w:type="dxa"/>
+              <w:bottom w:w="80" w:type="dxa"/>
+              <w:start w:w="120" w:type="dxa"/>
+              <w:end w:w="120" w:type="dxa"/>
+            </w:tcMar>
+          </w:tcPr>
+          <w:p>
+            <w:pPr>
+              <w:pStyle w:val="Compact"/>
+              <w:spacing w:before="0" w:after="60" w:line="240" w:lineRule="auto"/>
+              <w:jc w:val="left"/>
+            </w:pPr>
+            <w:r>
+              <w:rPr>
+                <w:rFonts w:ascii="Calibri" w:hAnsi="Calibri"/>
+                <w:b/>
+                <w:sz w:val="18"/>
+              </w:rPr>
+              <w:t xml:space="preserve">Gate</w:t>
+            </w:r>
+          </w:p>
+        </w:tc>
+        <w:tc>
+          <w:tcPr>
+            <w:vAlign w:val="top"/>
+            <w:tcW w:type="dxa" w:w="6480"/>
+            <w:shd w:fill="F2F4F7"/>
+            <w:tcMar>
+              <w:top w:w="80" w:type="dxa"/>
+              <w:bottom w:w="80" w:type="dxa"/>
+              <w:start w:w="120" w:type="dxa"/>
+              <w:end w:w="120" w:type="dxa"/>
+            </w:tcMar>
+          </w:tcPr>
+          <w:p>
+            <w:pPr>
+              <w:pStyle w:val="Compact"/>
+              <w:spacing w:before="0" w:after="60" w:line="240" w:lineRule="auto"/>
+              <w:jc w:val="left"/>
+            </w:pPr>
+            <w:r>
+              <w:rPr>
+                <w:rFonts w:ascii="Calibri" w:hAnsi="Calibri"/>
+                <w:b/>
+                <w:sz w:val="18"/>
+              </w:rPr>
+              <w:t xml:space="preserve">Required frozen value</w:t>
+            </w:r>
+          </w:p>
+        </w:tc>
+      </w:tr>
+      <w:tr>
+        <w:trPr>
+          <w:cantSplit/>
+        </w:trPr>
+        <w:tc>
+          <w:tcPr>
+            <w:tcW w:type="dxa" w:w="2880"/>
+            <w:vAlign w:val="top"/>
+            <w:tcMar>
+              <w:top w:w="80" w:type="dxa"/>
+              <w:bottom w:w="80" w:type="dxa"/>
+              <w:start w:w="120" w:type="dxa"/>
+              <w:end w:w="120" w:type="dxa"/>
+            </w:tcMar>
+          </w:tcPr>
+          <w:p>
+            <w:pPr>
+              <w:pStyle w:val="Compact"/>
+              <w:spacing w:before="0" w:after="60" w:line="240" w:lineRule="auto"/>
+              <w:jc w:val="left"/>
+            </w:pPr>
+            <w:r>
+              <w:rPr>
+                <w:rFonts w:ascii="Calibri" w:hAnsi="Calibri"/>
+                <w:sz w:val="18"/>
+              </w:rPr>
+              <w:t xml:space="preserve">Ethics</w:t>
+            </w:r>
+          </w:p>
+        </w:tc>
+        <w:tc>
+          <w:tcPr>
+            <w:tcW w:type="dxa" w:w="6480"/>
+            <w:vAlign w:val="top"/>
+            <w:tcMar>
+              <w:top w:w="80" w:type="dxa"/>
+              <w:bottom w:w="80" w:type="dxa"/>
+              <w:start w:w="120" w:type="dxa"/>
+              <w:end w:w="120" w:type="dxa"/>
+            </w:tcMar>
+          </w:tcPr>
+          <w:p>
+            <w:pPr>
+              <w:pStyle w:val="Compact"/>
+              <w:spacing w:before="0" w:after="60" w:line="240" w:lineRule="auto"/>
+              <w:jc w:val="left"/>
+            </w:pPr>
+            <w:r>
+              <w:rPr>
+                <w:rFonts w:ascii="Calibri" w:hAnsi="Calibri"/>
+                <w:sz w:val="18"/>
+              </w:rPr>
+              <w:t xml:space="preserve">Approval ID, approving route/committee, written amendment decision and approved document versions</w:t>
+            </w:r>
+          </w:p>
+        </w:tc>
+      </w:tr>
+      <w:tr>
+        <w:trPr>
+          <w:cantSplit/>
+        </w:trPr>
+        <w:tc>
+          <w:tcPr>
+            <w:tcW w:type="dxa" w:w="2880"/>
+            <w:vAlign w:val="top"/>
+            <w:tcMar>
+              <w:top w:w="80" w:type="dxa"/>
+              <w:bottom w:w="80" w:type="dxa"/>
+              <w:start w:w="120" w:type="dxa"/>
+              <w:end w:w="120" w:type="dxa"/>
+            </w:tcMar>
+          </w:tcPr>
+          <w:p>
+            <w:pPr>
+              <w:pStyle w:val="Compact"/>
+              <w:spacing w:before="0" w:after="60" w:line="240" w:lineRule="auto"/>
+              <w:jc w:val="left"/>
+            </w:pPr>
+            <w:r>
+              <w:rPr>
+                <w:rFonts w:ascii="Calibri" w:hAnsi="Calibri"/>
+                <w:sz w:val="18"/>
+              </w:rPr>
+              <w:t xml:space="preserve">AQP</w:t>
+            </w:r>
+          </w:p>
+        </w:tc>
+        <w:tc>
+          <w:tcPr>
+            <w:tcW w:type="dxa" w:w="6480"/>
+            <w:vAlign w:val="top"/>
+            <w:tcMar>
+              <w:top w:w="80" w:type="dxa"/>
+              <w:bottom w:w="80" w:type="dxa"/>
+              <w:start w:w="120" w:type="dxa"/>
+              <w:end w:w="120" w:type="dxa"/>
+            </w:tcMar>
+          </w:tcPr>
+          <w:p>
+            <w:pPr>
+              <w:pStyle w:val="Compact"/>
+              <w:spacing w:before="0" w:after="60" w:line="240" w:lineRule="auto"/>
+              <w:jc w:val="left"/>
+            </w:pPr>
+            <w:r>
+              <w:rPr>
+                <w:rFonts w:ascii="Calibri" w:hAnsi="Calibri"/>
+                <w:sz w:val="18"/>
+              </w:rPr>
+              <w:t xml:space="preserve">Immutable release tag, commit SHA, deployment URL and passing evidence-report links</w:t>
+            </w:r>
+          </w:p>
+        </w:tc>
+      </w:tr>
+      <w:tr>
+        <w:trPr>
+          <w:cantSplit/>
+        </w:trPr>
+        <w:tc>
+          <w:tcPr>
+            <w:tcW w:type="dxa" w:w="2880"/>
+            <w:vAlign w:val="top"/>
+            <w:tcMar>
+              <w:top w:w="80" w:type="dxa"/>
+              <w:bottom w:w="80" w:type="dxa"/>
+              <w:start w:w="120" w:type="dxa"/>
+              <w:end w:w="120" w:type="dxa"/>
+            </w:tcMar>
+          </w:tcPr>
+          <w:p>
+            <w:pPr>
+              <w:pStyle w:val="Compact"/>
+              <w:spacing w:before="0" w:after="60" w:line="240" w:lineRule="auto"/>
+              <w:jc w:val="left"/>
+            </w:pPr>
+            <w:r>
+              <w:rPr>
+                <w:rFonts w:ascii="Calibri" w:hAnsi="Calibri"/>
+                <w:sz w:val="18"/>
+              </w:rPr>
+              <w:t xml:space="preserve">Qualtrics</w:t>
+            </w:r>
+          </w:p>
+        </w:tc>
+        <w:tc>
+          <w:tcPr>
+            <w:tcW w:type="dxa" w:w="6480"/>
+            <w:vAlign w:val="top"/>
+            <w:tcMar>
+              <w:top w:w="80" w:type="dxa"/>
+              <w:bottom w:w="80" w:type="dxa"/>
+              <w:start w:w="120" w:type="dxa"/>
+              <w:end w:w="120" w:type="dxa"/>
+            </w:tcMar>
+          </w:tcPr>
+          <w:p>
+            <w:pPr>
+              <w:pStyle w:val="Compact"/>
+              <w:spacing w:before="0" w:after="60" w:line="240" w:lineRule="auto"/>
+              <w:jc w:val="left"/>
+            </w:pPr>
+            <w:r>
+              <w:rPr>
+                <w:rFonts w:ascii="Calibri" w:hAnsi="Calibri"/>
+                <w:sz w:val="18"/>
+              </w:rPr>
+              <w:t xml:space="preserve">Survey/template ID,</w:t>
+            </w:r>
+            <w:r>
+              <w:rPr>
+                <w:rFonts w:ascii="Calibri" w:hAnsi="Calibri"/>
+                <w:sz w:val="18"/>
+              </w:rPr>
+              <w:t xml:space="preserve"> </w:t>
+            </w:r>
+            <w:r>
+              <w:rPr>
+                <w:rStyle w:val="VerbatimChar"/>
+                <w:rFonts w:ascii="Calibri" w:hAnsi="Calibri"/>
+                <w:sz w:val="18"/>
+              </w:rPr>
+              <w:t xml:space="preserve">AQP-SUS-COMPARISON-v1</w:t>
+            </w:r>
+            <w:r>
+              <w:rPr>
+                <w:rFonts w:ascii="Calibri" w:hAnsi="Calibri"/>
+                <w:sz w:val="18"/>
+              </w:rPr>
+              <w:t xml:space="preserve"> </w:t>
+            </w:r>
+            <w:r>
+              <w:rPr>
+                <w:rFonts w:ascii="Calibri" w:hAnsi="Calibri"/>
+                <w:sz w:val="18"/>
+              </w:rPr>
+              <w:t xml:space="preserve">export checksum, account type and verified starting-state screenshot</w:t>
+            </w:r>
+          </w:p>
+        </w:tc>
+      </w:tr>
+      <w:tr>
+        <w:trPr>
+          <w:cantSplit/>
+        </w:trPr>
+        <w:tc>
+          <w:tcPr>
+            <w:tcW w:type="dxa" w:w="2880"/>
+            <w:vAlign w:val="top"/>
+            <w:tcMar>
+              <w:top w:w="80" w:type="dxa"/>
+              <w:bottom w:w="80" w:type="dxa"/>
+              <w:start w:w="120" w:type="dxa"/>
+              <w:end w:w="120" w:type="dxa"/>
+            </w:tcMar>
+          </w:tcPr>
+          <w:p>
+            <w:pPr>
+              <w:pStyle w:val="Compact"/>
+              <w:spacing w:before="0" w:after="60" w:line="240" w:lineRule="auto"/>
+              <w:jc w:val="left"/>
+            </w:pPr>
+            <w:r>
+              <w:rPr>
+                <w:rFonts w:ascii="Calibri" w:hAnsi="Calibri"/>
+                <w:sz w:val="18"/>
+              </w:rPr>
+              <w:t xml:space="preserve">Preregistration</w:t>
+            </w:r>
+          </w:p>
+        </w:tc>
+        <w:tc>
+          <w:tcPr>
+            <w:tcW w:type="dxa" w:w="6480"/>
+            <w:vAlign w:val="top"/>
+            <w:tcMar>
+              <w:top w:w="80" w:type="dxa"/>
+              <w:bottom w:w="80" w:type="dxa"/>
+              <w:start w:w="120" w:type="dxa"/>
+              <w:end w:w="120" w:type="dxa"/>
+            </w:tcMar>
+          </w:tcPr>
+          <w:p>
+            <w:pPr>
+              <w:pStyle w:val="Compact"/>
+              <w:spacing w:before="0" w:after="60" w:line="240" w:lineRule="auto"/>
+              <w:jc w:val="left"/>
+            </w:pPr>
+            <w:r>
+              <w:rPr>
+                <w:rFonts w:ascii="Calibri" w:hAnsi="Calibri"/>
+                <w:sz w:val="18"/>
+              </w:rPr>
+              <w:t xml:space="preserve">Public/approved record URL or DOI, timestamp, random seed and concealed AQ/QA allocation list</w:t>
+            </w:r>
+          </w:p>
+        </w:tc>
+      </w:tr>
+      <w:tr>
+        <w:trPr>
+          <w:cantSplit/>
+        </w:trPr>
+        <w:tc>
+          <w:tcPr>
+            <w:tcW w:type="dxa" w:w="2880"/>
+            <w:vAlign w:val="top"/>
+            <w:tcMar>
+              <w:top w:w="80" w:type="dxa"/>
+              <w:bottom w:w="80" w:type="dxa"/>
+              <w:start w:w="120" w:type="dxa"/>
+              <w:end w:w="120" w:type="dxa"/>
+            </w:tcMar>
+          </w:tcPr>
+          <w:p>
+            <w:pPr>
+              <w:pStyle w:val="Compact"/>
+              <w:spacing w:before="0" w:after="60" w:line="240" w:lineRule="auto"/>
+              <w:jc w:val="left"/>
+            </w:pPr>
+            <w:r>
+              <w:rPr>
+                <w:rFonts w:ascii="Calibri" w:hAnsi="Calibri"/>
+                <w:sz w:val="18"/>
+              </w:rPr>
+              <w:t xml:space="preserve">Recruitment</w:t>
+            </w:r>
+          </w:p>
+        </w:tc>
+        <w:tc>
+          <w:tcPr>
+            <w:tcW w:type="dxa" w:w="6480"/>
+            <w:vAlign w:val="top"/>
+            <w:tcMar>
+              <w:top w:w="80" w:type="dxa"/>
+              <w:bottom w:w="80" w:type="dxa"/>
+              <w:start w:w="120" w:type="dxa"/>
+              <w:end w:w="120" w:type="dxa"/>
+            </w:tcMar>
+          </w:tcPr>
+          <w:p>
+            <w:pPr>
+              <w:pStyle w:val="Compact"/>
+              <w:spacing w:before="0" w:after="60" w:line="240" w:lineRule="auto"/>
+              <w:jc w:val="left"/>
+            </w:pPr>
+            <w:r>
+              <w:rPr>
+                <w:rFonts w:ascii="Calibri" w:hAnsi="Calibri"/>
+                <w:sz w:val="18"/>
+              </w:rPr>
+              <w:t xml:space="preserve">Approved invitation location, eligibility route and recruitment start/end dates</w:t>
+            </w:r>
+          </w:p>
+        </w:tc>
+      </w:tr>
+      <w:tr>
+        <w:trPr>
+          <w:cantSplit/>
+        </w:trPr>
+        <w:tc>
+          <w:tcPr>
+            <w:tcW w:type="dxa" w:w="2880"/>
+            <w:vAlign w:val="top"/>
+            <w:tcMar>
+              <w:top w:w="80" w:type="dxa"/>
+              <w:bottom w:w="80" w:type="dxa"/>
+              <w:start w:w="120" w:type="dxa"/>
+              <w:end w:w="120" w:type="dxa"/>
+            </w:tcMar>
+          </w:tcPr>
+          <w:p>
+            <w:pPr>
+              <w:pStyle w:val="Compact"/>
+              <w:spacing w:before="0" w:after="60" w:line="240" w:lineRule="auto"/>
+              <w:jc w:val="left"/>
+            </w:pPr>
+            <w:r>
+              <w:rPr>
+                <w:rFonts w:ascii="Calibri" w:hAnsi="Calibri"/>
+                <w:sz w:val="18"/>
+              </w:rPr>
+              <w:t xml:space="preserve">Recording/storage</w:t>
+            </w:r>
+          </w:p>
+        </w:tc>
+        <w:tc>
+          <w:tcPr>
+            <w:tcW w:type="dxa" w:w="6480"/>
+            <w:vAlign w:val="top"/>
+            <w:tcMar>
+              <w:top w:w="80" w:type="dxa"/>
+              <w:bottom w:w="80" w:type="dxa"/>
+              <w:start w:w="120" w:type="dxa"/>
+              <w:end w:w="120" w:type="dxa"/>
+            </w:tcMar>
+          </w:tcPr>
+          <w:p>
+            <w:pPr>
+              <w:pStyle w:val="Compact"/>
+              <w:spacing w:before="0" w:after="60" w:line="240" w:lineRule="auto"/>
+              <w:jc w:val="left"/>
+            </w:pPr>
+            <w:r>
+              <w:rPr>
+                <w:rFonts w:ascii="Calibri" w:hAnsi="Calibri"/>
+                <w:sz w:val="18"/>
+              </w:rPr>
+              <w:t xml:space="preserve">Approved meeting/recording tool, exact RDSS project path, transfer check and deletion log location</w:t>
+            </w:r>
+          </w:p>
+        </w:tc>
+      </w:tr>
+      <w:tr>
+        <w:trPr>
+          <w:cantSplit/>
+        </w:trPr>
+        <w:tc>
+          <w:tcPr>
+            <w:tcW w:type="dxa" w:w="2880"/>
+            <w:vAlign w:val="top"/>
+            <w:tcMar>
+              <w:top w:w="80" w:type="dxa"/>
+              <w:bottom w:w="80" w:type="dxa"/>
+              <w:start w:w="120" w:type="dxa"/>
+              <w:end w:w="120" w:type="dxa"/>
+            </w:tcMar>
+          </w:tcPr>
+          <w:p>
+            <w:pPr>
+              <w:pStyle w:val="Compact"/>
+              <w:spacing w:before="0" w:after="60" w:line="240" w:lineRule="auto"/>
+              <w:jc w:val="left"/>
+            </w:pPr>
+            <w:r>
+              <w:rPr>
+                <w:rFonts w:ascii="Calibri" w:hAnsi="Calibri"/>
+                <w:sz w:val="18"/>
+              </w:rPr>
+              <w:t xml:space="preserve">Coding</w:t>
+            </w:r>
+          </w:p>
+        </w:tc>
+        <w:tc>
+          <w:tcPr>
+            <w:tcW w:type="dxa" w:w="6480"/>
+            <w:vAlign w:val="top"/>
+            <w:tcMar>
+              <w:top w:w="80" w:type="dxa"/>
+              <w:bottom w:w="80" w:type="dxa"/>
+              <w:start w:w="120" w:type="dxa"/>
+              <w:end w:w="120" w:type="dxa"/>
+            </w:tcMar>
+          </w:tcPr>
+          <w:p>
+            <w:pPr>
+              <w:pStyle w:val="Compact"/>
+              <w:spacing w:before="0" w:after="60" w:line="240" w:lineRule="auto"/>
+              <w:jc w:val="left"/>
+            </w:pPr>
+            <w:r>
+              <w:rPr>
+                <w:rFonts w:ascii="Calibri" w:hAnsi="Calibri"/>
+                <w:sz w:val="18"/>
+              </w:rPr>
+              <w:t xml:space="preserve">Named UCL second coder, role, confidentiality/access approval and two recordings selected before outcome review</w:t>
+            </w:r>
+          </w:p>
+        </w:tc>
+      </w:tr>
+    </w:tbl>
+    <w:p>
+      <w:pPr>
+        <w:pStyle w:val="BodyText"/>
+      </w:pPr>
+      <w:r>
+        <w:rPr>
+          <w:rFonts w:ascii="Calibri" w:hAnsi="Calibri"/>
+        </w:rPr>
+        <w:t xml:space="preserve">An empty gate means the study remains planned work. Do not infer a value from the</w:t>
+      </w:r>
+      <w:r>
+        <w:rPr>
+          <w:rFonts w:ascii="Calibri" w:hAnsi="Calibri"/>
+        </w:rPr>
+        <w:t xml:space="preserve"> </w:t>
+      </w:r>
+      <w:r>
+        <w:rPr>
+          <w:rFonts w:ascii="Calibri" w:hAnsi="Calibri"/>
+        </w:rPr>
+        <w:t xml:space="preserve">software repository or replace it with a placeholder during a live session.</w:t>
       </w:r>
     </w:p>
     <w:bookmarkEnd w:id="23"/>
-    <w:bookmarkStart w:id="24" w:name="X9a79536d6f0e85d0c1186bf1527e7e9f5444e34"/>
+    <w:bookmarkStart w:id="24" w:name="condition-a--aqp-ready-made-sus-route"/>
     <w:p>
       <w:pPr>
         <w:pStyle w:val="Heading3"/>
@@ -779,7 +1245,7 @@
         <w:rPr>
           <w:rFonts w:ascii="Calibri" w:hAnsi="Calibri"/>
         </w:rPr>
-        <w:t xml:space="preserve">Condition Q — Qualtrics SUS template route</w:t>
+        <w:t xml:space="preserve">Condition A — AQP ready-made SUS route</w:t>
       </w:r>
     </w:p>
     <w:p>
@@ -790,19 +1256,19 @@
         <w:rPr>
           <w:rFonts w:ascii="Calibri" w:hAnsi="Calibri"/>
         </w:rPr>
-        <w:t xml:space="preserve">Starting state: the researcher is already authenticated in the approved UCL</w:t>
-      </w:r>
-      <w:r>
-        <w:rPr>
-          <w:rFonts w:ascii="Calibri" w:hAnsi="Calibri"/>
-        </w:rPr>
-        <w:t xml:space="preserve"> </w:t>
-      </w:r>
-      <w:r>
-        <w:rPr>
-          <w:rFonts w:ascii="Calibri" w:hAnsi="Calibri"/>
-        </w:rPr>
-        <w:t xml:space="preserve">Qualtrics account and opens a fresh copy of the frozen</w:t>
+        <w:t xml:space="preserve">Starting state: the researcher opens the AQP researcher landing page with no</w:t>
+      </w:r>
+      <w:r>
+        <w:rPr>
+          <w:rFonts w:ascii="Calibri" w:hAnsi="Calibri"/>
+        </w:rPr>
+        <w:t xml:space="preserve"> </w:t>
+      </w:r>
+      <w:r>
+        <w:rPr>
+          <w:rFonts w:ascii="Calibri" w:hAnsi="Calibri"/>
+        </w:rPr>
+        <w:t xml:space="preserve">saved setup.</w:t>
       </w:r>
       <w:r>
         <w:rPr>
@@ -815,156 +1281,59 @@
           <w:rStyle w:val="VerbatimChar"/>
           <w:rFonts w:ascii="Calibri" w:hAnsi="Calibri"/>
         </w:rPr>
-        <w:t xml:space="preserve">AQP-SUS-COMPARISON-v1</w:t>
-      </w:r>
-      <w:r>
-        <w:rPr>
-          <w:rFonts w:ascii="Calibri" w:hAnsi="Calibri"/>
-        </w:rPr>
-        <w:t xml:space="preserve"> </w:t>
-      </w:r>
-      <w:r>
-        <w:rPr>
-          <w:rFonts w:ascii="Calibri" w:hAnsi="Calibri"/>
-        </w:rPr>
-        <w:t xml:space="preserve">template. The template contains the same 10 original SUS items in the same order,</w:t>
-      </w:r>
-      <w:r>
-        <w:rPr>
-          <w:rFonts w:ascii="Calibri" w:hAnsi="Calibri"/>
-        </w:rPr>
-        <w:t xml:space="preserve"> </w:t>
-      </w:r>
-      <w:r>
-        <w:rPr>
-          <w:rFonts w:ascii="Calibri" w:hAnsi="Calibri"/>
-        </w:rPr>
-        <w:t xml:space="preserve">1–5 response values, required-response setting, one question per page and the</w:t>
-      </w:r>
-      <w:r>
-        <w:rPr>
-          <w:rFonts w:ascii="Calibri" w:hAnsi="Calibri"/>
-        </w:rPr>
-        <w:t xml:space="preserve"> </w:t>
-      </w:r>
-      <w:r>
-        <w:rPr>
-          <w:rFonts w:ascii="Calibri" w:hAnsi="Calibri"/>
-        </w:rPr>
-        <w:t xml:space="preserve">pre-verified Brooke score calculation. It contains no study-specific title/task,</w:t>
-      </w:r>
-      <w:r>
-        <w:rPr>
-          <w:rFonts w:ascii="Calibri" w:hAnsi="Calibri"/>
-        </w:rPr>
-        <w:t xml:space="preserve"> </w:t>
-      </w:r>
-      <w:r>
-        <w:rPr>
-          <w:rFonts w:ascii="Calibri" w:hAnsi="Calibri"/>
-        </w:rPr>
-        <w:t xml:space="preserve">participant code or distribution link. The library/template is explicitly</w:t>
-      </w:r>
-      <w:r>
-        <w:rPr>
-          <w:rFonts w:ascii="Calibri" w:hAnsi="Calibri"/>
-        </w:rPr>
-        <w:t xml:space="preserve"> </w:t>
-      </w:r>
-      <w:r>
-        <w:rPr>
-          <w:rFonts w:ascii="Calibri" w:hAnsi="Calibri"/>
-        </w:rPr>
-        <w:t xml:space="preserve">available; participants are</w:t>
-      </w:r>
-      <w:r>
-        <w:rPr>
-          <w:rFonts w:ascii="Calibri" w:hAnsi="Calibri"/>
-        </w:rPr>
-        <w:t xml:space="preserve"> </w:t>
-      </w:r>
-      <w:r>
-        <w:rPr>
-          <w:bCs/>
-          <w:rFonts w:ascii="Calibri" w:hAnsi="Calibri"/>
-          <w:b/>
-        </w:rPr>
-        <w:t xml:space="preserve">not</w:t>
-      </w:r>
-      <w:r>
-        <w:rPr>
-          <w:rFonts w:ascii="Calibri" w:hAnsi="Calibri"/>
-        </w:rPr>
-        <w:t xml:space="preserve"> </w:t>
-      </w:r>
-      <w:r>
-        <w:rPr>
-          <w:rFonts w:ascii="Calibri" w:hAnsi="Calibri"/>
-        </w:rPr>
-        <w:t xml:space="preserve">asked to type ten items from scratch.</w:t>
-      </w:r>
-    </w:p>
-    <w:p>
-      <w:pPr>
-        <w:pStyle w:val="BodyText"/>
-      </w:pPr>
-      <w:r>
-        <w:rPr>
-          <w:rFonts w:ascii="Calibri" w:hAnsi="Calibri"/>
-        </w:rPr>
-        <w:t xml:space="preserve">This starting state is chosen because it matches a realistic ready-made route in</w:t>
-      </w:r>
-      <w:r>
-        <w:rPr>
-          <w:rFonts w:ascii="Calibri" w:hAnsi="Calibri"/>
-        </w:rPr>
-        <w:t xml:space="preserve"> </w:t>
-      </w:r>
-      <w:r>
-        <w:rPr>
-          <w:rFonts w:ascii="Calibri" w:hAnsi="Calibri"/>
-        </w:rPr>
-        <w:t xml:space="preserve">both systems. The AQP scorer being executable platform code and the Qualtrics</w:t>
-      </w:r>
-      <w:r>
-        <w:rPr>
-          <w:rFonts w:ascii="Calibri" w:hAnsi="Calibri"/>
-        </w:rPr>
-        <w:t xml:space="preserve"> </w:t>
-      </w:r>
-      <w:r>
-        <w:rPr>
-          <w:rFonts w:ascii="Calibri" w:hAnsi="Calibri"/>
-        </w:rPr>
-        <w:t xml:space="preserve">formula being frozen template content are declared system differences. Therefore</w:t>
-      </w:r>
-      <w:r>
-        <w:rPr>
-          <w:rFonts w:ascii="Calibri" w:hAnsi="Calibri"/>
-        </w:rPr>
-        <w:t xml:space="preserve"> </w:t>
-      </w:r>
-      <w:r>
-        <w:rPr>
-          <w:rFonts w:ascii="Calibri" w:hAnsi="Calibri"/>
-        </w:rPr>
-        <w:t xml:space="preserve">time differences describe these two whole starting states, not an isolated effect</w:t>
-      </w:r>
-      <w:r>
-        <w:rPr>
-          <w:rFonts w:ascii="Calibri" w:hAnsi="Calibri"/>
-        </w:rPr>
-        <w:t xml:space="preserve"> </w:t>
-      </w:r>
-      <w:r>
-        <w:rPr>
-          <w:rFonts w:ascii="Calibri" w:hAnsi="Calibri"/>
-        </w:rPr>
-        <w:t xml:space="preserve">of the AQP wizard.</w:t>
+        <w:t xml:space="preserve">System Usability Scale (SUS)</w:t>
+      </w:r>
+      <w:r>
+        <w:rPr>
+          <w:rFonts w:ascii="Calibri" w:hAnsi="Calibri"/>
+        </w:rPr>
+        <w:t xml:space="preserve"> </w:t>
+      </w:r>
+      <w:r>
+        <w:rPr>
+          <w:rFonts w:ascii="Calibri" w:hAnsi="Calibri"/>
+        </w:rPr>
+        <w:t xml:space="preserve">is available in the built-in instrument</w:t>
+      </w:r>
+      <w:r>
+        <w:rPr>
+          <w:rFonts w:ascii="Calibri" w:hAnsi="Calibri"/>
+        </w:rPr>
+        <w:t xml:space="preserve"> </w:t>
+      </w:r>
+      <w:r>
+        <w:rPr>
+          <w:rFonts w:ascii="Calibri" w:hAnsi="Calibri"/>
+        </w:rPr>
+        <w:t xml:space="preserve">catalogue. Its 10 items, 1–5 response codes and executable SUS scorer are already</w:t>
+      </w:r>
+      <w:r>
+        <w:rPr>
+          <w:rFonts w:ascii="Calibri" w:hAnsi="Calibri"/>
+        </w:rPr>
+        <w:t xml:space="preserve"> </w:t>
+      </w:r>
+      <w:r>
+        <w:rPr>
+          <w:rFonts w:ascii="Calibri" w:hAnsi="Calibri"/>
+        </w:rPr>
+        <w:t xml:space="preserve">part of the named release. No study title, task, participant code, collection</w:t>
+      </w:r>
+      <w:r>
+        <w:rPr>
+          <w:rFonts w:ascii="Calibri" w:hAnsi="Calibri"/>
+        </w:rPr>
+        <w:t xml:space="preserve"> </w:t>
+      </w:r>
+      <w:r>
+        <w:rPr>
+          <w:rFonts w:ascii="Calibri" w:hAnsi="Calibri"/>
+        </w:rPr>
+        <w:t xml:space="preserve">choice or participant link has been configured.</w:t>
       </w:r>
     </w:p>
     <w:bookmarkEnd w:id="24"/>
-    <w:bookmarkStart w:id="25" w:name="required-end-state-for-both-conditions"/>
+    <w:bookmarkStart w:id="25" w:name="X9a79536d6f0e85d0c1186bf1527e7e9f5444e34"/>
     <w:p>
       <w:pPr>
         <w:pStyle w:val="Heading3"/>
@@ -975,6 +1344,202 @@
         <w:rPr>
           <w:rFonts w:ascii="Calibri" w:hAnsi="Calibri"/>
         </w:rPr>
+        <w:t xml:space="preserve">Condition Q — Qualtrics SUS template route</w:t>
+      </w:r>
+    </w:p>
+    <w:p>
+      <w:pPr>
+        <w:pStyle w:val="FirstParagraph"/>
+      </w:pPr>
+      <w:r>
+        <w:rPr>
+          <w:rFonts w:ascii="Calibri" w:hAnsi="Calibri"/>
+        </w:rPr>
+        <w:t xml:space="preserve">Starting state: the researcher is already authenticated in the approved UCL</w:t>
+      </w:r>
+      <w:r>
+        <w:rPr>
+          <w:rFonts w:ascii="Calibri" w:hAnsi="Calibri"/>
+        </w:rPr>
+        <w:t xml:space="preserve"> </w:t>
+      </w:r>
+      <w:r>
+        <w:rPr>
+          <w:rFonts w:ascii="Calibri" w:hAnsi="Calibri"/>
+        </w:rPr>
+        <w:t xml:space="preserve">Qualtrics account and opens a fresh copy of the frozen</w:t>
+      </w:r>
+      <w:r>
+        <w:rPr>
+          <w:rFonts w:ascii="Calibri" w:hAnsi="Calibri"/>
+        </w:rPr>
+        <w:t xml:space="preserve"> </w:t>
+      </w:r>
+      <w:r>
+        <w:rPr>
+          <w:rStyle w:val="VerbatimChar"/>
+          <w:rFonts w:ascii="Calibri" w:hAnsi="Calibri"/>
+        </w:rPr>
+        <w:t xml:space="preserve">AQP-SUS-COMPARISON-v1</w:t>
+      </w:r>
+      <w:r>
+        <w:rPr>
+          <w:rFonts w:ascii="Calibri" w:hAnsi="Calibri"/>
+        </w:rPr>
+        <w:t xml:space="preserve"> </w:t>
+      </w:r>
+      <w:r>
+        <w:rPr>
+          <w:rFonts w:ascii="Calibri" w:hAnsi="Calibri"/>
+        </w:rPr>
+        <w:t xml:space="preserve">template. The template contains the same 10 original SUS items in the same order,</w:t>
+      </w:r>
+      <w:r>
+        <w:rPr>
+          <w:rFonts w:ascii="Calibri" w:hAnsi="Calibri"/>
+        </w:rPr>
+        <w:t xml:space="preserve"> </w:t>
+      </w:r>
+      <w:r>
+        <w:rPr>
+          <w:rFonts w:ascii="Calibri" w:hAnsi="Calibri"/>
+        </w:rPr>
+        <w:t xml:space="preserve">1–5 response values, required-response setting, one question per page and the</w:t>
+      </w:r>
+      <w:r>
+        <w:rPr>
+          <w:rFonts w:ascii="Calibri" w:hAnsi="Calibri"/>
+        </w:rPr>
+        <w:t xml:space="preserve"> </w:t>
+      </w:r>
+      <w:r>
+        <w:rPr>
+          <w:rFonts w:ascii="Calibri" w:hAnsi="Calibri"/>
+        </w:rPr>
+        <w:t xml:space="preserve">pre-verified Brooke score calculation. It contains no study-specific title/task,</w:t>
+      </w:r>
+      <w:r>
+        <w:rPr>
+          <w:rFonts w:ascii="Calibri" w:hAnsi="Calibri"/>
+        </w:rPr>
+        <w:t xml:space="preserve"> </w:t>
+      </w:r>
+      <w:r>
+        <w:rPr>
+          <w:rFonts w:ascii="Calibri" w:hAnsi="Calibri"/>
+        </w:rPr>
+        <w:t xml:space="preserve">participant code or distribution link. The library/template is explicitly</w:t>
+      </w:r>
+      <w:r>
+        <w:rPr>
+          <w:rFonts w:ascii="Calibri" w:hAnsi="Calibri"/>
+        </w:rPr>
+        <w:t xml:space="preserve"> </w:t>
+      </w:r>
+      <w:r>
+        <w:rPr>
+          <w:rFonts w:ascii="Calibri" w:hAnsi="Calibri"/>
+        </w:rPr>
+        <w:t xml:space="preserve">available; participants are</w:t>
+      </w:r>
+      <w:r>
+        <w:rPr>
+          <w:rFonts w:ascii="Calibri" w:hAnsi="Calibri"/>
+        </w:rPr>
+        <w:t xml:space="preserve"> </w:t>
+      </w:r>
+      <w:r>
+        <w:rPr>
+          <w:bCs/>
+          <w:rFonts w:ascii="Calibri" w:hAnsi="Calibri"/>
+          <w:b/>
+        </w:rPr>
+        <w:t xml:space="preserve">not</w:t>
+      </w:r>
+      <w:r>
+        <w:rPr>
+          <w:rFonts w:ascii="Calibri" w:hAnsi="Calibri"/>
+        </w:rPr>
+        <w:t xml:space="preserve"> </w:t>
+      </w:r>
+      <w:r>
+        <w:rPr>
+          <w:rFonts w:ascii="Calibri" w:hAnsi="Calibri"/>
+        </w:rPr>
+        <w:t xml:space="preserve">asked to type ten items from scratch.</w:t>
+      </w:r>
+    </w:p>
+    <w:p>
+      <w:pPr>
+        <w:pStyle w:val="BodyText"/>
+      </w:pPr>
+      <w:r>
+        <w:rPr>
+          <w:rFonts w:ascii="Calibri" w:hAnsi="Calibri"/>
+        </w:rPr>
+        <w:t xml:space="preserve">This starting state is chosen because it matches a realistic ready-made route in</w:t>
+      </w:r>
+      <w:r>
+        <w:rPr>
+          <w:rFonts w:ascii="Calibri" w:hAnsi="Calibri"/>
+        </w:rPr>
+        <w:t xml:space="preserve"> </w:t>
+      </w:r>
+      <w:r>
+        <w:rPr>
+          <w:rFonts w:ascii="Calibri" w:hAnsi="Calibri"/>
+        </w:rPr>
+        <w:t xml:space="preserve">both systems. The AQP scorer being executable platform code and the Qualtrics</w:t>
+      </w:r>
+      <w:r>
+        <w:rPr>
+          <w:rFonts w:ascii="Calibri" w:hAnsi="Calibri"/>
+        </w:rPr>
+        <w:t xml:space="preserve"> </w:t>
+      </w:r>
+      <w:r>
+        <w:rPr>
+          <w:rFonts w:ascii="Calibri" w:hAnsi="Calibri"/>
+        </w:rPr>
+        <w:t xml:space="preserve">formula being frozen template content are declared system differences. Therefore</w:t>
+      </w:r>
+      <w:r>
+        <w:rPr>
+          <w:rFonts w:ascii="Calibri" w:hAnsi="Calibri"/>
+        </w:rPr>
+        <w:t xml:space="preserve"> </w:t>
+      </w:r>
+      <w:r>
+        <w:rPr>
+          <w:rFonts w:ascii="Calibri" w:hAnsi="Calibri"/>
+        </w:rPr>
+        <w:t xml:space="preserve">time differences describe these two whole starting states, not an isolated effect</w:t>
+      </w:r>
+      <w:r>
+        <w:rPr>
+          <w:rFonts w:ascii="Calibri" w:hAnsi="Calibri"/>
+        </w:rPr>
+        <w:t xml:space="preserve"> </w:t>
+      </w:r>
+      <w:r>
+        <w:rPr>
+          <w:rFonts w:ascii="Calibri" w:hAnsi="Calibri"/>
+        </w:rPr>
+        <w:t xml:space="preserve">of the AQP wizard.</w:t>
+      </w:r>
+    </w:p>
+    <w:bookmarkEnd w:id="25"/>
+    <w:bookmarkStart w:id="26" w:name="required-end-state-for-both-conditions"/>
+    <w:p>
+      <w:pPr>
+        <w:pStyle w:val="Heading3"/>
+        <w:keepNext/>
+        <w:keepLines/>
+      </w:pPr>
+      <w:r>
+        <w:rPr>
+          <w:rFonts w:ascii="Calibri" w:hAnsi="Calibri"/>
+        </w:rPr>
         <w:t xml:space="preserve">Required end state for both conditions</w:t>
       </w:r>
     </w:p>
@@ -1259,9 +1824,9 @@
         <w:t xml:space="preserve">not sufficient.</w:t>
       </w:r>
     </w:p>
-    <w:bookmarkEnd w:id="25"/>
     <w:bookmarkEnd w:id="26"/>
-    <w:bookmarkStart w:id="27" w:name="design-and-counterbalancing"/>
+    <w:bookmarkEnd w:id="27"/>
+    <w:bookmarkStart w:id="28" w:name="design-and-counterbalancing"/>
     <w:p>
       <w:pPr>
         <w:pStyle w:val="Heading2"/>
@@ -1616,8 +2181,8 @@
         <w:t xml:space="preserve">end state in both conditions.</w:t>
       </w:r>
     </w:p>
-    <w:bookmarkEnd w:id="27"/>
-    <w:bookmarkStart w:id="28" w:name="observed-procedure"/>
+    <w:bookmarkEnd w:id="28"/>
+    <w:bookmarkStart w:id="29" w:name="observed-procedure"/>
     <w:p>
       <w:pPr>
         <w:pStyle w:val="Heading2"/>
@@ -1914,8 +2479,8 @@
         <w:t xml:space="preserve">securely transfer the recording.</w:t>
       </w:r>
     </w:p>
-    <w:bookmarkEnd w:id="28"/>
-    <w:bookmarkStart w:id="29" w:name="fixed-observer-script"/>
+    <w:bookmarkEnd w:id="29"/>
+    <w:bookmarkStart w:id="30" w:name="fixed-observer-script"/>
     <w:p>
       <w:pPr>
         <w:pStyle w:val="Heading2"/>
@@ -2107,8 +2672,8 @@
         <w:t xml:space="preserve">choice or reveal the planted discrepancy before the task ends.</w:t>
       </w:r>
     </w:p>
-    <w:bookmarkEnd w:id="29"/>
-    <w:bookmarkStart w:id="34" w:name="outcome-definitions"/>
+    <w:bookmarkEnd w:id="30"/>
+    <w:bookmarkStart w:id="35" w:name="outcome-definitions"/>
     <w:p>
       <w:pPr>
         <w:pStyle w:val="Heading2"/>
@@ -2122,7 +2687,7 @@
         <w:t xml:space="preserve">Outcome definitions</w:t>
       </w:r>
     </w:p>
-    <w:bookmarkStart w:id="30" w:name="task-success"/>
+    <w:bookmarkStart w:id="31" w:name="task-success"/>
     <w:p>
       <w:pPr>
         <w:pStyle w:val="Heading3"/>
@@ -2265,8 +2830,8 @@
         <w:t xml:space="preserve">critical error remains in the final artefact.</w:t>
       </w:r>
     </w:p>
-    <w:bookmarkEnd w:id="30"/>
-    <w:bookmarkStart w:id="31" w:name="assist"/>
+    <w:bookmarkEnd w:id="31"/>
+    <w:bookmarkStart w:id="32" w:name="assist"/>
     <w:p>
       <w:pPr>
         <w:pStyle w:val="Heading3"/>
@@ -2351,8 +2916,8 @@
         <w:t xml:space="preserve">is not an assist. Record timestamp, exact words, trigger and category.</w:t>
       </w:r>
     </w:p>
-    <w:bookmarkEnd w:id="31"/>
-    <w:bookmarkStart w:id="32" w:name="error"/>
+    <w:bookmarkEnd w:id="32"/>
+    <w:bookmarkStart w:id="33" w:name="error"/>
     <w:p>
       <w:pPr>
         <w:pStyle w:val="Heading3"/>
@@ -2560,8 +3125,8 @@
         <w:t xml:space="preserve">whether the final artefact remained invalid.</w:t>
       </w:r>
     </w:p>
-    <w:bookmarkEnd w:id="32"/>
-    <w:bookmarkStart w:id="33" w:name="time"/>
+    <w:bookmarkEnd w:id="33"/>
+    <w:bookmarkStart w:id="34" w:name="time"/>
     <w:p>
       <w:pPr>
         <w:pStyle w:val="Heading3"/>
@@ -2622,9 +3187,9 @@
         <w:t xml:space="preserve">performance.</w:t>
       </w:r>
     </w:p>
-    <w:bookmarkEnd w:id="33"/>
     <w:bookmarkEnd w:id="34"/>
-    <w:bookmarkStart w:id="36" w:name="planted-discrepancy-task"/>
+    <w:bookmarkEnd w:id="35"/>
+    <w:bookmarkStart w:id="37" w:name="planted-discrepancy-task"/>
     <w:p>
       <w:pPr>
         <w:pStyle w:val="Heading2"/>
@@ -2821,7 +3386,7 @@
         <w:t xml:space="preserve">or 8 minutes.</w:t>
       </w:r>
     </w:p>
-    <w:bookmarkStart w:id="35" w:name="information-sheet-disclosure-and-debrief"/>
+    <w:bookmarkStart w:id="36" w:name="information-sheet-disclosure-and-debrief"/>
     <w:p>
       <w:pPr>
         <w:pStyle w:val="Heading3"/>
@@ -2979,9 +3544,9 @@
         <w:t xml:space="preserve">the review workflow supports detection. Your right to withdraw is unchanged.</w:t>
       </w:r>
     </w:p>
-    <w:bookmarkEnd w:id="35"/>
     <w:bookmarkEnd w:id="36"/>
-    <w:bookmarkStart w:id="37" w:name="measures"/>
+    <w:bookmarkEnd w:id="37"/>
+    <w:bookmarkStart w:id="38" w:name="measures"/>
     <w:p>
       <w:pPr>
         <w:pStyle w:val="Heading2"/>
@@ -3244,8 +3809,8 @@
         <w:t xml:space="preserve">Self-report does not replace observed success, time, assists or errors.</w:t>
       </w:r>
     </w:p>
-    <w:bookmarkEnd w:id="37"/>
-    <w:bookmarkStart w:id="38" w:name="second-coding-and-agreement"/>
+    <w:bookmarkEnd w:id="38"/>
+    <w:bookmarkStart w:id="39" w:name="second-coding-and-agreement"/>
     <w:p>
       <w:pPr>
         <w:pStyle w:val="Heading2"/>
@@ -3420,8 +3985,8 @@
         <w:t xml:space="preserve">Do not report agreement only after consensus. Preserve the pre-consensus numbers.</w:t>
       </w:r>
     </w:p>
-    <w:bookmarkEnd w:id="38"/>
-    <w:bookmarkStart w:id="39" w:name="analysis-plan"/>
+    <w:bookmarkEnd w:id="39"/>
+    <w:bookmarkStart w:id="40" w:name="analysis-plan"/>
     <w:p>
       <w:pPr>
         <w:pStyle w:val="Heading2"/>
@@ -3529,8 +4094,8 @@
         <w:t xml:space="preserve">do not claim thematic saturation.</w:t>
       </w:r>
     </w:p>
-    <w:bookmarkEnd w:id="39"/>
-    <w:bookmarkStart w:id="40" w:name="preregistration-and-deviations"/>
+    <w:bookmarkEnd w:id="40"/>
+    <w:bookmarkStart w:id="41" w:name="preregistration-and-deviations"/>
     <w:p>
       <w:pPr>
         <w:pStyle w:val="Heading2"/>
@@ -3714,8 +4279,8 @@
         <w:t xml:space="preserve">whether it was made before or after seeing outcomes.</w:t>
       </w:r>
     </w:p>
-    <w:bookmarkEnd w:id="40"/>
-    <w:bookmarkStart w:id="41" w:name="Xdf8fec300e3134552479035e10521790a1d41c2"/>
+    <w:bookmarkEnd w:id="41"/>
+    <w:bookmarkStart w:id="42" w:name="Xdf8fec300e3134552479035e10521790a1d41c2"/>
     <w:p>
       <w:pPr>
         <w:pStyle w:val="Heading2"/>
@@ -3737,19 +4302,43 @@
         <w:rPr>
           <w:rFonts w:ascii="Calibri" w:hAnsi="Calibri"/>
         </w:rPr>
-        <w:t xml:space="preserve">With explicit consent, the study window and session audio will be recorded solely</w:t>
-      </w:r>
-      <w:r>
-        <w:rPr>
-          <w:rFonts w:ascii="Calibri" w:hAnsi="Calibri"/>
-        </w:rPr>
-        <w:t xml:space="preserve"> </w:t>
-      </w:r>
-      <w:r>
-        <w:rPr>
-          <w:rFonts w:ascii="Calibri" w:hAnsi="Calibri"/>
-        </w:rPr>
-        <w:t xml:space="preserve">to code task time, assists and errors. A recording on a researcher's own computer</w:t>
+        <w:t xml:space="preserve">Active consent to study-window and session-audio recording is required to take part,</w:t>
+      </w:r>
+      <w:r>
+        <w:rPr>
+          <w:rFonts w:ascii="Calibri" w:hAnsi="Calibri"/>
+        </w:rPr>
+        <w:t xml:space="preserve"> </w:t>
+      </w:r>
+      <w:r>
+        <w:rPr>
+          <w:rFonts w:ascii="Calibri" w:hAnsi="Calibri"/>
+        </w:rPr>
+        <w:t xml:space="preserve">because the recording is needed to code task time, assists and errors and to permit</w:t>
+      </w:r>
+      <w:r>
+        <w:rPr>
+          <w:rFonts w:ascii="Calibri" w:hAnsi="Calibri"/>
+        </w:rPr>
+        <w:t xml:space="preserve"> </w:t>
+      </w:r>
+      <w:r>
+        <w:rPr>
+          <w:rFonts w:ascii="Calibri" w:hAnsi="Calibri"/>
+        </w:rPr>
+        <w:t xml:space="preserve">the independent coding check. A person may decline without penalty; they will not</w:t>
+      </w:r>
+      <w:r>
+        <w:rPr>
+          <w:rFonts w:ascii="Calibri" w:hAnsi="Calibri"/>
+        </w:rPr>
+        <w:t xml:space="preserve"> </w:t>
+      </w:r>
+      <w:r>
+        <w:rPr>
+          <w:rFonts w:ascii="Calibri" w:hAnsi="Calibri"/>
+        </w:rPr>
+        <w:t xml:space="preserve">then take part in this recorded study. A recording on a researcher's own computer</w:t>
       </w:r>
       <w:r>
         <w:rPr>
@@ -3942,8 +4531,8 @@
         <w:t xml:space="preserve">and updated participant materials.</w:t>
       </w:r>
     </w:p>
-    <w:bookmarkEnd w:id="41"/>
     <w:bookmarkEnd w:id="42"/>
+    <w:bookmarkEnd w:id="43"/>
     <w:sectPr>
       <w:headerReference w:type="default" r:id="rId9"/>
       <w:footerReference w:type="default" r:id="rId10"/>

--- a/deliverables/AQP_Observed_Researcher_Study_Protocol_v1.docx
+++ b/deliverables/AQP_Observed_Researcher_Study_Protocol_v1.docx
@@ -2,7 +2,7 @@
 <file path=word/document.xml><?xml version="1.0" encoding="utf-8"?>
 <w:document xmlns:w="http://schemas.openxmlformats.org/wordprocessingml/2006/main" xmlns:m="http://schemas.openxmlformats.org/officeDocument/2006/math" xmlns:r="http://schemas.openxmlformats.org/officeDocument/2006/relationships" xmlns:o="urn:schemas-microsoft-com:office:office" xmlns:v="urn:schemas-microsoft-com:vml" xmlns:w10="urn:schemas-microsoft-com:office:word" xmlns:a="http://schemas.openxmlformats.org/drawingml/2006/main" xmlns:pic="http://schemas.openxmlformats.org/drawingml/2006/picture" xmlns:wp="http://schemas.openxmlformats.org/drawingml/2006/wordprocessingDrawing">
   <w:body>
-    <w:bookmarkStart w:id="43" w:name="X7ea149629611337a824e9b3b2eec4e1733745ca"/>
+    <w:bookmarkStart w:id="43" w:name="observed-researcher-study-protocol-v11"/>
     <w:p>
       <w:pPr>
         <w:pStyle w:val="Heading1"/>
@@ -17,7 +17,7 @@
           <w:color w:val="000000"/>
           <w:sz w:val="46"/>
         </w:rPr>
-        <w:t xml:space="preserve">AQP observed researcher study protocol v1.0</w:t>
+        <w:t xml:space="preserve">Observed researcher study protocol v1.1</w:t>
       </w:r>
     </w:p>
     <w:p>
@@ -64,7 +64,7 @@
           <w:color w:val="59636E"/>
           <w:sz w:val="20"/>
         </w:rPr>
-        <w:t xml:space="preserve">Protocol date: 2026-08-09</w:t>
+        <w:t xml:space="preserve">Protocol revised: 2026-08-10</w:t>
       </w:r>
       <w:r>
         <w:rPr>
@@ -3211,69 +3211,154 @@
         <w:rPr>
           <w:rFonts w:ascii="Calibri" w:hAnsi="Calibri"/>
         </w:rPr>
-        <w:t xml:space="preserve">After both setup conditions, give the participant an AQP source sheet and imported</w:t>
-      </w:r>
-      <w:r>
-        <w:rPr>
-          <w:rFonts w:ascii="Calibri" w:hAnsi="Calibri"/>
-        </w:rPr>
-        <w:t xml:space="preserve"> </w:t>
-      </w:r>
-      <w:r>
-        <w:rPr>
-          <w:rFonts w:ascii="Calibri" w:hAnsi="Calibri"/>
-        </w:rPr>
-        <w:t xml:space="preserve">definition that differ in exactly one place: source label for stored value 3 is</w:t>
-      </w:r>
-      <w:r>
-        <w:rPr>
-          <w:rFonts w:ascii="Calibri" w:hAnsi="Calibri"/>
-        </w:rPr>
-        <w:t xml:space="preserve"> </w:t>
-      </w:r>
-      <w:r>
-        <w:rPr>
-          <w:rStyle w:val="VerbatimChar"/>
-          <w:rFonts w:ascii="Calibri" w:hAnsi="Calibri"/>
-        </w:rPr>
-        <w:t xml:space="preserve">Neither agree nor disagree</w:t>
-      </w:r>
-      <w:r>
-        <w:rPr>
-          <w:rFonts w:ascii="Calibri" w:hAnsi="Calibri"/>
-        </w:rPr>
-        <w:t xml:space="preserve">; imported definition shows</w:t>
-      </w:r>
-      <w:r>
-        <w:rPr>
-          <w:rFonts w:ascii="Calibri" w:hAnsi="Calibri"/>
-        </w:rPr>
-        <w:t xml:space="preserve"> </w:t>
-      </w:r>
-      <w:r>
-        <w:rPr>
-          <w:rStyle w:val="VerbatimChar"/>
-          <w:rFonts w:ascii="Calibri" w:hAnsi="Calibri"/>
-        </w:rPr>
-        <w:t xml:space="preserve">Neutral</w:t>
-      </w:r>
-      <w:r>
-        <w:rPr>
-          <w:rFonts w:ascii="Calibri" w:hAnsi="Calibri"/>
-        </w:rPr>
-        <w:t xml:space="preserve">. Everything else</w:t>
-      </w:r>
-      <w:r>
-        <w:rPr>
-          <w:rFonts w:ascii="Calibri" w:hAnsi="Calibri"/>
-        </w:rPr>
-        <w:t xml:space="preserve"> </w:t>
-      </w:r>
-      <w:r>
-        <w:rPr>
-          <w:rFonts w:ascii="Calibri" w:hAnsi="Calibri"/>
-        </w:rPr>
-        <w:t xml:space="preserve">matches.</w:t>
+        <w:t xml:space="preserve">After both setup conditions, give the participant a</w:t>
+      </w:r>
+      <w:r>
+        <w:rPr>
+          <w:rFonts w:ascii="Calibri" w:hAnsi="Calibri"/>
+        </w:rPr>
+        <w:t xml:space="preserve"> </w:t>
+      </w:r>
+      <w:r>
+        <w:rPr>
+          <w:bCs/>
+          <w:rFonts w:ascii="Calibri" w:hAnsi="Calibri"/>
+          <w:b/>
+        </w:rPr>
+        <w:t xml:space="preserve">sealed source sheet</w:t>
+      </w:r>
+      <w:r>
+        <w:rPr>
+          <w:rFonts w:ascii="Calibri" w:hAnsi="Calibri"/>
+        </w:rPr>
+        <w:t xml:space="preserve"> </w:t>
+      </w:r>
+      <w:r>
+        <w:rPr>
+          <w:rFonts w:ascii="Calibri" w:hAnsi="Calibri"/>
+        </w:rPr>
+        <w:t xml:space="preserve">and a</w:t>
+      </w:r>
+      <w:r>
+        <w:rPr>
+          <w:rFonts w:ascii="Calibri" w:hAnsi="Calibri"/>
+        </w:rPr>
+        <w:t xml:space="preserve"> </w:t>
+      </w:r>
+      <w:r>
+        <w:rPr>
+          <w:bCs/>
+          <w:rFonts w:ascii="Calibri" w:hAnsi="Calibri"/>
+          <w:b/>
+        </w:rPr>
+        <w:t xml:space="preserve">sealed imported definition</w:t>
+      </w:r>
+      <w:r>
+        <w:rPr>
+          <w:rFonts w:ascii="Calibri" w:hAnsi="Calibri"/>
+        </w:rPr>
+        <w:t xml:space="preserve"> </w:t>
+      </w:r>
+      <w:r>
+        <w:rPr>
+          <w:rFonts w:ascii="Calibri" w:hAnsi="Calibri"/>
+        </w:rPr>
+        <w:t xml:space="preserve">that differ in exactly one response label.</w:t>
+      </w:r>
+      <w:r>
+        <w:rPr>
+          <w:rFonts w:ascii="Calibri" w:hAnsi="Calibri"/>
+        </w:rPr>
+        <w:t xml:space="preserve"> </w:t>
+      </w:r>
+      <w:r>
+        <w:rPr>
+          <w:rFonts w:ascii="Calibri" w:hAnsi="Calibri"/>
+        </w:rPr>
+        <w:t xml:space="preserve">Everything else must match. The location, source wording and altered wording are</w:t>
+      </w:r>
+      <w:r>
+        <w:rPr>
+          <w:rFonts w:ascii="Calibri" w:hAnsi="Calibri"/>
+        </w:rPr>
+        <w:t xml:space="preserve"> </w:t>
+      </w:r>
+      <w:r>
+        <w:rPr>
+          <w:rFonts w:ascii="Calibri" w:hAnsi="Calibri"/>
+        </w:rPr>
+        <w:t xml:space="preserve">frozen in the private ethics/preregistration appendix and are not published in</w:t>
+      </w:r>
+      <w:r>
+        <w:rPr>
+          <w:rFonts w:ascii="Calibri" w:hAnsi="Calibri"/>
+        </w:rPr>
+        <w:t xml:space="preserve"> </w:t>
+      </w:r>
+      <w:r>
+        <w:rPr>
+          <w:rFonts w:ascii="Calibri" w:hAnsi="Calibri"/>
+        </w:rPr>
+        <w:t xml:space="preserve">the repository before data collection.</w:t>
+      </w:r>
+    </w:p>
+    <w:p>
+      <w:pPr>
+        <w:pStyle w:val="BodyText"/>
+      </w:pPr>
+      <w:r>
+        <w:rPr>
+          <w:rFonts w:ascii="Calibri" w:hAnsi="Calibri"/>
+        </w:rPr>
+        <w:t xml:space="preserve">The discrepancy previously described in public repository history must not be</w:t>
+      </w:r>
+      <w:r>
+        <w:rPr>
+          <w:rFonts w:ascii="Calibri" w:hAnsi="Calibri"/>
+        </w:rPr>
+        <w:t xml:space="preserve"> </w:t>
+      </w:r>
+      <w:r>
+        <w:rPr>
+          <w:rFonts w:ascii="Calibri" w:hAnsi="Calibri"/>
+        </w:rPr>
+        <w:t xml:space="preserve">used. A participant could have seen its answer, so it cannot yield interpretable</w:t>
+      </w:r>
+      <w:r>
+        <w:rPr>
+          <w:rFonts w:ascii="Calibri" w:hAnsi="Calibri"/>
+        </w:rPr>
+        <w:t xml:space="preserve"> </w:t>
+      </w:r>
+      <w:r>
+        <w:rPr>
+          <w:rFonts w:ascii="Calibri" w:hAnsi="Calibri"/>
+        </w:rPr>
+        <w:t xml:space="preserve">detection evidence. Before recruitment, the researcher must use a different</w:t>
+      </w:r>
+      <w:r>
+        <w:rPr>
+          <w:rFonts w:ascii="Calibri" w:hAnsi="Calibri"/>
+        </w:rPr>
+        <w:t xml:space="preserve"> </w:t>
+      </w:r>
+      <w:r>
+        <w:rPr>
+          <w:rFonts w:ascii="Calibri" w:hAnsi="Calibri"/>
+        </w:rPr>
+        <w:t xml:space="preserve">single discrepancy, record both file hashes in the private appendix, and give the</w:t>
+      </w:r>
+      <w:r>
+        <w:rPr>
+          <w:rFonts w:ascii="Calibri" w:hAnsi="Calibri"/>
+        </w:rPr>
+        <w:t xml:space="preserve"> </w:t>
+      </w:r>
+      <w:r>
+        <w:rPr>
+          <w:rFonts w:ascii="Calibri" w:hAnsi="Calibri"/>
+        </w:rPr>
+        <w:t xml:space="preserve">second coder the sealed answer only after their independent coding is frozen.</w:t>
       </w:r>
     </w:p>
     <w:p>
@@ -3487,7 +3572,7 @@
           <w:color w:val="1F4D78"/>
           <w:sz w:val="20"/>
         </w:rPr>
-        <w:t xml:space="preserve">The difference was intentionally inserted by the research team: stored value 3</w:t>
+        <w:t xml:space="preserve">The difference was intentionally inserted by the research team. The source</w:t>
       </w:r>
       <w:r>
         <w:rPr>
@@ -3505,7 +3590,7 @@
           <w:color w:val="1F4D78"/>
           <w:sz w:val="20"/>
         </w:rPr>
-        <w:t xml:space="preserve">was labelled “Neither agree nor disagree” in the source and “Neutral” in the</w:t>
+        <w:t xml:space="preserve">wording was [read the sealed source wording] and the imported file showed [read</w:t>
       </w:r>
       <w:r>
         <w:rPr>
@@ -3523,7 +3608,7 @@
           <w:color w:val="1F4D78"/>
           <w:sz w:val="20"/>
         </w:rPr>
-        <w:t xml:space="preserve">imported definition. It was not your mistake. We used it only to test whether</w:t>
+        <w:t xml:space="preserve">the sealed altered wording]. It was not your mistake. We used it only to test</w:t>
       </w:r>
       <w:r>
         <w:rPr>
@@ -3541,7 +3626,48 @@
           <w:color w:val="1F4D78"/>
           <w:sz w:val="20"/>
         </w:rPr>
-        <w:t xml:space="preserve">the review workflow supports detection. Your right to withdraw is unchanged.</w:t>
+        <w:t xml:space="preserve">whether the review workflow supports detection. Your right to withdraw is</w:t>
+      </w:r>
+      <w:r>
+        <w:rPr>
+          <w:rFonts w:ascii="Calibri" w:hAnsi="Calibri"/>
+          <w:i/>
+          <w:color w:val="1F4D78"/>
+          <w:sz w:val="20"/>
+        </w:rPr>
+        <w:t xml:space="preserve"> </w:t>
+      </w:r>
+      <w:r>
+        <w:rPr>
+          <w:rFonts w:ascii="Calibri" w:hAnsi="Calibri"/>
+          <w:i/>
+          <w:color w:val="1F4D78"/>
+          <w:sz w:val="20"/>
+        </w:rPr>
+        <w:t xml:space="preserve">unchanged.</w:t>
+      </w:r>
+    </w:p>
+    <w:p>
+      <w:pPr>
+        <w:pStyle w:val="FirstParagraph"/>
+      </w:pPr>
+      <w:r>
+        <w:rPr>
+          <w:rFonts w:ascii="Calibri" w:hAnsi="Calibri"/>
+        </w:rPr>
+        <w:t xml:space="preserve">The bracketed wording is filled from the ethics-approved sealed appendix during</w:t>
+      </w:r>
+      <w:r>
+        <w:rPr>
+          <w:rFonts w:ascii="Calibri" w:hAnsi="Calibri"/>
+        </w:rPr>
+        <w:t xml:space="preserve"> </w:t>
+      </w:r>
+      <w:r>
+        <w:rPr>
+          <w:rFonts w:ascii="Calibri" w:hAnsi="Calibri"/>
+        </w:rPr>
+        <w:t xml:space="preserve">the debrief; it is not improvised by the observer.</w:t>
       </w:r>
     </w:p>
     <w:bookmarkEnd w:id="36"/>
@@ -4504,7 +4630,7 @@
         <w:rPr>
           <w:rFonts w:ascii="Calibri" w:hAnsi="Calibri"/>
         </w:rPr>
-        <w:t xml:space="preserve">No payment is planned under protocol version 1.0. Any change to payment,</w:t>
+        <w:t xml:space="preserve">No payment is planned under protocol version 1.1. Any change to payment,</w:t>
       </w:r>
       <w:r>
         <w:rPr>
@@ -4633,7 +4759,7 @@
         <w:color w:val="59636E"/>
         <w:sz w:val="17"/>
       </w:rPr>
-      <w:t>AQP observed researcher study  |  Protocol v1.0 | ethics amendment required</w:t>
+      <w:t>AQP observed researcher study  |  Protocol v1.1 | ethics amendment required</w:t>
     </w:r>
   </w:p>
 </w:hdr>
@@ -4654,7 +4780,7 @@
         <w:color w:val="59636E"/>
         <w:sz w:val="17"/>
       </w:rPr>
-      <w:t>AQP observed researcher study  |  Protocol v1.0 | ethics amendment required</w:t>
+      <w:t>AQP observed researcher study  |  Protocol v1.1 | ethics amendment required</w:t>
     </w:r>
   </w:p>
 </w:hdr>

--- a/deliverables/AQP_Observed_Researcher_Study_Protocol_v1.docx
+++ b/deliverables/AQP_Observed_Researcher_Study_Protocol_v1.docx
@@ -2,7 +2,7 @@
 <file path=word/document.xml><?xml version="1.0" encoding="utf-8"?>
 <w:document xmlns:w="http://schemas.openxmlformats.org/wordprocessingml/2006/main" xmlns:m="http://schemas.openxmlformats.org/officeDocument/2006/math" xmlns:r="http://schemas.openxmlformats.org/officeDocument/2006/relationships" xmlns:o="urn:schemas-microsoft-com:office:office" xmlns:v="urn:schemas-microsoft-com:vml" xmlns:w10="urn:schemas-microsoft-com:office:word" xmlns:a="http://schemas.openxmlformats.org/drawingml/2006/main" xmlns:pic="http://schemas.openxmlformats.org/drawingml/2006/picture" xmlns:wp="http://schemas.openxmlformats.org/drawingml/2006/wordprocessingDrawing">
   <w:body>
-    <w:bookmarkStart w:id="43" w:name="observed-researcher-study-protocol-v11"/>
+    <w:bookmarkStart w:id="45" w:name="observed-researcher-study-protocol-v12"/>
     <w:p>
       <w:pPr>
         <w:pStyle w:val="Heading1"/>
@@ -17,7 +17,7 @@
           <w:color w:val="000000"/>
           <w:sz w:val="46"/>
         </w:rPr>
-        <w:t xml:space="preserve">Observed researcher study protocol v1.1</w:t>
+        <w:t xml:space="preserve">Observed researcher study protocol v1.2</w:t>
       </w:r>
     </w:p>
     <w:p>
@@ -356,19 +356,19 @@
         <w:rPr>
           <w:rFonts w:ascii="Calibri" w:hAnsi="Calibri"/>
         </w:rPr>
-        <w:t xml:space="preserve">Can the AQP source-review workflow help researchers detect one seeded</w:t>
-      </w:r>
-      <w:r>
-        <w:rPr>
-          <w:rFonts w:ascii="Calibri" w:hAnsi="Calibri"/>
-        </w:rPr>
-        <w:t xml:space="preserve"> </w:t>
-      </w:r>
-      <w:r>
-        <w:rPr>
-          <w:rFonts w:ascii="Calibri" w:hAnsi="Calibri"/>
-        </w:rPr>
-        <w:t xml:space="preserve">discrepancy before a participant link is released?</w:t>
+        <w:t xml:space="preserve">Can researchers detect one seeded discrepancy while using the AQP</w:t>
+      </w:r>
+      <w:r>
+        <w:rPr>
+          <w:rFonts w:ascii="Calibri" w:hAnsi="Calibri"/>
+        </w:rPr>
+        <w:t xml:space="preserve"> </w:t>
+      </w:r>
+      <w:r>
+        <w:rPr>
+          <w:rFonts w:ascii="Calibri" w:hAnsi="Calibri"/>
+        </w:rPr>
+        <w:t xml:space="preserve">source-review workflow before a participant link is released?</w:t>
       </w:r>
     </w:p>
     <w:p>
@@ -568,47 +568,130 @@
         <w:rPr>
           <w:rFonts w:ascii="Calibri" w:hAnsi="Calibri"/>
         </w:rPr>
-        <w:t xml:space="preserve">exclude a participant after seeing task outcomes. Target 6 or 8 participants so</w:t>
-      </w:r>
-      <w:r>
-        <w:rPr>
-          <w:rFonts w:ascii="Calibri" w:hAnsi="Calibri"/>
-        </w:rPr>
-        <w:t xml:space="preserve"> </w:t>
-      </w:r>
-      <w:r>
-        <w:rPr>
-          <w:rFonts w:ascii="Calibri" w:hAnsi="Calibri"/>
-        </w:rPr>
-        <w:t xml:space="preserve">the two orders contain 3/3 or 4/4 participants. If exactly 7 complete, assign the</w:t>
-      </w:r>
-      <w:r>
-        <w:rPr>
-          <w:rFonts w:ascii="Calibri" w:hAnsi="Calibri"/>
-        </w:rPr>
-        <w:t xml:space="preserve"> </w:t>
-      </w:r>
-      <w:r>
-        <w:rPr>
-          <w:rFonts w:ascii="Calibri" w:hAnsi="Calibri"/>
-        </w:rPr>
-        <w:t xml:space="preserve">last order at random and report the 4/3 imbalance. Do not replace a difficult case</w:t>
-      </w:r>
-      <w:r>
-        <w:rPr>
-          <w:rFonts w:ascii="Calibri" w:hAnsi="Calibri"/>
-        </w:rPr>
-        <w:t xml:space="preserve"> </w:t>
-      </w:r>
-      <w:r>
-        <w:rPr>
-          <w:rFonts w:ascii="Calibri" w:hAnsi="Calibri"/>
-        </w:rPr>
-        <w:t xml:space="preserve">because of performance.</w:t>
+        <w:t xml:space="preserve">exclude a participant after seeing task outcomes. Before recruitment, generate</w:t>
+      </w:r>
+      <w:r>
+        <w:rPr>
+          <w:rFonts w:ascii="Calibri" w:hAnsi="Calibri"/>
+        </w:rPr>
+        <w:t xml:space="preserve"> </w:t>
+      </w:r>
+      <w:r>
+        <w:rPr>
+          <w:rFonts w:ascii="Calibri" w:hAnsi="Calibri"/>
+        </w:rPr>
+        <w:t xml:space="preserve">and freeze eight concealed allocation slots containing four AQ and four QA</w:t>
+      </w:r>
+      <w:r>
+        <w:rPr>
+          <w:rFonts w:ascii="Calibri" w:hAnsi="Calibri"/>
+        </w:rPr>
+        <w:t xml:space="preserve"> </w:t>
+      </w:r>
+      <w:r>
+        <w:rPr>
+          <w:rFonts w:ascii="Calibri" w:hAnsi="Calibri"/>
+        </w:rPr>
+        <w:t xml:space="preserve">assignments, using the preregistered seed and algorithm. Allocate the next slot in</w:t>
+      </w:r>
+      <w:r>
+        <w:rPr>
+          <w:rFonts w:ascii="Calibri" w:hAnsi="Calibri"/>
+        </w:rPr>
+        <w:t xml:space="preserve"> </w:t>
+      </w:r>
+      <w:r>
+        <w:rPr>
+          <w:rFonts w:ascii="Calibri" w:hAnsi="Calibri"/>
+        </w:rPr>
+        <w:t xml:space="preserve">enrolment order. If only 6 or 7 usable sessions result, report the actual order</w:t>
+      </w:r>
+      <w:r>
+        <w:rPr>
+          <w:rFonts w:ascii="Calibri" w:hAnsi="Calibri"/>
+        </w:rPr>
+        <w:t xml:space="preserve"> </w:t>
+      </w:r>
+      <w:r>
+        <w:rPr>
+          <w:rFonts w:ascii="Calibri" w:hAnsi="Calibri"/>
+        </w:rPr>
+        <w:t xml:space="preserve">counts and any imbalance; do not adapt later assignments after seeing outcomes.</w:t>
+      </w:r>
+    </w:p>
+    <w:p>
+      <w:pPr>
+        <w:pStyle w:val="BodyText"/>
+      </w:pPr>
+      <w:r>
+        <w:rPr>
+          <w:rFonts w:ascii="Calibri" w:hAnsi="Calibri"/>
+        </w:rPr>
+        <w:t xml:space="preserve">A slot may be reused only when the enrolled person withdraws before the order is</w:t>
+      </w:r>
+      <w:r>
+        <w:rPr>
+          <w:rFonts w:ascii="Calibri" w:hAnsi="Calibri"/>
+        </w:rPr>
+        <w:t xml:space="preserve"> </w:t>
+      </w:r>
+      <w:r>
+        <w:rPr>
+          <w:rFonts w:ascii="Calibri" w:hAnsi="Calibri"/>
+        </w:rPr>
+        <w:t xml:space="preserve">revealed and before any condition action or recording begins. Keep the same slot</w:t>
+      </w:r>
+      <w:r>
+        <w:rPr>
+          <w:rFonts w:ascii="Calibri" w:hAnsi="Calibri"/>
+        </w:rPr>
+        <w:t xml:space="preserve"> </w:t>
+      </w:r>
+      <w:r>
+        <w:rPr>
+          <w:rFonts w:ascii="Calibri" w:hAnsi="Calibri"/>
+        </w:rPr>
+        <w:t xml:space="preserve">if that person is rescheduled after a study-owned failure before data collection.</w:t>
+      </w:r>
+      <w:r>
+        <w:rPr>
+          <w:rFonts w:ascii="Calibri" w:hAnsi="Calibri"/>
+        </w:rPr>
+        <w:t xml:space="preserve"> </w:t>
+      </w:r>
+      <w:r>
+        <w:rPr>
+          <w:rFonts w:ascii="Calibri" w:hAnsi="Calibri"/>
+        </w:rPr>
+        <w:t xml:space="preserve">Once a condition action has occurred, do not reuse the slot after withdrawal,</w:t>
+      </w:r>
+      <w:r>
+        <w:rPr>
+          <w:rFonts w:ascii="Calibri" w:hAnsi="Calibri"/>
+        </w:rPr>
+        <w:t xml:space="preserve"> </w:t>
+      </w:r>
+      <w:r>
+        <w:rPr>
+          <w:rFonts w:ascii="Calibri" w:hAnsi="Calibri"/>
+        </w:rPr>
+        <w:t xml:space="preserve">technical failure or exclusion; retain the case disposition and report it. Never</w:t>
+      </w:r>
+      <w:r>
+        <w:rPr>
+          <w:rFonts w:ascii="Calibri" w:hAnsi="Calibri"/>
+        </w:rPr>
+        <w:t xml:space="preserve"> </w:t>
+      </w:r>
+      <w:r>
+        <w:rPr>
+          <w:rFonts w:ascii="Calibri" w:hAnsi="Calibri"/>
+        </w:rPr>
+        <w:t xml:space="preserve">replace a difficult case because of performance.</w:t>
       </w:r>
     </w:p>
     <w:bookmarkEnd w:id="22"/>
-    <w:bookmarkStart w:id="27" w:name="frozen-systems-and-starting-states"/>
+    <w:bookmarkStart w:id="29" w:name="frozen-systems-and-starting-states"/>
     <w:p>
       <w:pPr>
         <w:pStyle w:val="Heading2"/>
@@ -1007,6 +1090,63 @@
                 <w:rFonts w:ascii="Calibri" w:hAnsi="Calibri"/>
                 <w:sz w:val="18"/>
               </w:rPr>
+              <w:t xml:space="preserve">End-state map</w:t>
+            </w:r>
+          </w:p>
+        </w:tc>
+        <w:tc>
+          <w:tcPr>
+            <w:tcW w:type="dxa" w:w="6480"/>
+            <w:vAlign w:val="top"/>
+            <w:tcMar>
+              <w:top w:w="80" w:type="dxa"/>
+              <w:bottom w:w="80" w:type="dxa"/>
+              <w:start w:w="120" w:type="dxa"/>
+              <w:end w:w="120" w:type="dxa"/>
+            </w:tcMar>
+          </w:tcPr>
+          <w:p>
+            <w:pPr>
+              <w:pStyle w:val="Compact"/>
+              <w:spacing w:before="0" w:after="60" w:line="240" w:lineRule="auto"/>
+              <w:jc w:val="left"/>
+            </w:pPr>
+            <w:r>
+              <w:rPr>
+                <w:rFonts w:ascii="Calibri" w:hAnsi="Calibri"/>
+                <w:sz w:val="18"/>
+              </w:rPr>
+              <w:t xml:space="preserve">Approved AQP/Qualtrics checkpoint-map version, synthetic-vector file hash and post-condition measures-sheet version</w:t>
+            </w:r>
+          </w:p>
+        </w:tc>
+      </w:tr>
+      <w:tr>
+        <w:trPr>
+          <w:cantSplit/>
+        </w:trPr>
+        <w:tc>
+          <w:tcPr>
+            <w:tcW w:type="dxa" w:w="2880"/>
+            <w:vAlign w:val="top"/>
+            <w:tcMar>
+              <w:top w:w="80" w:type="dxa"/>
+              <w:bottom w:w="80" w:type="dxa"/>
+              <w:start w:w="120" w:type="dxa"/>
+              <w:end w:w="120" w:type="dxa"/>
+            </w:tcMar>
+          </w:tcPr>
+          <w:p>
+            <w:pPr>
+              <w:pStyle w:val="Compact"/>
+              <w:spacing w:before="0" w:after="60" w:line="240" w:lineRule="auto"/>
+              <w:jc w:val="left"/>
+            </w:pPr>
+            <w:r>
+              <w:rPr>
+                <w:rFonts w:ascii="Calibri" w:hAnsi="Calibri"/>
+                <w:sz w:val="18"/>
+              </w:rPr>
               <w:t xml:space="preserve">Preregistration</w:t>
             </w:r>
           </w:p>
@@ -1033,7 +1173,7 @@
                 <w:rFonts w:ascii="Calibri" w:hAnsi="Calibri"/>
                 <w:sz w:val="18"/>
               </w:rPr>
-              <w:t xml:space="preserve">Public/approved record URL or DOI, timestamp, random seed and concealed AQ/QA allocation list</w:t>
+              <w:t xml:space="preserve">Public/approved record URL or DOI, timestamp, random seed, generation algorithm and concealed eight-slot AQ/QA allocation list</w:t>
             </w:r>
           </w:p>
         </w:tc>
@@ -1317,19 +1457,70 @@
         <w:rPr>
           <w:rFonts w:ascii="Calibri" w:hAnsi="Calibri"/>
         </w:rPr>
-        <w:t xml:space="preserve">part of the named release. No study title, task, participant code, collection</w:t>
-      </w:r>
-      <w:r>
-        <w:rPr>
-          <w:rFonts w:ascii="Calibri" w:hAnsi="Calibri"/>
-        </w:rPr>
-        <w:t xml:space="preserve"> </w:t>
-      </w:r>
-      <w:r>
-        <w:rPr>
-          <w:rFonts w:ascii="Calibri" w:hAnsi="Calibri"/>
-        </w:rPr>
-        <w:t xml:space="preserve">choice or participant link has been configured.</w:t>
+        <w:t xml:space="preserve">part of the named release. No study title, task, participant code or participant</w:t>
+      </w:r>
+      <w:r>
+        <w:rPr>
+          <w:rFonts w:ascii="Calibri" w:hAnsi="Calibri"/>
+        </w:rPr>
+        <w:t xml:space="preserve"> </w:t>
+      </w:r>
+      <w:r>
+        <w:rPr>
+          <w:rFonts w:ascii="Calibri" w:hAnsi="Calibri"/>
+        </w:rPr>
+        <w:t xml:space="preserve">link has been configured. The required collection end state is frozen as</w:t>
+      </w:r>
+      <w:r>
+        <w:rPr>
+          <w:rFonts w:ascii="Calibri" w:hAnsi="Calibri"/>
+        </w:rPr>
+        <w:t xml:space="preserve"> </w:t>
+      </w:r>
+      <w:r>
+        <w:rPr>
+          <w:bCs/>
+          <w:rFonts w:ascii="Calibri" w:hAnsi="Calibri"/>
+          <w:b/>
+        </w:rPr>
+        <w:t xml:space="preserve">This browser only</w:t>
+      </w:r>
+      <w:r>
+        <w:rPr>
+          <w:rFonts w:ascii="Calibri" w:hAnsi="Calibri"/>
+        </w:rPr>
+        <w:t xml:space="preserve"> </w:t>
+      </w:r>
+      <w:r>
+        <w:rPr>
+          <w:rFonts w:ascii="Calibri" w:hAnsi="Calibri"/>
+        </w:rPr>
+        <w:t xml:space="preserve">(</w:t>
+      </w:r>
+      <w:r>
+        <w:rPr>
+          <w:rStyle w:val="VerbatimChar"/>
+          <w:rFonts w:ascii="Calibri" w:hAnsi="Calibri"/>
+        </w:rPr>
+        <w:t xml:space="preserve">collection.mode = local</w:t>
+      </w:r>
+      <w:r>
+        <w:rPr>
+          <w:rFonts w:ascii="Calibri" w:hAnsi="Calibri"/>
+        </w:rPr>
+        <w:t xml:space="preserve">); participants may not choose a</w:t>
+      </w:r>
+      <w:r>
+        <w:rPr>
+          <w:rFonts w:ascii="Calibri" w:hAnsi="Calibri"/>
+        </w:rPr>
+        <w:t xml:space="preserve"> </w:t>
+      </w:r>
+      <w:r>
+        <w:rPr>
+          <w:rFonts w:ascii="Calibri" w:hAnsi="Calibri"/>
+        </w:rPr>
+        <w:t xml:space="preserve">different collection route.</w:t>
       </w:r>
     </w:p>
     <w:bookmarkEnd w:id="24"/>
@@ -1416,31 +1607,50 @@
         <w:rPr>
           <w:rFonts w:ascii="Calibri" w:hAnsi="Calibri"/>
         </w:rPr>
-        <w:t xml:space="preserve">pre-verified Brooke score calculation. It contains no study-specific title/task,</w:t>
-      </w:r>
-      <w:r>
-        <w:rPr>
-          <w:rFonts w:ascii="Calibri" w:hAnsi="Calibri"/>
-        </w:rPr>
-        <w:t xml:space="preserve"> </w:t>
-      </w:r>
-      <w:r>
-        <w:rPr>
-          <w:rFonts w:ascii="Calibri" w:hAnsi="Calibri"/>
-        </w:rPr>
-        <w:t xml:space="preserve">participant code or distribution link. The library/template is explicitly</w:t>
-      </w:r>
-      <w:r>
-        <w:rPr>
-          <w:rFonts w:ascii="Calibri" w:hAnsi="Calibri"/>
-        </w:rPr>
-        <w:t xml:space="preserve"> </w:t>
-      </w:r>
-      <w:r>
-        <w:rPr>
-          <w:rFonts w:ascii="Calibri" w:hAnsi="Calibri"/>
-        </w:rPr>
-        <w:t xml:space="preserve">available; participants are</w:t>
+        <w:t xml:space="preserve">pre-verified Brooke score calculation. It contains a blank first-page descriptive</w:t>
+      </w:r>
+      <w:r>
+        <w:rPr>
+          <w:rFonts w:ascii="Calibri" w:hAnsi="Calibri"/>
+        </w:rPr>
+        <w:t xml:space="preserve"> </w:t>
+      </w:r>
+      <w:r>
+        <w:rPr>
+          <w:rFonts w:ascii="Calibri" w:hAnsi="Calibri"/>
+        </w:rPr>
+        <w:t xml:space="preserve">text placeholder and an empty Survey Flow Embedded Data field named</w:t>
+      </w:r>
+      <w:r>
+        <w:rPr>
+          <w:rFonts w:ascii="Calibri" w:hAnsi="Calibri"/>
+        </w:rPr>
+        <w:t xml:space="preserve"> </w:t>
+      </w:r>
+      <w:r>
+        <w:rPr>
+          <w:rStyle w:val="VerbatimChar"/>
+          <w:rFonts w:ascii="Calibri" w:hAnsi="Calibri"/>
+        </w:rPr>
+        <w:t xml:space="preserve">participant_code</w:t>
+      </w:r>
+      <w:r>
+        <w:rPr>
+          <w:rFonts w:ascii="Calibri" w:hAnsi="Calibri"/>
+        </w:rPr>
+        <w:t xml:space="preserve">, but no study-specific title/task, code value or distribution</w:t>
+      </w:r>
+      <w:r>
+        <w:rPr>
+          <w:rFonts w:ascii="Calibri" w:hAnsi="Calibri"/>
+        </w:rPr>
+        <w:t xml:space="preserve"> </w:t>
+      </w:r>
+      <w:r>
+        <w:rPr>
+          <w:rFonts w:ascii="Calibri" w:hAnsi="Calibri"/>
+        </w:rPr>
+        <w:t xml:space="preserve">link. The library/template is explicitly available; participants are</w:t>
       </w:r>
       <w:r>
         <w:rPr>
@@ -1809,24 +2019,1058 @@
         <w:rPr>
           <w:rFonts w:ascii="Calibri" w:hAnsi="Calibri"/>
         </w:rPr>
-        <w:t xml:space="preserve">The coordinator verifies the artefact after the task. A page saying “complete” is</w:t>
-      </w:r>
-      <w:r>
-        <w:rPr>
-          <w:rFonts w:ascii="Calibri" w:hAnsi="Calibri"/>
-        </w:rPr>
-        <w:t xml:space="preserve"> </w:t>
-      </w:r>
-      <w:r>
-        <w:rPr>
-          <w:rFonts w:ascii="Calibri" w:hAnsi="Calibri"/>
-        </w:rPr>
-        <w:t xml:space="preserve">not sufficient.</w:t>
+        <w:t xml:space="preserve">The participant's timed task is configuration only. They do not answer SUS as part</w:t>
+      </w:r>
+      <w:r>
+        <w:rPr>
+          <w:rFonts w:ascii="Calibri" w:hAnsi="Calibri"/>
+        </w:rPr>
+        <w:t xml:space="preserve"> </w:t>
+      </w:r>
+      <w:r>
+        <w:rPr>
+          <w:rFonts w:ascii="Calibri" w:hAnsi="Calibri"/>
+        </w:rPr>
+        <w:t xml:space="preserve">of the timed setup. Timing stops when they declare the setup complete or reach the</w:t>
+      </w:r>
+      <w:r>
+        <w:rPr>
+          <w:rFonts w:ascii="Calibri" w:hAnsi="Calibri"/>
+        </w:rPr>
+        <w:t xml:space="preserve"> </w:t>
+      </w:r>
+      <w:r>
+        <w:rPr>
+          <w:rFonts w:ascii="Calibri" w:hAnsi="Calibri"/>
+        </w:rPr>
+        <w:t xml:space="preserve">limit. The observer then performs the frozen, untimed synthetic verification below.</w:t>
+      </w:r>
+      <w:r>
+        <w:rPr>
+          <w:rFonts w:ascii="Calibri" w:hAnsi="Calibri"/>
+        </w:rPr>
+        <w:t xml:space="preserve"> </w:t>
+      </w:r>
+      <w:r>
+        <w:rPr>
+          <w:rFonts w:ascii="Calibri" w:hAnsi="Calibri"/>
+        </w:rPr>
+        <w:t xml:space="preserve">A page saying “complete” is not sufficient.</w:t>
       </w:r>
     </w:p>
     <w:bookmarkEnd w:id="26"/>
+    <w:bookmarkStart w:id="27" w:name="frozen-condition-to-checkpoint-mapping"/>
+    <w:p>
+      <w:pPr>
+        <w:pStyle w:val="Heading3"/>
+        <w:keepNext/>
+        <w:keepLines/>
+      </w:pPr>
+      <w:r>
+        <w:rPr>
+          <w:rFonts w:ascii="Calibri" w:hAnsi="Calibri"/>
+        </w:rPr>
+        <w:t xml:space="preserve">Frozen condition-to-checkpoint mapping</w:t>
+      </w:r>
+    </w:p>
+    <w:tbl>
+      <w:tblPr>
+        <w:tblW w:type="dxa" w:w="9360"/>
+        <w:jc w:val="left"/>
+        <w:tblLayout w:type="fixed"/>
+        <w:tblLook w:firstRow="1" w:lastRow="0" w:firstColumn="0" w:lastColumn="0" w:noHBand="0" w:noVBand="0" w:val="0020"/>
+        <w:tblInd w:type="dxa" w:w="120"/>
+      </w:tblPr>
+      <w:tblGrid>
+        <w:gridCol w:w="2880"/>
+        <w:gridCol w:w="3168"/>
+        <w:gridCol w:w="3312"/>
+      </w:tblGrid>
+      <w:tr>
+        <w:trPr>
+          <w:tblHeader w:val="true"/>
+          <w:tblHeader w:val="true"/>
+          <w:cantSplit/>
+        </w:trPr>
+        <w:tc>
+          <w:tcPr>
+            <w:vAlign w:val="top"/>
+            <w:tcW w:type="dxa" w:w="2880"/>
+            <w:shd w:fill="F2F4F7"/>
+            <w:tcMar>
+              <w:top w:w="80" w:type="dxa"/>
+              <w:bottom w:w="80" w:type="dxa"/>
+              <w:start w:w="120" w:type="dxa"/>
+              <w:end w:w="120" w:type="dxa"/>
+            </w:tcMar>
+          </w:tcPr>
+          <w:p>
+            <w:pPr>
+              <w:pStyle w:val="Compact"/>
+              <w:spacing w:before="0" w:after="60" w:line="240" w:lineRule="auto"/>
+              <w:jc w:val="left"/>
+            </w:pPr>
+            <w:r>
+              <w:rPr>
+                <w:rFonts w:ascii="Calibri" w:hAnsi="Calibri"/>
+                <w:b/>
+                <w:sz w:val="18"/>
+              </w:rPr>
+              <w:t xml:space="preserve">Requirement</w:t>
+            </w:r>
+          </w:p>
+        </w:tc>
+        <w:tc>
+          <w:tcPr>
+            <w:vAlign w:val="top"/>
+            <w:tcW w:type="dxa" w:w="3168"/>
+            <w:shd w:fill="F2F4F7"/>
+            <w:tcMar>
+              <w:top w:w="80" w:type="dxa"/>
+              <w:bottom w:w="80" w:type="dxa"/>
+              <w:start w:w="120" w:type="dxa"/>
+              <w:end w:w="120" w:type="dxa"/>
+            </w:tcMar>
+          </w:tcPr>
+          <w:p>
+            <w:pPr>
+              <w:pStyle w:val="Compact"/>
+              <w:spacing w:before="0" w:after="60" w:line="240" w:lineRule="auto"/>
+              <w:jc w:val="left"/>
+            </w:pPr>
+            <w:r>
+              <w:rPr>
+                <w:rFonts w:ascii="Calibri" w:hAnsi="Calibri"/>
+                <w:b/>
+                <w:sz w:val="18"/>
+              </w:rPr>
+              <w:t xml:space="preserve">AQP observable pass</w:t>
+            </w:r>
+          </w:p>
+        </w:tc>
+        <w:tc>
+          <w:tcPr>
+            <w:vAlign w:val="top"/>
+            <w:tcW w:type="dxa" w:w="3312"/>
+            <w:shd w:fill="F2F4F7"/>
+            <w:tcMar>
+              <w:top w:w="80" w:type="dxa"/>
+              <w:bottom w:w="80" w:type="dxa"/>
+              <w:start w:w="120" w:type="dxa"/>
+              <w:end w:w="120" w:type="dxa"/>
+            </w:tcMar>
+          </w:tcPr>
+          <w:p>
+            <w:pPr>
+              <w:pStyle w:val="Compact"/>
+              <w:spacing w:before="0" w:after="60" w:line="240" w:lineRule="auto"/>
+              <w:jc w:val="left"/>
+            </w:pPr>
+            <w:r>
+              <w:rPr>
+                <w:rFonts w:ascii="Calibri" w:hAnsi="Calibri"/>
+                <w:b/>
+                <w:sz w:val="18"/>
+              </w:rPr>
+              <w:t xml:space="preserve">Qualtrics observable pass</w:t>
+            </w:r>
+          </w:p>
+        </w:tc>
+      </w:tr>
+      <w:tr>
+        <w:trPr>
+          <w:cantSplit/>
+        </w:trPr>
+        <w:tc>
+          <w:tcPr>
+            <w:tcW w:type="dxa" w:w="2880"/>
+            <w:vAlign w:val="top"/>
+            <w:tcMar>
+              <w:top w:w="80" w:type="dxa"/>
+              <w:bottom w:w="80" w:type="dxa"/>
+              <w:start w:w="120" w:type="dxa"/>
+              <w:end w:w="120" w:type="dxa"/>
+            </w:tcMar>
+          </w:tcPr>
+          <w:p>
+            <w:pPr>
+              <w:pStyle w:val="Compact"/>
+              <w:spacing w:before="0" w:after="60" w:line="240" w:lineRule="auto"/>
+              <w:jc w:val="left"/>
+            </w:pPr>
+            <w:r>
+              <w:rPr>
+                <w:rFonts w:ascii="Calibri" w:hAnsi="Calibri"/>
+                <w:sz w:val="18"/>
+              </w:rPr>
+              <w:t xml:space="preserve">Study title and task</w:t>
+            </w:r>
+          </w:p>
+        </w:tc>
+        <w:tc>
+          <w:tcPr>
+            <w:tcW w:type="dxa" w:w="3168"/>
+            <w:vAlign w:val="top"/>
+            <w:tcMar>
+              <w:top w:w="80" w:type="dxa"/>
+              <w:bottom w:w="80" w:type="dxa"/>
+              <w:start w:w="120" w:type="dxa"/>
+              <w:end w:w="120" w:type="dxa"/>
+            </w:tcMar>
+          </w:tcPr>
+          <w:p>
+            <w:pPr>
+              <w:pStyle w:val="Compact"/>
+              <w:spacing w:before="0" w:after="60" w:line="240" w:lineRule="auto"/>
+              <w:jc w:val="left"/>
+            </w:pPr>
+            <w:r>
+              <w:rPr>
+                <w:rFonts w:ascii="Calibri" w:hAnsi="Calibri"/>
+                <w:sz w:val="18"/>
+              </w:rPr>
+              <w:t xml:space="preserve">Generated participant page shows the exact title and task from the configuration.</w:t>
+            </w:r>
+          </w:p>
+        </w:tc>
+        <w:tc>
+          <w:tcPr>
+            <w:tcW w:type="dxa" w:w="3312"/>
+            <w:vAlign w:val="top"/>
+            <w:tcMar>
+              <w:top w:w="80" w:type="dxa"/>
+              <w:bottom w:w="80" w:type="dxa"/>
+              <w:start w:w="120" w:type="dxa"/>
+              <w:end w:w="120" w:type="dxa"/>
+            </w:tcMar>
+          </w:tcPr>
+          <w:p>
+            <w:pPr>
+              <w:pStyle w:val="Compact"/>
+              <w:spacing w:before="0" w:after="60" w:line="240" w:lineRule="auto"/>
+              <w:jc w:val="left"/>
+            </w:pPr>
+            <w:r>
+              <w:rPr>
+                <w:rFonts w:ascii="Calibri" w:hAnsi="Calibri"/>
+                <w:sz w:val="18"/>
+              </w:rPr>
+              <w:t xml:space="preserve">Project is named</w:t>
+            </w:r>
+            <w:r>
+              <w:rPr>
+                <w:rFonts w:ascii="Calibri" w:hAnsi="Calibri"/>
+                <w:sz w:val="18"/>
+              </w:rPr>
+              <w:t xml:space="preserve"> </w:t>
+            </w:r>
+            <w:r>
+              <w:rPr>
+                <w:rStyle w:val="VerbatimChar"/>
+                <w:rFonts w:ascii="Calibri" w:hAnsi="Calibri"/>
+                <w:sz w:val="18"/>
+              </w:rPr>
+              <w:t xml:space="preserve">Researcher setup comparison</w:t>
+            </w:r>
+            <w:r>
+              <w:rPr>
+                <w:rFonts w:ascii="Calibri" w:hAnsi="Calibri"/>
+                <w:sz w:val="18"/>
+              </w:rPr>
+              <w:t xml:space="preserve">; the first visible descriptive-text page shows the exact title and task.</w:t>
+            </w:r>
+          </w:p>
+        </w:tc>
+      </w:tr>
+      <w:tr>
+        <w:trPr>
+          <w:cantSplit/>
+        </w:trPr>
+        <w:tc>
+          <w:tcPr>
+            <w:tcW w:type="dxa" w:w="2880"/>
+            <w:vAlign w:val="top"/>
+            <w:tcMar>
+              <w:top w:w="80" w:type="dxa"/>
+              <w:bottom w:w="80" w:type="dxa"/>
+              <w:start w:w="120" w:type="dxa"/>
+              <w:end w:w="120" w:type="dxa"/>
+            </w:tcMar>
+          </w:tcPr>
+          <w:p>
+            <w:pPr>
+              <w:pStyle w:val="Compact"/>
+              <w:spacing w:before="0" w:after="60" w:line="240" w:lineRule="auto"/>
+              <w:jc w:val="left"/>
+            </w:pPr>
+            <w:r>
+              <w:rPr>
+                <w:rFonts w:ascii="Calibri" w:hAnsi="Calibri"/>
+                <w:sz w:val="18"/>
+              </w:rPr>
+              <w:t xml:space="preserve">Participant code</w:t>
+            </w:r>
+          </w:p>
+        </w:tc>
+        <w:tc>
+          <w:tcPr>
+            <w:tcW w:type="dxa" w:w="3168"/>
+            <w:vAlign w:val="top"/>
+            <w:tcMar>
+              <w:top w:w="80" w:type="dxa"/>
+              <w:bottom w:w="80" w:type="dxa"/>
+              <w:start w:w="120" w:type="dxa"/>
+              <w:end w:w="120" w:type="dxa"/>
+            </w:tcMar>
+          </w:tcPr>
+          <w:p>
+            <w:pPr>
+              <w:pStyle w:val="Compact"/>
+              <w:spacing w:before="0" w:after="60" w:line="240" w:lineRule="auto"/>
+              <w:jc w:val="left"/>
+            </w:pPr>
+            <w:r>
+              <w:rPr>
+                <w:rFonts w:ascii="Calibri" w:hAnsi="Calibri"/>
+                <w:sz w:val="18"/>
+              </w:rPr>
+              <w:t xml:space="preserve">Generated participant-specific link opens with editable code</w:t>
+            </w:r>
+            <w:r>
+              <w:rPr>
+                <w:rFonts w:ascii="Calibri" w:hAnsi="Calibri"/>
+                <w:sz w:val="18"/>
+              </w:rPr>
+              <w:t xml:space="preserve"> </w:t>
+            </w:r>
+            <w:r>
+              <w:rPr>
+                <w:rStyle w:val="VerbatimChar"/>
+                <w:rFonts w:ascii="Calibri" w:hAnsi="Calibri"/>
+                <w:sz w:val="18"/>
+              </w:rPr>
+              <w:t xml:space="preserve">RESEARCHER-DEMO</w:t>
+            </w:r>
+            <w:r>
+              <w:rPr>
+                <w:rFonts w:ascii="Calibri" w:hAnsi="Calibri"/>
+                <w:sz w:val="18"/>
+              </w:rPr>
+              <w:t xml:space="preserve">; configuration uses local collection.</w:t>
+            </w:r>
+          </w:p>
+        </w:tc>
+        <w:tc>
+          <w:tcPr>
+            <w:tcW w:type="dxa" w:w="3312"/>
+            <w:vAlign w:val="top"/>
+            <w:tcMar>
+              <w:top w:w="80" w:type="dxa"/>
+              <w:bottom w:w="80" w:type="dxa"/>
+              <w:start w:w="120" w:type="dxa"/>
+              <w:end w:w="120" w:type="dxa"/>
+            </w:tcMar>
+          </w:tcPr>
+          <w:p>
+            <w:pPr>
+              <w:pStyle w:val="Compact"/>
+              <w:spacing w:before="0" w:after="60" w:line="240" w:lineRule="auto"/>
+              <w:jc w:val="left"/>
+            </w:pPr>
+            <w:r>
+              <w:rPr>
+                <w:rFonts w:ascii="Calibri" w:hAnsi="Calibri"/>
+                <w:sz w:val="18"/>
+              </w:rPr>
+              <w:t xml:space="preserve">Anonymous distribution link carries</w:t>
+            </w:r>
+            <w:r>
+              <w:rPr>
+                <w:rFonts w:ascii="Calibri" w:hAnsi="Calibri"/>
+                <w:sz w:val="18"/>
+              </w:rPr>
+              <w:t xml:space="preserve"> </w:t>
+            </w:r>
+            <w:r>
+              <w:rPr>
+                <w:rStyle w:val="VerbatimChar"/>
+                <w:rFonts w:ascii="Calibri" w:hAnsi="Calibri"/>
+                <w:sz w:val="18"/>
+              </w:rPr>
+              <w:t xml:space="preserve">participant_code=RESEARCHER-DEMO</w:t>
+            </w:r>
+            <w:r>
+              <w:rPr>
+                <w:rFonts w:ascii="Calibri" w:hAnsi="Calibri"/>
+                <w:sz w:val="18"/>
+              </w:rPr>
+              <w:t xml:space="preserve">; the response row stores that exact value in the</w:t>
+            </w:r>
+            <w:r>
+              <w:rPr>
+                <w:rFonts w:ascii="Calibri" w:hAnsi="Calibri"/>
+                <w:sz w:val="18"/>
+              </w:rPr>
+              <w:t xml:space="preserve"> </w:t>
+            </w:r>
+            <w:r>
+              <w:rPr>
+                <w:rStyle w:val="VerbatimChar"/>
+                <w:rFonts w:ascii="Calibri" w:hAnsi="Calibri"/>
+                <w:sz w:val="18"/>
+              </w:rPr>
+              <w:t xml:space="preserve">participant_code</w:t>
+            </w:r>
+            <w:r>
+              <w:rPr>
+                <w:rFonts w:ascii="Calibri" w:hAnsi="Calibri"/>
+                <w:sz w:val="18"/>
+              </w:rPr>
+              <w:t xml:space="preserve"> </w:t>
+            </w:r>
+            <w:r>
+              <w:rPr>
+                <w:rFonts w:ascii="Calibri" w:hAnsi="Calibri"/>
+                <w:sz w:val="18"/>
+              </w:rPr>
+              <w:t xml:space="preserve">Embedded Data field.</w:t>
+            </w:r>
+          </w:p>
+        </w:tc>
+      </w:tr>
+      <w:tr>
+        <w:trPr>
+          <w:cantSplit/>
+        </w:trPr>
+        <w:tc>
+          <w:tcPr>
+            <w:tcW w:type="dxa" w:w="2880"/>
+            <w:vAlign w:val="top"/>
+            <w:tcMar>
+              <w:top w:w="80" w:type="dxa"/>
+              <w:bottom w:w="80" w:type="dxa"/>
+              <w:start w:w="120" w:type="dxa"/>
+              <w:end w:w="120" w:type="dxa"/>
+            </w:tcMar>
+          </w:tcPr>
+          <w:p>
+            <w:pPr>
+              <w:pStyle w:val="Compact"/>
+              <w:spacing w:before="0" w:after="60" w:line="240" w:lineRule="auto"/>
+              <w:jc w:val="left"/>
+            </w:pPr>
+            <w:r>
+              <w:rPr>
+                <w:rFonts w:ascii="Calibri" w:hAnsi="Calibri"/>
+                <w:sz w:val="18"/>
+              </w:rPr>
+              <w:t xml:space="preserve">Instrument</w:t>
+            </w:r>
+          </w:p>
+        </w:tc>
+        <w:tc>
+          <w:tcPr>
+            <w:tcW w:type="dxa" w:w="3168"/>
+            <w:vAlign w:val="top"/>
+            <w:tcMar>
+              <w:top w:w="80" w:type="dxa"/>
+              <w:bottom w:w="80" w:type="dxa"/>
+              <w:start w:w="120" w:type="dxa"/>
+              <w:end w:w="120" w:type="dxa"/>
+            </w:tcMar>
+          </w:tcPr>
+          <w:p>
+            <w:pPr>
+              <w:pStyle w:val="Compact"/>
+              <w:spacing w:before="0" w:after="60" w:line="240" w:lineRule="auto"/>
+              <w:jc w:val="left"/>
+            </w:pPr>
+            <w:r>
+              <w:rPr>
+                <w:rFonts w:ascii="Calibri" w:hAnsi="Calibri"/>
+                <w:sz w:val="18"/>
+              </w:rPr>
+              <w:t xml:space="preserve">Built-in SUS displays the frozen 10 items in order, values 1–5 and endpoint anchors.</w:t>
+            </w:r>
+          </w:p>
+        </w:tc>
+        <w:tc>
+          <w:tcPr>
+            <w:tcW w:type="dxa" w:w="3312"/>
+            <w:vAlign w:val="top"/>
+            <w:tcMar>
+              <w:top w:w="80" w:type="dxa"/>
+              <w:bottom w:w="80" w:type="dxa"/>
+              <w:start w:w="120" w:type="dxa"/>
+              <w:end w:w="120" w:type="dxa"/>
+            </w:tcMar>
+          </w:tcPr>
+          <w:p>
+            <w:pPr>
+              <w:pStyle w:val="Compact"/>
+              <w:spacing w:before="0" w:after="60" w:line="240" w:lineRule="auto"/>
+              <w:jc w:val="left"/>
+            </w:pPr>
+            <w:r>
+              <w:rPr>
+                <w:rFonts w:ascii="Calibri" w:hAnsi="Calibri"/>
+                <w:sz w:val="18"/>
+              </w:rPr>
+              <w:t xml:space="preserve">Frozen template retains the same 10 items/order, numeric values and endpoint anchors.</w:t>
+            </w:r>
+          </w:p>
+        </w:tc>
+      </w:tr>
+      <w:tr>
+        <w:trPr>
+          <w:cantSplit/>
+        </w:trPr>
+        <w:tc>
+          <w:tcPr>
+            <w:tcW w:type="dxa" w:w="2880"/>
+            <w:vAlign w:val="top"/>
+            <w:tcMar>
+              <w:top w:w="80" w:type="dxa"/>
+              <w:bottom w:w="80" w:type="dxa"/>
+              <w:start w:w="120" w:type="dxa"/>
+              <w:end w:w="120" w:type="dxa"/>
+            </w:tcMar>
+          </w:tcPr>
+          <w:p>
+            <w:pPr>
+              <w:pStyle w:val="Compact"/>
+              <w:spacing w:before="0" w:after="60" w:line="240" w:lineRule="auto"/>
+              <w:jc w:val="left"/>
+            </w:pPr>
+            <w:r>
+              <w:rPr>
+                <w:rFonts w:ascii="Calibri" w:hAnsi="Calibri"/>
+                <w:sz w:val="18"/>
+              </w:rPr>
+              <w:t xml:space="preserve">Required/paging</w:t>
+            </w:r>
+          </w:p>
+        </w:tc>
+        <w:tc>
+          <w:tcPr>
+            <w:tcW w:type="dxa" w:w="3168"/>
+            <w:vAlign w:val="top"/>
+            <w:tcMar>
+              <w:top w:w="80" w:type="dxa"/>
+              <w:bottom w:w="80" w:type="dxa"/>
+              <w:start w:w="120" w:type="dxa"/>
+              <w:end w:w="120" w:type="dxa"/>
+            </w:tcMar>
+          </w:tcPr>
+          <w:p>
+            <w:pPr>
+              <w:pStyle w:val="Compact"/>
+              <w:spacing w:before="0" w:after="60" w:line="240" w:lineRule="auto"/>
+              <w:jc w:val="left"/>
+            </w:pPr>
+            <w:r>
+              <w:rPr>
+                <w:rFonts w:ascii="Calibri" w:hAnsi="Calibri"/>
+                <w:sz w:val="18"/>
+              </w:rPr>
+              <w:t xml:space="preserve">Runner requires each item and presents one item per screen.</w:t>
+            </w:r>
+          </w:p>
+        </w:tc>
+        <w:tc>
+          <w:tcPr>
+            <w:tcW w:type="dxa" w:w="3312"/>
+            <w:vAlign w:val="top"/>
+            <w:tcMar>
+              <w:top w:w="80" w:type="dxa"/>
+              <w:bottom w:w="80" w:type="dxa"/>
+              <w:start w:w="120" w:type="dxa"/>
+              <w:end w:w="120" w:type="dxa"/>
+            </w:tcMar>
+          </w:tcPr>
+          <w:p>
+            <w:pPr>
+              <w:pStyle w:val="Compact"/>
+              <w:spacing w:before="0" w:after="60" w:line="240" w:lineRule="auto"/>
+              <w:jc w:val="left"/>
+            </w:pPr>
+            <w:r>
+              <w:rPr>
+                <w:rFonts w:ascii="Calibri" w:hAnsi="Calibri"/>
+                <w:sz w:val="18"/>
+              </w:rPr>
+              <w:t xml:space="preserve">Force Response remains enabled for all 10 items and each item has its own page break.</w:t>
+            </w:r>
+          </w:p>
+        </w:tc>
+      </w:tr>
+      <w:tr>
+        <w:trPr>
+          <w:cantSplit/>
+        </w:trPr>
+        <w:tc>
+          <w:tcPr>
+            <w:tcW w:type="dxa" w:w="2880"/>
+            <w:vAlign w:val="top"/>
+            <w:tcMar>
+              <w:top w:w="80" w:type="dxa"/>
+              <w:bottom w:w="80" w:type="dxa"/>
+              <w:start w:w="120" w:type="dxa"/>
+              <w:end w:w="120" w:type="dxa"/>
+            </w:tcMar>
+          </w:tcPr>
+          <w:p>
+            <w:pPr>
+              <w:pStyle w:val="Compact"/>
+              <w:spacing w:before="0" w:after="60" w:line="240" w:lineRule="auto"/>
+              <w:jc w:val="left"/>
+            </w:pPr>
+            <w:r>
+              <w:rPr>
+                <w:rFonts w:ascii="Calibri" w:hAnsi="Calibri"/>
+                <w:sz w:val="18"/>
+              </w:rPr>
+              <w:t xml:space="preserve">Score</w:t>
+            </w:r>
+          </w:p>
+        </w:tc>
+        <w:tc>
+          <w:tcPr>
+            <w:tcW w:type="dxa" w:w="3168"/>
+            <w:vAlign w:val="top"/>
+            <w:tcMar>
+              <w:top w:w="80" w:type="dxa"/>
+              <w:bottom w:w="80" w:type="dxa"/>
+              <w:start w:w="120" w:type="dxa"/>
+              <w:end w:w="120" w:type="dxa"/>
+            </w:tcMar>
+          </w:tcPr>
+          <w:p>
+            <w:pPr>
+              <w:pStyle w:val="Compact"/>
+              <w:spacing w:before="0" w:after="60" w:line="240" w:lineRule="auto"/>
+              <w:jc w:val="left"/>
+            </w:pPr>
+            <w:r>
+              <w:rPr>
+                <w:rFonts w:ascii="Calibri" w:hAnsi="Calibri"/>
+                <w:sz w:val="18"/>
+              </w:rPr>
+              <w:t xml:space="preserve">Completed synthetic response reports</w:t>
+            </w:r>
+            <w:r>
+              <w:rPr>
+                <w:rFonts w:ascii="Calibri" w:hAnsi="Calibri"/>
+                <w:sz w:val="18"/>
+              </w:rPr>
+              <w:t xml:space="preserve"> </w:t>
+            </w:r>
+            <w:r>
+              <w:rPr>
+                <w:rStyle w:val="VerbatimChar"/>
+                <w:rFonts w:ascii="Calibri" w:hAnsi="Calibri"/>
+                <w:sz w:val="18"/>
+              </w:rPr>
+              <w:t xml:space="preserve">SUS score = 50</w:t>
+            </w:r>
+            <w:r>
+              <w:rPr>
+                <w:rFonts w:ascii="Calibri" w:hAnsi="Calibri"/>
+                <w:sz w:val="18"/>
+              </w:rPr>
+              <w:t xml:space="preserve">.</w:t>
+            </w:r>
+          </w:p>
+        </w:tc>
+        <w:tc>
+          <w:tcPr>
+            <w:tcW w:type="dxa" w:w="3312"/>
+            <w:vAlign w:val="top"/>
+            <w:tcMar>
+              <w:top w:w="80" w:type="dxa"/>
+              <w:bottom w:w="80" w:type="dxa"/>
+              <w:start w:w="120" w:type="dxa"/>
+              <w:end w:w="120" w:type="dxa"/>
+            </w:tcMar>
+          </w:tcPr>
+          <w:p>
+            <w:pPr>
+              <w:pStyle w:val="Compact"/>
+              <w:spacing w:before="0" w:after="60" w:line="240" w:lineRule="auto"/>
+              <w:jc w:val="left"/>
+            </w:pPr>
+            <w:r>
+              <w:rPr>
+                <w:rFonts w:ascii="Calibri" w:hAnsi="Calibri"/>
+                <w:sz w:val="18"/>
+              </w:rPr>
+              <w:t xml:space="preserve">Synthetic Data &amp; Analysis row/export contains the frozen</w:t>
+            </w:r>
+            <w:r>
+              <w:rPr>
+                <w:rFonts w:ascii="Calibri" w:hAnsi="Calibri"/>
+                <w:sz w:val="18"/>
+              </w:rPr>
+              <w:t xml:space="preserve"> </w:t>
+            </w:r>
+            <w:r>
+              <w:rPr>
+                <w:rStyle w:val="VerbatimChar"/>
+                <w:rFonts w:ascii="Calibri" w:hAnsi="Calibri"/>
+                <w:sz w:val="18"/>
+              </w:rPr>
+              <w:t xml:space="preserve">SUS score</w:t>
+            </w:r>
+            <w:r>
+              <w:rPr>
+                <w:rFonts w:ascii="Calibri" w:hAnsi="Calibri"/>
+                <w:sz w:val="18"/>
+              </w:rPr>
+              <w:t xml:space="preserve"> </w:t>
+            </w:r>
+            <w:r>
+              <w:rPr>
+                <w:rFonts w:ascii="Calibri" w:hAnsi="Calibri"/>
+                <w:sz w:val="18"/>
+              </w:rPr>
+              <w:t xml:space="preserve">field with value 50.</w:t>
+            </w:r>
+          </w:p>
+        </w:tc>
+      </w:tr>
+      <w:tr>
+        <w:trPr>
+          <w:cantSplit/>
+        </w:trPr>
+        <w:tc>
+          <w:tcPr>
+            <w:tcW w:type="dxa" w:w="2880"/>
+            <w:vAlign w:val="top"/>
+            <w:tcMar>
+              <w:top w:w="80" w:type="dxa"/>
+              <w:bottom w:w="80" w:type="dxa"/>
+              <w:start w:w="120" w:type="dxa"/>
+              <w:end w:w="120" w:type="dxa"/>
+            </w:tcMar>
+          </w:tcPr>
+          <w:p>
+            <w:pPr>
+              <w:pStyle w:val="Compact"/>
+              <w:spacing w:before="0" w:after="60" w:line="240" w:lineRule="auto"/>
+              <w:jc w:val="left"/>
+            </w:pPr>
+            <w:r>
+              <w:rPr>
+                <w:rFonts w:ascii="Calibri" w:hAnsi="Calibri"/>
+                <w:sz w:val="18"/>
+              </w:rPr>
+              <w:t xml:space="preserve">Export</w:t>
+            </w:r>
+          </w:p>
+        </w:tc>
+        <w:tc>
+          <w:tcPr>
+            <w:tcW w:type="dxa" w:w="3168"/>
+            <w:vAlign w:val="top"/>
+            <w:tcMar>
+              <w:top w:w="80" w:type="dxa"/>
+              <w:bottom w:w="80" w:type="dxa"/>
+              <w:start w:w="120" w:type="dxa"/>
+              <w:end w:w="120" w:type="dxa"/>
+            </w:tcMar>
+          </w:tcPr>
+          <w:p>
+            <w:pPr>
+              <w:pStyle w:val="Compact"/>
+              <w:spacing w:before="0" w:after="60" w:line="240" w:lineRule="auto"/>
+              <w:jc w:val="left"/>
+            </w:pPr>
+            <w:r>
+              <w:rPr>
+                <w:rFonts w:ascii="Calibri" w:hAnsi="Calibri"/>
+                <w:sz w:val="18"/>
+              </w:rPr>
+              <w:t xml:space="preserve">The same-browser conductor result export contains all 10 item values, participant code and score.</w:t>
+            </w:r>
+          </w:p>
+        </w:tc>
+        <w:tc>
+          <w:tcPr>
+            <w:tcW w:type="dxa" w:w="3312"/>
+            <w:vAlign w:val="top"/>
+            <w:tcMar>
+              <w:top w:w="80" w:type="dxa"/>
+              <w:bottom w:w="80" w:type="dxa"/>
+              <w:start w:w="120" w:type="dxa"/>
+              <w:end w:w="120" w:type="dxa"/>
+            </w:tcMar>
+          </w:tcPr>
+          <w:p>
+            <w:pPr>
+              <w:pStyle w:val="Compact"/>
+              <w:spacing w:before="0" w:after="60" w:line="240" w:lineRule="auto"/>
+              <w:jc w:val="left"/>
+            </w:pPr>
+            <w:r>
+              <w:rPr>
+                <w:rFonts w:ascii="Calibri" w:hAnsi="Calibri"/>
+                <w:sz w:val="18"/>
+              </w:rPr>
+              <w:t xml:space="preserve">A CSV export of the synthetic row contains all 10 item values, participant code and score.</w:t>
+            </w:r>
+          </w:p>
+        </w:tc>
+      </w:tr>
+      <w:tr>
+        <w:trPr>
+          <w:cantSplit/>
+        </w:trPr>
+        <w:tc>
+          <w:tcPr>
+            <w:tcW w:type="dxa" w:w="2880"/>
+            <w:vAlign w:val="top"/>
+            <w:tcMar>
+              <w:top w:w="80" w:type="dxa"/>
+              <w:bottom w:w="80" w:type="dxa"/>
+              <w:start w:w="120" w:type="dxa"/>
+              <w:end w:w="120" w:type="dxa"/>
+            </w:tcMar>
+          </w:tcPr>
+          <w:p>
+            <w:pPr>
+              <w:pStyle w:val="Compact"/>
+              <w:spacing w:before="0" w:after="60" w:line="240" w:lineRule="auto"/>
+              <w:jc w:val="left"/>
+            </w:pPr>
+            <w:r>
+              <w:rPr>
+                <w:rFonts w:ascii="Calibri" w:hAnsi="Calibri"/>
+                <w:sz w:val="18"/>
+              </w:rPr>
+              <w:t xml:space="preserve">Working link</w:t>
+            </w:r>
+          </w:p>
+        </w:tc>
+        <w:tc>
+          <w:tcPr>
+            <w:tcW w:type="dxa" w:w="3168"/>
+            <w:vAlign w:val="top"/>
+            <w:tcMar>
+              <w:top w:w="80" w:type="dxa"/>
+              <w:bottom w:w="80" w:type="dxa"/>
+              <w:start w:w="120" w:type="dxa"/>
+              <w:end w:w="120" w:type="dxa"/>
+            </w:tcMar>
+          </w:tcPr>
+          <w:p>
+            <w:pPr>
+              <w:pStyle w:val="Compact"/>
+              <w:spacing w:before="0" w:after="60" w:line="240" w:lineRule="auto"/>
+              <w:jc w:val="left"/>
+            </w:pPr>
+            <w:r>
+              <w:rPr>
+                <w:rFonts w:ascii="Calibri" w:hAnsi="Calibri"/>
+                <w:sz w:val="18"/>
+              </w:rPr>
+              <w:t xml:space="preserve">Link opens the generated local participant page in a separate tab in the same browser.</w:t>
+            </w:r>
+          </w:p>
+        </w:tc>
+        <w:tc>
+          <w:tcPr>
+            <w:tcW w:type="dxa" w:w="3312"/>
+            <w:vAlign w:val="top"/>
+            <w:tcMar>
+              <w:top w:w="80" w:type="dxa"/>
+              <w:bottom w:w="80" w:type="dxa"/>
+              <w:start w:w="120" w:type="dxa"/>
+              <w:end w:w="120" w:type="dxa"/>
+            </w:tcMar>
+          </w:tcPr>
+          <w:p>
+            <w:pPr>
+              <w:pStyle w:val="Compact"/>
+              <w:spacing w:before="0" w:after="60" w:line="240" w:lineRule="auto"/>
+              <w:jc w:val="left"/>
+            </w:pPr>
+            <w:r>
+              <w:rPr>
+                <w:rFonts w:ascii="Calibri" w:hAnsi="Calibri"/>
+                <w:sz w:val="18"/>
+              </w:rPr>
+              <w:t xml:space="preserve">Anonymous distribution link opens the published survey without editor authentication.</w:t>
+            </w:r>
+          </w:p>
+        </w:tc>
+      </w:tr>
+    </w:tbl>
+    <w:p>
+      <w:pPr>
+        <w:pStyle w:val="BodyText"/>
+      </w:pPr>
+      <w:r>
+        <w:rPr>
+          <w:rFonts w:ascii="Calibri" w:hAnsi="Calibri"/>
+        </w:rPr>
+        <w:t xml:space="preserve">These are whole-tool end states, not claims that the two implementations expose</w:t>
+      </w:r>
+      <w:r>
+        <w:rPr>
+          <w:rFonts w:ascii="Calibri" w:hAnsi="Calibri"/>
+        </w:rPr>
+        <w:t xml:space="preserve"> </w:t>
+      </w:r>
+      <w:r>
+        <w:rPr>
+          <w:rFonts w:ascii="Calibri" w:hAnsi="Calibri"/>
+        </w:rPr>
+        <w:t xml:space="preserve">identical controls or collection architecture.</w:t>
+      </w:r>
+    </w:p>
     <w:bookmarkEnd w:id="27"/>
-    <w:bookmarkStart w:id="28" w:name="design-and-counterbalancing"/>
+    <w:bookmarkStart w:id="28" w:name="untimed-observer-verification"/>
+    <w:p>
+      <w:pPr>
+        <w:pStyle w:val="Heading3"/>
+        <w:keepNext/>
+        <w:keepLines/>
+      </w:pPr>
+      <w:r>
+        <w:rPr>
+          <w:rFonts w:ascii="Calibri" w:hAnsi="Calibri"/>
+        </w:rPr>
+        <w:t xml:space="preserve">Untimed observer verification</w:t>
+      </w:r>
+    </w:p>
+    <w:p>
+      <w:pPr>
+        <w:pStyle w:val="FirstParagraph"/>
+      </w:pPr>
+      <w:r>
+        <w:rPr>
+          <w:rFonts w:ascii="Calibri" w:hAnsi="Calibri"/>
+        </w:rPr>
+        <w:t xml:space="preserve">After both timed conditions and their immediate post-condition measures, the</w:t>
+      </w:r>
+      <w:r>
+        <w:rPr>
+          <w:rFonts w:ascii="Calibri" w:hAnsi="Calibri"/>
+        </w:rPr>
+        <w:t xml:space="preserve"> </w:t>
+      </w:r>
+      <w:r>
+        <w:rPr>
+          <w:rFonts w:ascii="Calibri" w:hAnsi="Calibri"/>
+        </w:rPr>
+        <w:t xml:space="preserve">observer opens each preserved link and submits the same fixed synthetic vector:</w:t>
+      </w:r>
+    </w:p>
+    <w:p>
+      <w:pPr>
+        <w:pStyle w:val="BodyText"/>
+      </w:pPr>
+      <w:r>
+        <w:rPr>
+          <w:rStyle w:val="VerbatimChar"/>
+          <w:rFonts w:ascii="Calibri" w:hAnsi="Calibri"/>
+        </w:rPr>
+        <w:t xml:space="preserve">5, 1, 4, 2, 3, 5, 1, 4, 2, 3</w:t>
+      </w:r>
+    </w:p>
+    <w:p>
+      <w:pPr>
+        <w:pStyle w:val="BodyText"/>
+      </w:pPr>
+      <w:r>
+        <w:rPr>
+          <w:rFonts w:ascii="Calibri" w:hAnsi="Calibri"/>
+        </w:rPr>
+        <w:t xml:space="preserve">The expected Brooke SUS score is</w:t>
+      </w:r>
+      <w:r>
+        <w:rPr>
+          <w:rFonts w:ascii="Calibri" w:hAnsi="Calibri"/>
+        </w:rPr>
+        <w:t xml:space="preserve"> </w:t>
+      </w:r>
+      <w:r>
+        <w:rPr>
+          <w:rStyle w:val="VerbatimChar"/>
+          <w:rFonts w:ascii="Calibri" w:hAnsi="Calibri"/>
+        </w:rPr>
+        <w:t xml:space="preserve">50</w:t>
+      </w:r>
+      <w:r>
+        <w:rPr>
+          <w:rFonts w:ascii="Calibri" w:hAnsi="Calibri"/>
+        </w:rPr>
+        <w:t xml:space="preserve">. The observer then checks every mapped</w:t>
+      </w:r>
+      <w:r>
+        <w:rPr>
+          <w:rFonts w:ascii="Calibri" w:hAnsi="Calibri"/>
+        </w:rPr>
+        <w:t xml:space="preserve"> </w:t>
+      </w:r>
+      <w:r>
+        <w:rPr>
+          <w:rFonts w:ascii="Calibri" w:hAnsi="Calibri"/>
+        </w:rPr>
+        <w:t xml:space="preserve">checkpoint and exports the resulting record. Observer actions and verification</w:t>
+      </w:r>
+      <w:r>
+        <w:rPr>
+          <w:rFonts w:ascii="Calibri" w:hAnsi="Calibri"/>
+        </w:rPr>
+        <w:t xml:space="preserve"> </w:t>
+      </w:r>
+      <w:r>
+        <w:rPr>
+          <w:rFonts w:ascii="Calibri" w:hAnsi="Calibri"/>
+        </w:rPr>
+        <w:t xml:space="preserve">time are excluded from participant active time and are not assists. The observer</w:t>
+      </w:r>
+      <w:r>
+        <w:rPr>
+          <w:rFonts w:ascii="Calibri" w:hAnsi="Calibri"/>
+        </w:rPr>
+        <w:t xml:space="preserve"> </w:t>
+      </w:r>
+      <w:r>
+        <w:rPr>
+          <w:rFonts w:ascii="Calibri" w:hAnsi="Calibri"/>
+        </w:rPr>
+        <w:t xml:space="preserve">must not repair the artefact. A participant configuration error that prevents the</w:t>
+      </w:r>
+      <w:r>
+        <w:rPr>
+          <w:rFonts w:ascii="Calibri" w:hAnsi="Calibri"/>
+        </w:rPr>
+        <w:t xml:space="preserve"> </w:t>
+      </w:r>
+      <w:r>
+        <w:rPr>
+          <w:rFonts w:ascii="Calibri" w:hAnsi="Calibri"/>
+        </w:rPr>
+        <w:t xml:space="preserve">synthetic submission, changes an expected value/score/identity, or prevents export</w:t>
+      </w:r>
+      <w:r>
+        <w:rPr>
+          <w:rFonts w:ascii="Calibri" w:hAnsi="Calibri"/>
+        </w:rPr>
+        <w:t xml:space="preserve"> </w:t>
+      </w:r>
+      <w:r>
+        <w:rPr>
+          <w:rFonts w:ascii="Calibri" w:hAnsi="Calibri"/>
+        </w:rPr>
+        <w:t xml:space="preserve">causes the corresponding checkpoint to fail.</w:t>
+      </w:r>
+    </w:p>
+    <w:bookmarkEnd w:id="28"/>
+    <w:bookmarkEnd w:id="29"/>
+    <w:bookmarkStart w:id="30" w:name="design-and-counterbalancing"/>
     <w:p>
       <w:pPr>
         <w:pStyle w:val="Heading2"/>
@@ -2130,59 +3374,109 @@
         <w:rPr>
           <w:rFonts w:ascii="Calibri" w:hAnsi="Calibri"/>
         </w:rPr>
-        <w:t xml:space="preserve">For n=6 allocate 3 AQ and 3 QA; for n=8 allocate 4 AQ and 4 QA. Generate the</w:t>
-      </w:r>
-      <w:r>
-        <w:rPr>
-          <w:rFonts w:ascii="Calibri" w:hAnsi="Calibri"/>
-        </w:rPr>
-        <w:t xml:space="preserve"> </w:t>
-      </w:r>
-      <w:r>
-        <w:rPr>
-          <w:rFonts w:ascii="Calibri" w:hAnsi="Calibri"/>
-        </w:rPr>
-        <w:t xml:space="preserve">assignment list before recruitment with a reproducible random seed, conceal the</w:t>
-      </w:r>
-      <w:r>
-        <w:rPr>
-          <w:rFonts w:ascii="Calibri" w:hAnsi="Calibri"/>
-        </w:rPr>
-        <w:t xml:space="preserve"> </w:t>
-      </w:r>
-      <w:r>
-        <w:rPr>
-          <w:rFonts w:ascii="Calibri" w:hAnsi="Calibri"/>
-        </w:rPr>
-        <w:t xml:space="preserve">next assignment until the participant is enrolled, and publish the seed and list</w:t>
-      </w:r>
-      <w:r>
-        <w:rPr>
-          <w:rFonts w:ascii="Calibri" w:hAnsi="Calibri"/>
-        </w:rPr>
-        <w:t xml:space="preserve"> </w:t>
-      </w:r>
-      <w:r>
-        <w:rPr>
-          <w:rFonts w:ascii="Calibri" w:hAnsi="Calibri"/>
-        </w:rPr>
-        <w:t xml:space="preserve">with the preregistration. Each participant uses the same fixed task and required</w:t>
-      </w:r>
-      <w:r>
-        <w:rPr>
-          <w:rFonts w:ascii="Calibri" w:hAnsi="Calibri"/>
-        </w:rPr>
-        <w:t xml:space="preserve"> </w:t>
-      </w:r>
-      <w:r>
-        <w:rPr>
-          <w:rFonts w:ascii="Calibri" w:hAnsi="Calibri"/>
-        </w:rPr>
-        <w:t xml:space="preserve">end state in both conditions.</w:t>
-      </w:r>
-    </w:p>
-    <w:bookmarkEnd w:id="28"/>
-    <w:bookmarkStart w:id="29" w:name="observed-procedure"/>
+        <w:t xml:space="preserve">Before recruitment, create eight slots containing four AQ and four QA assignments,</w:t>
+      </w:r>
+      <w:r>
+        <w:rPr>
+          <w:rFonts w:ascii="Calibri" w:hAnsi="Calibri"/>
+        </w:rPr>
+        <w:t xml:space="preserve"> </w:t>
+      </w:r>
+      <w:r>
+        <w:rPr>
+          <w:rFonts w:ascii="Calibri" w:hAnsi="Calibri"/>
+        </w:rPr>
+        <w:t xml:space="preserve">randomise their order using the frozen seed and algorithm, and seal the list. The</w:t>
+      </w:r>
+      <w:r>
+        <w:rPr>
+          <w:rFonts w:ascii="Calibri" w:hAnsi="Calibri"/>
+        </w:rPr>
+        <w:t xml:space="preserve"> </w:t>
+      </w:r>
+      <w:r>
+        <w:rPr>
+          <w:rFonts w:ascii="Calibri" w:hAnsi="Calibri"/>
+        </w:rPr>
+        <w:t xml:space="preserve">next assignment remains concealed until enrolment. Publish the seed, algorithm and</w:t>
+      </w:r>
+      <w:r>
+        <w:rPr>
+          <w:rFonts w:ascii="Calibri" w:hAnsi="Calibri"/>
+        </w:rPr>
+        <w:t xml:space="preserve"> </w:t>
+      </w:r>
+      <w:r>
+        <w:rPr>
+          <w:rFonts w:ascii="Calibri" w:hAnsi="Calibri"/>
+        </w:rPr>
+        <w:t xml:space="preserve">final list with the preregistration or its time-stamped private appendix, according</w:t>
+      </w:r>
+      <w:r>
+        <w:rPr>
+          <w:rFonts w:ascii="Calibri" w:hAnsi="Calibri"/>
+        </w:rPr>
+        <w:t xml:space="preserve"> </w:t>
+      </w:r>
+      <w:r>
+        <w:rPr>
+          <w:rFonts w:ascii="Calibri" w:hAnsi="Calibri"/>
+        </w:rPr>
+        <w:t xml:space="preserve">to the approved concealment route. Each participant uses the same fixed task and</w:t>
+      </w:r>
+      <w:r>
+        <w:rPr>
+          <w:rFonts w:ascii="Calibri" w:hAnsi="Calibri"/>
+        </w:rPr>
+        <w:t xml:space="preserve"> </w:t>
+      </w:r>
+      <w:r>
+        <w:rPr>
+          <w:rFonts w:ascii="Calibri" w:hAnsi="Calibri"/>
+        </w:rPr>
+        <w:t xml:space="preserve">required end state in both conditions. The slot-reuse rule in</w:t>
+      </w:r>
+      <w:r>
+        <w:rPr>
+          <w:rFonts w:ascii="Calibri" w:hAnsi="Calibri"/>
+        </w:rPr>
+        <w:t xml:space="preserve"> </w:t>
+      </w:r>
+      <w:r>
+        <w:rPr>
+          <w:bCs/>
+          <w:rFonts w:ascii="Calibri" w:hAnsi="Calibri"/>
+          <w:b/>
+        </w:rPr>
+        <w:t xml:space="preserve">Participants</w:t>
+      </w:r>
+      <w:r>
+        <w:rPr>
+          <w:rFonts w:ascii="Calibri" w:hAnsi="Calibri"/>
+        </w:rPr>
+        <w:t xml:space="preserve"> </w:t>
+      </w:r>
+      <w:r>
+        <w:rPr>
+          <w:rFonts w:ascii="Calibri" w:hAnsi="Calibri"/>
+        </w:rPr>
+        <w:t xml:space="preserve">is</w:t>
+      </w:r>
+      <w:r>
+        <w:rPr>
+          <w:rFonts w:ascii="Calibri" w:hAnsi="Calibri"/>
+        </w:rPr>
+        <w:t xml:space="preserve"> </w:t>
+      </w:r>
+      <w:r>
+        <w:rPr>
+          <w:rFonts w:ascii="Calibri" w:hAnsi="Calibri"/>
+        </w:rPr>
+        <w:t xml:space="preserve">part of the preregistration.</w:t>
+      </w:r>
+    </w:p>
+    <w:bookmarkEnd w:id="30"/>
+    <w:bookmarkStart w:id="31" w:name="observed-procedure"/>
     <w:p>
       <w:pPr>
         <w:pStyle w:val="Heading2"/>
@@ -2343,19 +3637,19 @@
         <w:rPr>
           <w:rFonts w:ascii="Calibri" w:hAnsi="Calibri"/>
         </w:rPr>
-        <w:t xml:space="preserve">End time when the participant says the end state is complete or reaches the</w:t>
-      </w:r>
-      <w:r>
-        <w:rPr>
-          <w:rFonts w:ascii="Calibri" w:hAnsi="Calibri"/>
-        </w:rPr>
-        <w:t xml:space="preserve"> </w:t>
-      </w:r>
-      <w:r>
-        <w:rPr>
-          <w:rFonts w:ascii="Calibri" w:hAnsi="Calibri"/>
-        </w:rPr>
-        <w:t xml:space="preserve">20-minute condition limit.</w:t>
+        <w:t xml:space="preserve">End time when the participant declares the setup complete or reaches the</w:t>
+      </w:r>
+      <w:r>
+        <w:rPr>
+          <w:rFonts w:ascii="Calibri" w:hAnsi="Calibri"/>
+        </w:rPr>
+        <w:t xml:space="preserve"> </w:t>
+      </w:r>
+      <w:r>
+        <w:rPr>
+          <w:rFonts w:ascii="Calibri" w:hAnsi="Calibri"/>
+        </w:rPr>
+        <w:t xml:space="preserve">20-minute condition limit. Do not wait for observer verification.</w:t>
       </w:r>
     </w:p>
     <w:p>
@@ -2372,19 +3666,31 @@
         <w:rPr>
           <w:rFonts w:ascii="Calibri" w:hAnsi="Calibri"/>
         </w:rPr>
-        <w:t xml:space="preserve">Administer one SEQ item immediately. Then verify the generated artefact against</w:t>
-      </w:r>
-      <w:r>
-        <w:rPr>
-          <w:rFonts w:ascii="Calibri" w:hAnsi="Calibri"/>
-        </w:rPr>
-        <w:t xml:space="preserve"> </w:t>
-      </w:r>
-      <w:r>
-        <w:rPr>
-          <w:rFonts w:ascii="Calibri" w:hAnsi="Calibri"/>
-        </w:rPr>
-        <w:t xml:space="preserve">the frozen checklist without revealing the second condition.</w:t>
+        <w:t xml:space="preserve">Before discussion or feedback, administer the fixed post-condition sheet for</w:t>
+      </w:r>
+      <w:r>
+        <w:rPr>
+          <w:rFonts w:ascii="Calibri" w:hAnsi="Calibri"/>
+        </w:rPr>
+        <w:t xml:space="preserve"> </w:t>
+      </w:r>
+      <w:r>
+        <w:rPr>
+          <w:rFonts w:ascii="Calibri" w:hAnsi="Calibri"/>
+        </w:rPr>
+        <w:t xml:space="preserve">that system: SEQ first, then all ten SUS items. Record missing items; do not</w:t>
+      </w:r>
+      <w:r>
+        <w:rPr>
+          <w:rFonts w:ascii="Calibri" w:hAnsi="Calibri"/>
+        </w:rPr>
+        <w:t xml:space="preserve"> </w:t>
+      </w:r>
+      <w:r>
+        <w:rPr>
+          <w:rFonts w:ascii="Calibri" w:hAnsi="Calibri"/>
+        </w:rPr>
+        <w:t xml:space="preserve">impute a score.</w:t>
       </w:r>
     </w:p>
     <w:p>
@@ -2401,7 +3707,19 @@
         <w:rPr>
           <w:rFonts w:ascii="Calibri" w:hAnsi="Calibri"/>
         </w:rPr>
-        <w:t xml:space="preserve">Repeat steps 4–7 for the other condition.</w:t>
+        <w:t xml:space="preserve">Preserve the generated link/configuration without discussing or verifying the</w:t>
+      </w:r>
+      <w:r>
+        <w:rPr>
+          <w:rFonts w:ascii="Calibri" w:hAnsi="Calibri"/>
+        </w:rPr>
+        <w:t xml:space="preserve"> </w:t>
+      </w:r>
+      <w:r>
+        <w:rPr>
+          <w:rFonts w:ascii="Calibri" w:hAnsi="Calibri"/>
+        </w:rPr>
+        <w:t xml:space="preserve">result, then repeat steps 4–7 for the other condition.</w:t>
       </w:r>
     </w:p>
     <w:p>
@@ -2418,19 +3736,31 @@
         <w:rPr>
           <w:rFonts w:ascii="Calibri" w:hAnsi="Calibri"/>
         </w:rPr>
-        <w:t xml:space="preserve">Administer SUS separately for AQP and Qualtrics, clearly naming the system for</w:t>
-      </w:r>
-      <w:r>
-        <w:rPr>
-          <w:rFonts w:ascii="Calibri" w:hAnsi="Calibri"/>
-        </w:rPr>
-        <w:t xml:space="preserve"> </w:t>
-      </w:r>
-      <w:r>
-        <w:rPr>
-          <w:rFonts w:ascii="Calibri" w:hAnsi="Calibri"/>
-        </w:rPr>
-        <w:t xml:space="preserve">each response set. Collect the fixed open questions.</w:t>
+        <w:t xml:space="preserve">Without asking the participant to act and without revealing pass/fail, run the</w:t>
+      </w:r>
+      <w:r>
+        <w:rPr>
+          <w:rFonts w:ascii="Calibri" w:hAnsi="Calibri"/>
+        </w:rPr>
+        <w:t xml:space="preserve"> </w:t>
+      </w:r>
+      <w:r>
+        <w:rPr>
+          <w:rFonts w:ascii="Calibri" w:hAnsi="Calibri"/>
+        </w:rPr>
+        <w:t xml:space="preserve">untimed synthetic verification for both preserved setups and freeze both</w:t>
+      </w:r>
+      <w:r>
+        <w:rPr>
+          <w:rFonts w:ascii="Calibri" w:hAnsi="Calibri"/>
+        </w:rPr>
+        <w:t xml:space="preserve"> </w:t>
+      </w:r>
+      <w:r>
+        <w:rPr>
+          <w:rFonts w:ascii="Calibri" w:hAnsi="Calibri"/>
+        </w:rPr>
+        <w:t xml:space="preserve">checkpoint vectors. Do not discuss the result or ask open feedback questions.</w:t>
       </w:r>
     </w:p>
     <w:p>
@@ -2447,7 +3777,7 @@
         <w:rPr>
           <w:rFonts w:ascii="Calibri" w:hAnsi="Calibri"/>
         </w:rPr>
-        <w:t xml:space="preserve">Run the AQP planted-discrepancy task below.</w:t>
+        <w:t xml:space="preserve">Run the separate AQP planted-discrepancy task below.</w:t>
       </w:r>
     </w:p>
     <w:p>
@@ -2464,23 +3794,64 @@
         <w:rPr>
           <w:rFonts w:ascii="Calibri" w:hAnsi="Calibri"/>
         </w:rPr>
-        <w:t xml:space="preserve">Debrief the discrepancy, stop recording, confirm the withdrawal route and</w:t>
-      </w:r>
-      <w:r>
-        <w:rPr>
-          <w:rFonts w:ascii="Calibri" w:hAnsi="Calibri"/>
-        </w:rPr>
-        <w:t xml:space="preserve"> </w:t>
-      </w:r>
-      <w:r>
-        <w:rPr>
-          <w:rFonts w:ascii="Calibri" w:hAnsi="Calibri"/>
-        </w:rPr>
-        <w:t xml:space="preserve">securely transfer the recording.</w:t>
-      </w:r>
-    </w:p>
-    <w:bookmarkEnd w:id="29"/>
-    <w:bookmarkStart w:id="30" w:name="fixed-observer-script"/>
+        <w:t xml:space="preserve">Debrief the discrepancy immediately. Only after that debrief, collect the</w:t>
+      </w:r>
+      <w:r>
+        <w:rPr>
+          <w:rFonts w:ascii="Calibri" w:hAnsi="Calibri"/>
+        </w:rPr>
+        <w:t xml:space="preserve"> </w:t>
+      </w:r>
+      <w:r>
+        <w:rPr>
+          <w:rFonts w:ascii="Calibri" w:hAnsi="Calibri"/>
+        </w:rPr>
+        <w:t xml:space="preserve">three fixed formative open responses; label them as post-debrief data and do</w:t>
+      </w:r>
+      <w:r>
+        <w:rPr>
+          <w:rFonts w:ascii="Calibri" w:hAnsi="Calibri"/>
+        </w:rPr>
+        <w:t xml:space="preserve"> </w:t>
+      </w:r>
+      <w:r>
+        <w:rPr>
+          <w:rFonts w:ascii="Calibri" w:hAnsi="Calibri"/>
+        </w:rPr>
+        <w:t xml:space="preserve">not use them as discrepancy-detection evidence.</w:t>
+      </w:r>
+    </w:p>
+    <w:p>
+      <w:pPr>
+        <w:numPr>
+          <w:ilvl w:val="0"/>
+          <w:numId w:val="1004"/>
+        </w:numPr>
+        <w:pStyle w:val="Compact"/>
+        <w:spacing w:after="160" w:line="280" w:lineRule="auto"/>
+        <w:ind w:left="720" w:hanging="360"/>
+      </w:pPr>
+      <w:r>
+        <w:rPr>
+          <w:rFonts w:ascii="Calibri" w:hAnsi="Calibri"/>
+        </w:rPr>
+        <w:t xml:space="preserve">Stop recording, confirm the withdrawal route and securely transfer the</w:t>
+      </w:r>
+      <w:r>
+        <w:rPr>
+          <w:rFonts w:ascii="Calibri" w:hAnsi="Calibri"/>
+        </w:rPr>
+        <w:t xml:space="preserve"> </w:t>
+      </w:r>
+      <w:r>
+        <w:rPr>
+          <w:rFonts w:ascii="Calibri" w:hAnsi="Calibri"/>
+        </w:rPr>
+        <w:t xml:space="preserve">recording.</w:t>
+      </w:r>
+    </w:p>
+    <w:bookmarkEnd w:id="31"/>
+    <w:bookmarkStart w:id="32" w:name="fixed-observer-script"/>
     <w:p>
       <w:pPr>
         <w:pStyle w:val="Heading2"/>
@@ -2672,8 +4043,8 @@
         <w:t xml:space="preserve">choice or reveal the planted discrepancy before the task ends.</w:t>
       </w:r>
     </w:p>
-    <w:bookmarkEnd w:id="30"/>
-    <w:bookmarkStart w:id="35" w:name="outcome-definitions"/>
+    <w:bookmarkEnd w:id="32"/>
+    <w:bookmarkStart w:id="37" w:name="outcome-definitions"/>
     <w:p>
       <w:pPr>
         <w:pStyle w:val="Heading2"/>
@@ -2687,7 +4058,7 @@
         <w:t xml:space="preserve">Outcome definitions</w:t>
       </w:r>
     </w:p>
-    <w:bookmarkStart w:id="31" w:name="task-success"/>
+    <w:bookmarkStart w:id="33" w:name="task-success"/>
     <w:p>
       <w:pPr>
         <w:pStyle w:val="Heading3"/>
@@ -2830,8 +4201,8 @@
         <w:t xml:space="preserve">critical error remains in the final artefact.</w:t>
       </w:r>
     </w:p>
-    <w:bookmarkEnd w:id="31"/>
-    <w:bookmarkStart w:id="32" w:name="assist"/>
+    <w:bookmarkEnd w:id="33"/>
+    <w:bookmarkStart w:id="34" w:name="assist"/>
     <w:p>
       <w:pPr>
         <w:pStyle w:val="Heading3"/>
@@ -2916,8 +4287,8 @@
         <w:t xml:space="preserve">is not an assist. Record timestamp, exact words, trigger and category.</w:t>
       </w:r>
     </w:p>
-    <w:bookmarkEnd w:id="32"/>
-    <w:bookmarkStart w:id="33" w:name="error"/>
+    <w:bookmarkEnd w:id="34"/>
+    <w:bookmarkStart w:id="35" w:name="error"/>
     <w:p>
       <w:pPr>
         <w:pStyle w:val="Heading3"/>
@@ -3125,8 +4496,118 @@
         <w:t xml:space="preserve">whether the final artefact remained invalid.</w:t>
       </w:r>
     </w:p>
-    <w:bookmarkEnd w:id="33"/>
-    <w:bookmarkStart w:id="34" w:name="time"/>
+    <w:p>
+      <w:pPr>
+        <w:pStyle w:val="BodyText"/>
+      </w:pPr>
+      <w:r>
+        <w:rPr>
+          <w:rFonts w:ascii="Calibri" w:hAnsi="Calibri"/>
+        </w:rPr>
+        <w:t xml:space="preserve">An unrecovered error is</w:t>
+      </w:r>
+      <w:r>
+        <w:rPr>
+          <w:rFonts w:ascii="Calibri" w:hAnsi="Calibri"/>
+        </w:rPr>
+        <w:t xml:space="preserve"> </w:t>
+      </w:r>
+      <w:r>
+        <w:rPr>
+          <w:bCs/>
+          <w:rFonts w:ascii="Calibri" w:hAnsi="Calibri"/>
+          <w:b/>
+        </w:rPr>
+        <w:t xml:space="preserve">critical</w:t>
+      </w:r>
+      <w:r>
+        <w:rPr>
+          <w:rFonts w:ascii="Calibri" w:hAnsi="Calibri"/>
+        </w:rPr>
+        <w:t xml:space="preserve"> </w:t>
+      </w:r>
+      <w:r>
+        <w:rPr>
+          <w:rFonts w:ascii="Calibri" w:hAnsi="Calibri"/>
+        </w:rPr>
+        <w:t xml:space="preserve">when it causes any required end-state</w:t>
+      </w:r>
+      <w:r>
+        <w:rPr>
+          <w:rFonts w:ascii="Calibri" w:hAnsi="Calibri"/>
+        </w:rPr>
+        <w:t xml:space="preserve"> </w:t>
+      </w:r>
+      <w:r>
+        <w:rPr>
+          <w:rFonts w:ascii="Calibri" w:hAnsi="Calibri"/>
+        </w:rPr>
+        <w:t xml:space="preserve">checkpoint to fail or leaves an incorrect participant/data identity, scoring rule,</w:t>
+      </w:r>
+      <w:r>
+        <w:rPr>
+          <w:rFonts w:ascii="Calibri" w:hAnsi="Calibri"/>
+        </w:rPr>
+        <w:t xml:space="preserve"> </w:t>
+      </w:r>
+      <w:r>
+        <w:rPr>
+          <w:rFonts w:ascii="Calibri" w:hAnsi="Calibri"/>
+        </w:rPr>
+        <w:t xml:space="preserve">stored response value or unusable participant link. Code</w:t>
+      </w:r>
+      <w:r>
+        <w:rPr>
+          <w:rFonts w:ascii="Calibri" w:hAnsi="Calibri"/>
+        </w:rPr>
+        <w:t xml:space="preserve"> </w:t>
+      </w:r>
+      <w:r>
+        <w:rPr>
+          <w:rStyle w:val="VerbatimChar"/>
+          <w:rFonts w:ascii="Calibri" w:hAnsi="Calibri"/>
+        </w:rPr>
+        <w:t xml:space="preserve">Critical = Yes/No</w:t>
+      </w:r>
+      <w:r>
+        <w:rPr>
+          <w:rFonts w:ascii="Calibri" w:hAnsi="Calibri"/>
+        </w:rPr>
+        <w:t xml:space="preserve"> </w:t>
+      </w:r>
+      <w:r>
+        <w:rPr>
+          <w:rFonts w:ascii="Calibri" w:hAnsi="Calibri"/>
+        </w:rPr>
+        <w:t xml:space="preserve">for</w:t>
+      </w:r>
+      <w:r>
+        <w:rPr>
+          <w:rFonts w:ascii="Calibri" w:hAnsi="Calibri"/>
+        </w:rPr>
+        <w:t xml:space="preserve"> </w:t>
+      </w:r>
+      <w:r>
+        <w:rPr>
+          <w:rFonts w:ascii="Calibri" w:hAnsi="Calibri"/>
+        </w:rPr>
+        <w:t xml:space="preserve">every error. A recovered error remains in the error count but is not critical in</w:t>
+      </w:r>
+      <w:r>
+        <w:rPr>
+          <w:rFonts w:ascii="Calibri" w:hAnsi="Calibri"/>
+        </w:rPr>
+        <w:t xml:space="preserve"> </w:t>
+      </w:r>
+      <w:r>
+        <w:rPr>
+          <w:rFonts w:ascii="Calibri" w:hAnsi="Calibri"/>
+        </w:rPr>
+        <w:t xml:space="preserve">the final artefact.</w:t>
+      </w:r>
+    </w:p>
+    <w:bookmarkEnd w:id="35"/>
+    <w:bookmarkStart w:id="36" w:name="time"/>
     <w:p>
       <w:pPr>
         <w:pStyle w:val="Heading3"/>
@@ -3184,12 +4665,36 @@
         <w:rPr>
           <w:rFonts w:ascii="Calibri" w:hAnsi="Calibri"/>
         </w:rPr>
-        <w:t xml:space="preserve">performance.</w:t>
-      </w:r>
-    </w:p>
-    <w:bookmarkEnd w:id="34"/>
-    <w:bookmarkEnd w:id="35"/>
-    <w:bookmarkStart w:id="37" w:name="planted-discrepancy-task"/>
+        <w:t xml:space="preserve">performance. Stop at the participant's declaration or 20-minute limit. Post-task</w:t>
+      </w:r>
+      <w:r>
+        <w:rPr>
+          <w:rFonts w:ascii="Calibri" w:hAnsi="Calibri"/>
+        </w:rPr>
+        <w:t xml:space="preserve"> </w:t>
+      </w:r>
+      <w:r>
+        <w:rPr>
+          <w:rFonts w:ascii="Calibri" w:hAnsi="Calibri"/>
+        </w:rPr>
+        <w:t xml:space="preserve">measures, observer synthetic completion, export inspection and checkpoint coding</w:t>
+      </w:r>
+      <w:r>
+        <w:rPr>
+          <w:rFonts w:ascii="Calibri" w:hAnsi="Calibri"/>
+        </w:rPr>
+        <w:t xml:space="preserve"> </w:t>
+      </w:r>
+      <w:r>
+        <w:rPr>
+          <w:rFonts w:ascii="Calibri" w:hAnsi="Calibri"/>
+        </w:rPr>
+        <w:t xml:space="preserve">are outside active task time.</w:t>
+      </w:r>
+    </w:p>
+    <w:bookmarkEnd w:id="36"/>
+    <w:bookmarkEnd w:id="37"/>
+    <w:bookmarkStart w:id="39" w:name="planted-discrepancy-task"/>
     <w:p>
       <w:pPr>
         <w:pStyle w:val="Heading2"/>
@@ -3471,7 +4976,7 @@
         <w:t xml:space="preserve">or 8 minutes.</w:t>
       </w:r>
     </w:p>
-    <w:bookmarkStart w:id="36" w:name="information-sheet-disclosure-and-debrief"/>
+    <w:bookmarkStart w:id="38" w:name="information-sheet-disclosure-and-debrief"/>
     <w:p>
       <w:pPr>
         <w:pStyle w:val="Heading3"/>
@@ -3626,7 +5131,7 @@
           <w:color w:val="1F4D78"/>
           <w:sz w:val="20"/>
         </w:rPr>
-        <w:t xml:space="preserve">whether the review workflow supports detection. Your right to withdraw is</w:t>
+        <w:t xml:space="preserve">whether the difference was detected while you used the review workflow. Your</w:t>
       </w:r>
       <w:r>
         <w:rPr>
@@ -3644,7 +5149,7 @@
           <w:color w:val="1F4D78"/>
           <w:sz w:val="20"/>
         </w:rPr>
-        <w:t xml:space="preserve">unchanged.</w:t>
+        <w:t xml:space="preserve">right to withdraw is unchanged.</w:t>
       </w:r>
     </w:p>
     <w:p>
@@ -3670,9 +5175,9 @@
         <w:t xml:space="preserve">the debrief; it is not improvised by the observer.</w:t>
       </w:r>
     </w:p>
-    <w:bookmarkEnd w:id="36"/>
-    <w:bookmarkEnd w:id="37"/>
-    <w:bookmarkStart w:id="38" w:name="measures"/>
+    <w:bookmarkEnd w:id="38"/>
+    <w:bookmarkEnd w:id="39"/>
+    <w:bookmarkStart w:id="40" w:name="measures"/>
     <w:p>
       <w:pPr>
         <w:pStyle w:val="Heading2"/>
@@ -3694,7 +5199,7 @@
         <w:rPr>
           <w:rFonts w:ascii="Calibri" w:hAnsi="Calibri"/>
         </w:rPr>
-        <w:t xml:space="preserve">Primary observed measures per condition:</w:t>
+        <w:t xml:space="preserve">Primary observed measures per setup condition:</w:t>
       </w:r>
     </w:p>
     <w:p>
@@ -3762,7 +5267,7 @@
         <w:rPr>
           <w:rFonts w:ascii="Calibri" w:hAnsi="Calibri"/>
         </w:rPr>
-        <w:t xml:space="preserve">error count, categories, recovery and final validity; and</w:t>
+        <w:t xml:space="preserve">error count, categories, recovery, critical status and final validity; and</w:t>
       </w:r>
     </w:p>
     <w:p>
@@ -3779,7 +5284,7 @@
         <w:rPr>
           <w:rFonts w:ascii="Calibri" w:hAnsi="Calibri"/>
         </w:rPr>
-        <w:t xml:space="preserve">seeded-discrepancy detection, time, assists and false positives.</w:t>
+        <w:t xml:space="preserve">the untimed observer-verification checkpoint vector.</w:t>
       </w:r>
     </w:p>
     <w:p>
@@ -3790,7 +5295,42 @@
         <w:rPr>
           <w:rFonts w:ascii="Calibri" w:hAnsi="Calibri"/>
         </w:rPr>
-        <w:t xml:space="preserve">Post-task/post-condition measures:</w:t>
+        <w:t xml:space="preserve">The planted-discrepancy outcome is a separate AQP source-review task, not a</w:t>
+      </w:r>
+      <w:r>
+        <w:rPr>
+          <w:rFonts w:ascii="Calibri" w:hAnsi="Calibri"/>
+        </w:rPr>
+        <w:t xml:space="preserve"> </w:t>
+      </w:r>
+      <w:r>
+        <w:rPr>
+          <w:rFonts w:ascii="Calibri" w:hAnsi="Calibri"/>
+        </w:rPr>
+        <w:t xml:space="preserve">per-condition setup measure. Report detection, time, assists and false positives</w:t>
+      </w:r>
+      <w:r>
+        <w:rPr>
+          <w:rFonts w:ascii="Calibri" w:hAnsi="Calibri"/>
+        </w:rPr>
+        <w:t xml:space="preserve"> </w:t>
+      </w:r>
+      <w:r>
+        <w:rPr>
+          <w:rFonts w:ascii="Calibri" w:hAnsi="Calibri"/>
+        </w:rPr>
+        <w:t xml:space="preserve">separately.</w:t>
+      </w:r>
+    </w:p>
+    <w:p>
+      <w:pPr>
+        <w:pStyle w:val="BodyText"/>
+      </w:pPr>
+      <w:r>
+        <w:rPr>
+          <w:rFonts w:ascii="Calibri" w:hAnsi="Calibri"/>
+        </w:rPr>
+        <w:t xml:space="preserve">Post-condition measures:</w:t>
       </w:r>
     </w:p>
     <w:p>
@@ -3807,7 +5347,31 @@
         <w:rPr>
           <w:rFonts w:ascii="Calibri" w:hAnsi="Calibri"/>
         </w:rPr>
-        <w:t xml:space="preserve">Single Ease Question (SEQ), 1</w:t>
+        <w:t xml:space="preserve">Single Ease Question (SEQ), administered immediately after each condition as</w:t>
+      </w:r>
+      <w:r>
+        <w:rPr>
+          <w:rFonts w:ascii="Calibri" w:hAnsi="Calibri"/>
+        </w:rPr>
+        <w:t xml:space="preserve"> </w:t>
+      </w:r>
+      <w:r>
+        <w:rPr>
+          <w:rFonts w:ascii="Calibri" w:hAnsi="Calibri"/>
+        </w:rPr>
+        <w:t xml:space="preserve">“Overall, how difficult or easy was this task to complete?”, with numbered</w:t>
+      </w:r>
+      <w:r>
+        <w:rPr>
+          <w:rFonts w:ascii="Calibri" w:hAnsi="Calibri"/>
+        </w:rPr>
+        <w:t xml:space="preserve"> </w:t>
+      </w:r>
+      <w:r>
+        <w:rPr>
+          <w:rFonts w:ascii="Calibri" w:hAnsi="Calibri"/>
+        </w:rPr>
+        <w:t xml:space="preserve">responses 1</w:t>
       </w:r>
       <w:r>
         <w:rPr>
@@ -3820,7 +5384,7 @@
           <w:rStyle w:val="VerbatimChar"/>
           <w:rFonts w:ascii="Calibri" w:hAnsi="Calibri"/>
         </w:rPr>
-        <w:t xml:space="preserve">very difficult</w:t>
+        <w:t xml:space="preserve">Very difficult</w:t>
       </w:r>
       <w:r>
         <w:rPr>
@@ -3845,25 +5409,13 @@
           <w:rStyle w:val="VerbatimChar"/>
           <w:rFonts w:ascii="Calibri" w:hAnsi="Calibri"/>
         </w:rPr>
-        <w:t xml:space="preserve">very easy</w:t>
-      </w:r>
-      <w:r>
-        <w:rPr>
-          <w:rFonts w:ascii="Calibri" w:hAnsi="Calibri"/>
-        </w:rPr>
-        <w:t xml:space="preserve">, after each</w:t>
-      </w:r>
-      <w:r>
-        <w:rPr>
-          <w:rFonts w:ascii="Calibri" w:hAnsi="Calibri"/>
-        </w:rPr>
-        <w:t xml:space="preserve"> </w:t>
-      </w:r>
-      <w:r>
-        <w:rPr>
-          <w:rFonts w:ascii="Calibri" w:hAnsi="Calibri"/>
-        </w:rPr>
-        <w:t xml:space="preserve">condition;</w:t>
+        <w:t xml:space="preserve">Very easy</w:t>
+      </w:r>
+      <w:r>
+        <w:rPr>
+          <w:rFonts w:ascii="Calibri" w:hAnsi="Calibri"/>
+        </w:rPr>
+        <w:t xml:space="preserve">;</w:t>
       </w:r>
     </w:p>
     <w:p>
@@ -3880,48 +5432,111 @@
         <w:rPr>
           <w:rFonts w:ascii="Calibri" w:hAnsi="Calibri"/>
         </w:rPr>
-        <w:t xml:space="preserve">System Usability Scale (SUS), scored 0–100 using the standard rule, separately</w:t>
-      </w:r>
-      <w:r>
-        <w:rPr>
-          <w:rFonts w:ascii="Calibri" w:hAnsi="Calibri"/>
-        </w:rPr>
-        <w:t xml:space="preserve"> </w:t>
-      </w:r>
-      <w:r>
-        <w:rPr>
-          <w:rFonts w:ascii="Calibri" w:hAnsi="Calibri"/>
-        </w:rPr>
-        <w:t xml:space="preserve">for each system; and</w:t>
-      </w:r>
-    </w:p>
-    <w:p>
-      <w:pPr>
-        <w:numPr>
-          <w:ilvl w:val="0"/>
-          <w:numId w:val="1009"/>
-        </w:numPr>
-        <w:pStyle w:val="Compact"/>
-        <w:spacing w:after="160" w:line="280" w:lineRule="auto"/>
-        <w:ind w:left="720" w:hanging="360"/>
-      </w:pPr>
-      <w:r>
-        <w:rPr>
-          <w:rFonts w:ascii="Calibri" w:hAnsi="Calibri"/>
-        </w:rPr>
-        <w:t xml:space="preserve">concise open prompts: “What caused the most difficulty?”, “What helped most?”,</w:t>
-      </w:r>
-      <w:r>
-        <w:rPr>
-          <w:rFonts w:ascii="Calibri" w:hAnsi="Calibri"/>
-        </w:rPr>
-        <w:t xml:space="preserve"> </w:t>
-      </w:r>
-      <w:r>
-        <w:rPr>
-          <w:rFonts w:ascii="Calibri" w:hAnsi="Calibri"/>
-        </w:rPr>
-        <w:t xml:space="preserve">and “What one change would you make?”.</w:t>
+        <w:t xml:space="preserve">the original ten-item System Usability Scale (SUS), administered immediately</w:t>
+      </w:r>
+      <w:r>
+        <w:rPr>
+          <w:rFonts w:ascii="Calibri" w:hAnsi="Calibri"/>
+        </w:rPr>
+        <w:t xml:space="preserve"> </w:t>
+      </w:r>
+      <w:r>
+        <w:rPr>
+          <w:rFonts w:ascii="Calibri" w:hAnsi="Calibri"/>
+        </w:rPr>
+        <w:t xml:space="preserve">after the SEQ for that system and before discussion. Use the original item order,</w:t>
+      </w:r>
+      <w:r>
+        <w:rPr>
+          <w:rFonts w:ascii="Calibri" w:hAnsi="Calibri"/>
+        </w:rPr>
+        <w:t xml:space="preserve"> </w:t>
+      </w:r>
+      <w:r>
+        <w:rPr>
+          <w:rFonts w:ascii="Calibri" w:hAnsi="Calibri"/>
+        </w:rPr>
+        <w:t xml:space="preserve">1</w:t>
+      </w:r>
+      <w:r>
+        <w:rPr>
+          <w:rFonts w:ascii="Calibri" w:hAnsi="Calibri"/>
+        </w:rPr>
+        <w:t xml:space="preserve"> </w:t>
+      </w:r>
+      <w:r>
+        <w:rPr>
+          <w:rStyle w:val="VerbatimChar"/>
+          <w:rFonts w:ascii="Calibri" w:hAnsi="Calibri"/>
+        </w:rPr>
+        <w:t xml:space="preserve">Strongly disagree</w:t>
+      </w:r>
+      <w:r>
+        <w:rPr>
+          <w:rFonts w:ascii="Calibri" w:hAnsi="Calibri"/>
+        </w:rPr>
+        <w:t xml:space="preserve"> </w:t>
+      </w:r>
+      <w:r>
+        <w:rPr>
+          <w:rFonts w:ascii="Calibri" w:hAnsi="Calibri"/>
+        </w:rPr>
+        <w:t xml:space="preserve">to 5</w:t>
+      </w:r>
+      <w:r>
+        <w:rPr>
+          <w:rFonts w:ascii="Calibri" w:hAnsi="Calibri"/>
+        </w:rPr>
+        <w:t xml:space="preserve"> </w:t>
+      </w:r>
+      <w:r>
+        <w:rPr>
+          <w:rStyle w:val="VerbatimChar"/>
+          <w:rFonts w:ascii="Calibri" w:hAnsi="Calibri"/>
+        </w:rPr>
+        <w:t xml:space="preserve">Strongly agree</w:t>
+      </w:r>
+      <w:r>
+        <w:rPr>
+          <w:rFonts w:ascii="Calibri" w:hAnsi="Calibri"/>
+        </w:rPr>
+        <w:t xml:space="preserve">, and the Brooke scoring rule: odd</w:t>
+      </w:r>
+      <w:r>
+        <w:rPr>
+          <w:rFonts w:ascii="Calibri" w:hAnsi="Calibri"/>
+        </w:rPr>
+        <w:t xml:space="preserve"> </w:t>
+      </w:r>
+      <w:r>
+        <w:rPr>
+          <w:rFonts w:ascii="Calibri" w:hAnsi="Calibri"/>
+        </w:rPr>
+        <w:t xml:space="preserve">item contribution = response − 1; even item contribution = 5 − response; sum ×</w:t>
+      </w:r>
+      <w:r>
+        <w:rPr>
+          <w:rFonts w:ascii="Calibri" w:hAnsi="Calibri"/>
+        </w:rPr>
+        <w:t xml:space="preserve"> </w:t>
+      </w:r>
+      <w:r>
+        <w:rPr>
+          <w:rFonts w:ascii="Calibri" w:hAnsi="Calibri"/>
+        </w:rPr>
+        <w:t xml:space="preserve">2.5 for a 0–100 score. If any item is declined/missing, report the SUS score as</w:t>
+      </w:r>
+      <w:r>
+        <w:rPr>
+          <w:rFonts w:ascii="Calibri" w:hAnsi="Calibri"/>
+        </w:rPr>
+        <w:t xml:space="preserve"> </w:t>
+      </w:r>
+      <w:r>
+        <w:rPr>
+          <w:rFonts w:ascii="Calibri" w:hAnsi="Calibri"/>
+        </w:rPr>
+        <w:t xml:space="preserve">missing and do not impute.</w:t>
       </w:r>
     </w:p>
     <w:p>
@@ -3932,68 +5547,19 @@
         <w:rPr>
           <w:rFonts w:ascii="Calibri" w:hAnsi="Calibri"/>
         </w:rPr>
-        <w:t xml:space="preserve">Self-report does not replace observed success, time, assists or errors.</w:t>
-      </w:r>
-    </w:p>
-    <w:bookmarkEnd w:id="38"/>
-    <w:bookmarkStart w:id="39" w:name="second-coding-and-agreement"/>
-    <w:p>
-      <w:pPr>
-        <w:pStyle w:val="Heading2"/>
-        <w:keepNext/>
-        <w:keepLines/>
-      </w:pPr>
-      <w:r>
-        <w:rPr>
-          <w:rFonts w:ascii="Calibri" w:hAnsi="Calibri"/>
-        </w:rPr>
-        <w:t xml:space="preserve">Second coding and agreement</w:t>
-      </w:r>
-    </w:p>
-    <w:p>
-      <w:pPr>
-        <w:pStyle w:val="FirstParagraph"/>
-      </w:pPr>
-      <w:r>
-        <w:rPr>
-          <w:rFonts w:ascii="Calibri" w:hAnsi="Calibri"/>
-        </w:rPr>
-        <w:t xml:space="preserve">The primary observer codes all sessions from the fixed event sheet. A second</w:t>
-      </w:r>
-      <w:r>
-        <w:rPr>
-          <w:rFonts w:ascii="Calibri" w:hAnsi="Calibri"/>
-        </w:rPr>
-        <w:t xml:space="preserve"> </w:t>
-      </w:r>
-      <w:r>
-        <w:rPr>
-          <w:rFonts w:ascii="Calibri" w:hAnsi="Calibri"/>
-        </w:rPr>
-        <w:t xml:space="preserve">person, blind to the primary codes, independently codes at least two complete</w:t>
-      </w:r>
-      <w:r>
-        <w:rPr>
-          <w:rFonts w:ascii="Calibri" w:hAnsi="Calibri"/>
-        </w:rPr>
-        <w:t xml:space="preserve"> </w:t>
-      </w:r>
-      <w:r>
-        <w:rPr>
-          <w:rFonts w:ascii="Calibri" w:hAnsi="Calibri"/>
-        </w:rPr>
-        <w:t xml:space="preserve">recordings selected before outcome review (one AQ and one QA when available).</w:t>
-      </w:r>
-    </w:p>
-    <w:p>
-      <w:pPr>
-        <w:pStyle w:val="BodyText"/>
-      </w:pPr>
-      <w:r>
-        <w:rPr>
-          <w:rFonts w:ascii="Calibri" w:hAnsi="Calibri"/>
-        </w:rPr>
-        <w:t xml:space="preserve">For each double-coded session report:</w:t>
+        <w:t xml:space="preserve">Post-session formative prompts, collected only after the planted-discrepancy</w:t>
+      </w:r>
+      <w:r>
+        <w:rPr>
+          <w:rFonts w:ascii="Calibri" w:hAnsi="Calibri"/>
+        </w:rPr>
+        <w:t xml:space="preserve"> </w:t>
+      </w:r>
+      <w:r>
+        <w:rPr>
+          <w:rFonts w:ascii="Calibri" w:hAnsi="Calibri"/>
+        </w:rPr>
+        <w:t xml:space="preserve">debrief:</w:t>
       </w:r>
     </w:p>
     <w:p>
@@ -4010,19 +5576,7 @@
         <w:rPr>
           <w:rFonts w:ascii="Calibri" w:hAnsi="Calibri"/>
         </w:rPr>
-        <w:t xml:space="preserve">exact agreement on condition-level task-success category and every end-state</w:t>
-      </w:r>
-      <w:r>
-        <w:rPr>
-          <w:rFonts w:ascii="Calibri" w:hAnsi="Calibri"/>
-        </w:rPr>
-        <w:t xml:space="preserve"> </w:t>
-      </w:r>
-      <w:r>
-        <w:rPr>
-          <w:rFonts w:ascii="Calibri" w:hAnsi="Calibri"/>
-        </w:rPr>
-        <w:t xml:space="preserve">checkpoint;</w:t>
+        <w:t xml:space="preserve">“What caused the most difficulty?”;</w:t>
       </w:r>
     </w:p>
     <w:p>
@@ -4039,7 +5593,7 @@
         <w:rPr>
           <w:rFonts w:ascii="Calibri" w:hAnsi="Calibri"/>
         </w:rPr>
-        <w:t xml:space="preserve">each coder's raw assist and error totals;</w:t>
+        <w:t xml:space="preserve">“What helped most?”; and</w:t>
       </w:r>
     </w:p>
     <w:p>
@@ -4056,48 +5610,7 @@
         <w:rPr>
           <w:rFonts w:ascii="Calibri" w:hAnsi="Calibri"/>
         </w:rPr>
-        <w:t xml:space="preserve">event agreement where the same predefined category occurs within a 10-second</w:t>
-      </w:r>
-      <w:r>
-        <w:rPr>
-          <w:rFonts w:ascii="Calibri" w:hAnsi="Calibri"/>
-        </w:rPr>
-        <w:t xml:space="preserve"> </w:t>
-      </w:r>
-      <w:r>
-        <w:rPr>
-          <w:rFonts w:ascii="Calibri" w:hAnsi="Calibri"/>
-        </w:rPr>
-        <w:t xml:space="preserve">window; and</w:t>
-      </w:r>
-    </w:p>
-    <w:p>
-      <w:pPr>
-        <w:numPr>
-          <w:ilvl w:val="0"/>
-          <w:numId w:val="1010"/>
-        </w:numPr>
-        <w:pStyle w:val="Compact"/>
-        <w:spacing w:after="160" w:line="280" w:lineRule="auto"/>
-        <w:ind w:left="720" w:hanging="360"/>
-      </w:pPr>
-      <w:r>
-        <w:rPr>
-          <w:rFonts w:ascii="Calibri" w:hAnsi="Calibri"/>
-        </w:rPr>
-        <w:t xml:space="preserve">matched events divided by the union of both coders' events, with disagreements</w:t>
-      </w:r>
-      <w:r>
-        <w:rPr>
-          <w:rFonts w:ascii="Calibri" w:hAnsi="Calibri"/>
-        </w:rPr>
-        <w:t xml:space="preserve"> </w:t>
-      </w:r>
-      <w:r>
-        <w:rPr>
-          <w:rFonts w:ascii="Calibri" w:hAnsi="Calibri"/>
-        </w:rPr>
-        <w:t xml:space="preserve">listed and resolved only after the independent result is frozen.</w:t>
+        <w:t xml:space="preserve">“What one change would you make?”.</w:t>
       </w:r>
     </w:p>
     <w:p>
@@ -4108,11 +5621,95 @@
         <w:rPr>
           <w:rFonts w:ascii="Calibri" w:hAnsi="Calibri"/>
         </w:rPr>
-        <w:t xml:space="preserve">Do not report agreement only after consensus. Preserve the pre-consensus numbers.</w:t>
-      </w:r>
-    </w:p>
-    <w:bookmarkEnd w:id="39"/>
-    <w:bookmarkStart w:id="40" w:name="analysis-plan"/>
+        <w:t xml:space="preserve">These post-debrief responses may inform future design work. They are not evidence</w:t>
+      </w:r>
+      <w:r>
+        <w:rPr>
+          <w:rFonts w:ascii="Calibri" w:hAnsi="Calibri"/>
+        </w:rPr>
+        <w:t xml:space="preserve"> </w:t>
+      </w:r>
+      <w:r>
+        <w:rPr>
+          <w:rFonts w:ascii="Calibri" w:hAnsi="Calibri"/>
+        </w:rPr>
+        <w:t xml:space="preserve">that the discrepancy was or was not detected.</w:t>
+      </w:r>
+    </w:p>
+    <w:p>
+      <w:pPr>
+        <w:pStyle w:val="BodyText"/>
+      </w:pPr>
+      <w:r>
+        <w:rPr>
+          <w:rFonts w:ascii="Calibri" w:hAnsi="Calibri"/>
+        </w:rPr>
+        <w:t xml:space="preserve">Use</w:t>
+      </w:r>
+      <w:r>
+        <w:rPr>
+          <w:rFonts w:ascii="Calibri" w:hAnsi="Calibri"/>
+        </w:rPr>
+        <w:t xml:space="preserve"> </w:t>
+      </w:r>
+      <w:r>
+        <w:rPr>
+          <w:rStyle w:val="VerbatimChar"/>
+          <w:rFonts w:ascii="Calibri" w:hAnsi="Calibri"/>
+        </w:rPr>
+        <w:t xml:space="preserve">docs/ethics/AQP-POST-CONDITION-MEASURES-SHEET-v1.0.md</w:t>
+      </w:r>
+      <w:r>
+        <w:rPr>
+          <w:rFonts w:ascii="Calibri" w:hAnsi="Calibri"/>
+        </w:rPr>
+        <w:t xml:space="preserve"> </w:t>
+      </w:r>
+      <w:r>
+        <w:rPr>
+          <w:rFonts w:ascii="Calibri" w:hAnsi="Calibri"/>
+        </w:rPr>
+        <w:t xml:space="preserve">as the exact neutral</w:t>
+      </w:r>
+      <w:r>
+        <w:rPr>
+          <w:rFonts w:ascii="Calibri" w:hAnsi="Calibri"/>
+        </w:rPr>
+        <w:t xml:space="preserve"> </w:t>
+      </w:r>
+      <w:r>
+        <w:rPr>
+          <w:rFonts w:ascii="Calibri" w:hAnsi="Calibri"/>
+        </w:rPr>
+        <w:t xml:space="preserve">administration surface for both systems. The observer displays the same read-only</w:t>
+      </w:r>
+      <w:r>
+        <w:rPr>
+          <w:rFonts w:ascii="Calibri" w:hAnsi="Calibri"/>
+        </w:rPr>
+        <w:t xml:space="preserve"> </w:t>
+      </w:r>
+      <w:r>
+        <w:rPr>
+          <w:rFonts w:ascii="Calibri" w:hAnsi="Calibri"/>
+        </w:rPr>
+        <w:t xml:space="preserve">sheet, names the system, reads wording verbatim if needed and records the numeric</w:t>
+      </w:r>
+      <w:r>
+        <w:rPr>
+          <w:rFonts w:ascii="Calibri" w:hAnsi="Calibri"/>
+        </w:rPr>
+        <w:t xml:space="preserve"> </w:t>
+      </w:r>
+      <w:r>
+        <w:rPr>
+          <w:rFonts w:ascii="Calibri" w:hAnsi="Calibri"/>
+        </w:rPr>
+        <w:t xml:space="preserve">response. Self-report does not replace observed success, time, assists or errors.</w:t>
+      </w:r>
+    </w:p>
+    <w:bookmarkEnd w:id="40"/>
+    <w:bookmarkStart w:id="41" w:name="second-coding-and-agreement"/>
     <w:p>
       <w:pPr>
         <w:pStyle w:val="Heading2"/>
@@ -4123,7 +5720,7 @@
         <w:rPr>
           <w:rFonts w:ascii="Calibri" w:hAnsi="Calibri"/>
         </w:rPr>
-        <w:t xml:space="preserve">Analysis plan</w:t>
+        <w:t xml:space="preserve">Second coding and agreement</w:t>
       </w:r>
     </w:p>
     <w:p>
@@ -4134,43 +5731,31 @@
         <w:rPr>
           <w:rFonts w:ascii="Calibri" w:hAnsi="Calibri"/>
         </w:rPr>
-        <w:t xml:space="preserve">For each participant and condition report success, time, assists, errors, SEQ, SUS</w:t>
-      </w:r>
-      <w:r>
-        <w:rPr>
-          <w:rFonts w:ascii="Calibri" w:hAnsi="Calibri"/>
-        </w:rPr>
-        <w:t xml:space="preserve"> </w:t>
-      </w:r>
-      <w:r>
-        <w:rPr>
-          <w:rFonts w:ascii="Calibri" w:hAnsi="Calibri"/>
-        </w:rPr>
-        <w:t xml:space="preserve">and serious incidents. Summarise numeric measures with n, median, minimum and</w:t>
-      </w:r>
-      <w:r>
-        <w:rPr>
-          <w:rFonts w:ascii="Calibri" w:hAnsi="Calibri"/>
-        </w:rPr>
-        <w:t xml:space="preserve"> </w:t>
-      </w:r>
-      <w:r>
-        <w:rPr>
-          <w:rFonts w:ascii="Calibri" w:hAnsi="Calibri"/>
-        </w:rPr>
-        <w:t xml:space="preserve">maximum. Report counts and denominators for success and discrepancy detection.</w:t>
-      </w:r>
-      <w:r>
-        <w:rPr>
-          <w:rFonts w:ascii="Calibri" w:hAnsi="Calibri"/>
-        </w:rPr>
-        <w:t xml:space="preserve"> </w:t>
-      </w:r>
-      <w:r>
-        <w:rPr>
-          <w:rFonts w:ascii="Calibri" w:hAnsi="Calibri"/>
-        </w:rPr>
-        <w:t xml:space="preserve">Show AQ and QA order groups separately before any overall summary.</w:t>
+        <w:t xml:space="preserve">The primary observer codes all sessions from the fixed event sheet. A second</w:t>
+      </w:r>
+      <w:r>
+        <w:rPr>
+          <w:rFonts w:ascii="Calibri" w:hAnsi="Calibri"/>
+        </w:rPr>
+        <w:t xml:space="preserve"> </w:t>
+      </w:r>
+      <w:r>
+        <w:rPr>
+          <w:rFonts w:ascii="Calibri" w:hAnsi="Calibri"/>
+        </w:rPr>
+        <w:t xml:space="preserve">person, blind to the primary codes, independently codes at least two complete</w:t>
+      </w:r>
+      <w:r>
+        <w:rPr>
+          <w:rFonts w:ascii="Calibri" w:hAnsi="Calibri"/>
+        </w:rPr>
+        <w:t xml:space="preserve"> </w:t>
+      </w:r>
+      <w:r>
+        <w:rPr>
+          <w:rFonts w:ascii="Calibri" w:hAnsi="Calibri"/>
+        </w:rPr>
+        <w:t xml:space="preserve">recordings selected before outcome review (one AQ and one QA when available).</w:t>
       </w:r>
     </w:p>
     <w:p>
@@ -4181,69 +5766,7 @@
         <w:rPr>
           <w:rFonts w:ascii="Calibri" w:hAnsi="Calibri"/>
         </w:rPr>
-        <w:t xml:space="preserve">Do not run null-hypothesis significance tests, fit a model or claim population</w:t>
-      </w:r>
-      <w:r>
-        <w:rPr>
-          <w:rFonts w:ascii="Calibri" w:hAnsi="Calibri"/>
-        </w:rPr>
-        <w:t xml:space="preserve"> </w:t>
-      </w:r>
-      <w:r>
-        <w:rPr>
-          <w:rFonts w:ascii="Calibri" w:hAnsi="Calibri"/>
-        </w:rPr>
-        <w:t xml:space="preserve">effects at n=6–8. Do not average away critical errors. Analyse open responses with</w:t>
-      </w:r>
-      <w:r>
-        <w:rPr>
-          <w:rFonts w:ascii="Calibri" w:hAnsi="Calibri"/>
-        </w:rPr>
-        <w:t xml:space="preserve"> </w:t>
-      </w:r>
-      <w:r>
-        <w:rPr>
-          <w:rFonts w:ascii="Calibri" w:hAnsi="Calibri"/>
-        </w:rPr>
-        <w:t xml:space="preserve">a small deductive incident table linked to the observed task state and severity;</w:t>
-      </w:r>
-      <w:r>
-        <w:rPr>
-          <w:rFonts w:ascii="Calibri" w:hAnsi="Calibri"/>
-        </w:rPr>
-        <w:t xml:space="preserve"> </w:t>
-      </w:r>
-      <w:r>
-        <w:rPr>
-          <w:rFonts w:ascii="Calibri" w:hAnsi="Calibri"/>
-        </w:rPr>
-        <w:t xml:space="preserve">do not claim thematic saturation.</w:t>
-      </w:r>
-    </w:p>
-    <w:bookmarkEnd w:id="40"/>
-    <w:bookmarkStart w:id="41" w:name="preregistration-and-deviations"/>
-    <w:p>
-      <w:pPr>
-        <w:pStyle w:val="Heading2"/>
-        <w:keepNext/>
-        <w:keepLines/>
-      </w:pPr>
-      <w:r>
-        <w:rPr>
-          <w:rFonts w:ascii="Calibri" w:hAnsi="Calibri"/>
-        </w:rPr>
-        <w:t xml:space="preserve">Preregistration and deviations</w:t>
-      </w:r>
-    </w:p>
-    <w:p>
-      <w:pPr>
-        <w:pStyle w:val="FirstParagraph"/>
-      </w:pPr>
-      <w:r>
-        <w:rPr>
-          <w:rFonts w:ascii="Calibri" w:hAnsi="Calibri"/>
-        </w:rPr>
-        <w:t xml:space="preserve">Before the first session, register on OSF or the approved repository:</w:t>
+        <w:t xml:space="preserve">For each double-coded session report:</w:t>
       </w:r>
     </w:p>
     <w:p>
@@ -4260,7 +5783,19 @@
         <w:rPr>
           <w:rFonts w:ascii="Calibri" w:hAnsi="Calibri"/>
         </w:rPr>
-        <w:t xml:space="preserve">this protocol version and claim boundary;</w:t>
+        <w:t xml:space="preserve">exact agreement on condition-level task-success category and every end-state</w:t>
+      </w:r>
+      <w:r>
+        <w:rPr>
+          <w:rFonts w:ascii="Calibri" w:hAnsi="Calibri"/>
+        </w:rPr>
+        <w:t xml:space="preserve"> </w:t>
+      </w:r>
+      <w:r>
+        <w:rPr>
+          <w:rFonts w:ascii="Calibri" w:hAnsi="Calibri"/>
+        </w:rPr>
+        <w:t xml:space="preserve">checkpoint;</w:t>
       </w:r>
     </w:p>
     <w:p>
@@ -4277,7 +5812,7 @@
         <w:rPr>
           <w:rFonts w:ascii="Calibri" w:hAnsi="Calibri"/>
         </w:rPr>
-        <w:t xml:space="preserve">frozen systems, templates, source sheet and end-state checklist;</w:t>
+        <w:t xml:space="preserve">each coder's raw assist and error totals;</w:t>
       </w:r>
     </w:p>
     <w:p>
@@ -4294,7 +5829,43 @@
         <w:rPr>
           <w:rFonts w:ascii="Calibri" w:hAnsi="Calibri"/>
         </w:rPr>
-        <w:t xml:space="preserve">participant criteria and target n;</w:t>
+        <w:t xml:space="preserve">one-to-one event agreement within the same condition, event type and predefined</w:t>
+      </w:r>
+      <w:r>
+        <w:rPr>
+          <w:rFonts w:ascii="Calibri" w:hAnsi="Calibri"/>
+        </w:rPr>
+        <w:t xml:space="preserve"> </w:t>
+      </w:r>
+      <w:r>
+        <w:rPr>
+          <w:rFonts w:ascii="Calibri" w:hAnsi="Calibri"/>
+        </w:rPr>
+        <w:t xml:space="preserve">category where timestamps differ by no more than 10 seconds. Each event may be</w:t>
+      </w:r>
+      <w:r>
+        <w:rPr>
+          <w:rFonts w:ascii="Calibri" w:hAnsi="Calibri"/>
+        </w:rPr>
+        <w:t xml:space="preserve"> </w:t>
+      </w:r>
+      <w:r>
+        <w:rPr>
+          <w:rFonts w:ascii="Calibri" w:hAnsi="Calibri"/>
+        </w:rPr>
+        <w:t xml:space="preserve">matched once. Choose the maximum-cardinality set; break ties by the smallest</w:t>
+      </w:r>
+      <w:r>
+        <w:rPr>
+          <w:rFonts w:ascii="Calibri" w:hAnsi="Calibri"/>
+        </w:rPr>
+        <w:t xml:space="preserve"> </w:t>
+      </w:r>
+      <w:r>
+        <w:rPr>
+          <w:rFonts w:ascii="Calibri" w:hAnsi="Calibri"/>
+        </w:rPr>
+        <w:t xml:space="preserve">absolute time difference and then the earlier timestamp; and</w:t>
       </w:r>
     </w:p>
     <w:p>
@@ -4311,14 +5882,209 @@
         <w:rPr>
           <w:rFonts w:ascii="Calibri" w:hAnsi="Calibri"/>
         </w:rPr>
-        <w:t xml:space="preserve">random seed and AQ/QA schedule;</w:t>
+        <w:t xml:space="preserve">matched events divided by the union of both coders' events (</w:t>
+      </w:r>
+      <w:r>
+        <w:rPr>
+          <w:rStyle w:val="VerbatimChar"/>
+          <w:rFonts w:ascii="Calibri" w:hAnsi="Calibri"/>
+        </w:rPr>
+        <w:t xml:space="preserve">P + S − matched</w:t>
+      </w:r>
+      <w:r>
+        <w:rPr>
+          <w:rFonts w:ascii="Calibri" w:hAnsi="Calibri"/>
+        </w:rPr>
+        <w:t xml:space="preserve">),</w:t>
+      </w:r>
+      <w:r>
+        <w:rPr>
+          <w:rFonts w:ascii="Calibri" w:hAnsi="Calibri"/>
+        </w:rPr>
+        <w:t xml:space="preserve"> </w:t>
+      </w:r>
+      <w:r>
+        <w:rPr>
+          <w:rFonts w:ascii="Calibri" w:hAnsi="Calibri"/>
+        </w:rPr>
+        <w:t xml:space="preserve">with disagreements listed and resolved only after the independent result is</w:t>
+      </w:r>
+      <w:r>
+        <w:rPr>
+          <w:rFonts w:ascii="Calibri" w:hAnsi="Calibri"/>
+        </w:rPr>
+        <w:t xml:space="preserve"> </w:t>
+      </w:r>
+      <w:r>
+        <w:rPr>
+          <w:rFonts w:ascii="Calibri" w:hAnsi="Calibri"/>
+        </w:rPr>
+        <w:t xml:space="preserve">frozen.</w:t>
+      </w:r>
+    </w:p>
+    <w:p>
+      <w:pPr>
+        <w:pStyle w:val="FirstParagraph"/>
+      </w:pPr>
+      <w:r>
+        <w:rPr>
+          <w:rFonts w:ascii="Calibri" w:hAnsi="Calibri"/>
+        </w:rPr>
+        <w:t xml:space="preserve">Do not report agreement only after consensus. Preserve the pre-consensus numbers.</w:t>
+      </w:r>
+    </w:p>
+    <w:bookmarkEnd w:id="41"/>
+    <w:bookmarkStart w:id="42" w:name="analysis-plan"/>
+    <w:p>
+      <w:pPr>
+        <w:pStyle w:val="Heading2"/>
+        <w:keepNext/>
+        <w:keepLines/>
+      </w:pPr>
+      <w:r>
+        <w:rPr>
+          <w:rFonts w:ascii="Calibri" w:hAnsi="Calibri"/>
+        </w:rPr>
+        <w:t xml:space="preserve">Analysis plan</w:t>
+      </w:r>
+    </w:p>
+    <w:p>
+      <w:pPr>
+        <w:pStyle w:val="FirstParagraph"/>
+      </w:pPr>
+      <w:r>
+        <w:rPr>
+          <w:rFonts w:ascii="Calibri" w:hAnsi="Calibri"/>
+        </w:rPr>
+        <w:t xml:space="preserve">For each participant and condition report success, time, assists, errors, SEQ, SUS</w:t>
+      </w:r>
+      <w:r>
+        <w:rPr>
+          <w:rFonts w:ascii="Calibri" w:hAnsi="Calibri"/>
+        </w:rPr>
+        <w:t xml:space="preserve"> </w:t>
+      </w:r>
+      <w:r>
+        <w:rPr>
+          <w:rFonts w:ascii="Calibri" w:hAnsi="Calibri"/>
+        </w:rPr>
+        <w:t xml:space="preserve">and critical incidents. Summarise numeric measures with n, median, minimum and</w:t>
+      </w:r>
+      <w:r>
+        <w:rPr>
+          <w:rFonts w:ascii="Calibri" w:hAnsi="Calibri"/>
+        </w:rPr>
+        <w:t xml:space="preserve"> </w:t>
+      </w:r>
+      <w:r>
+        <w:rPr>
+          <w:rFonts w:ascii="Calibri" w:hAnsi="Calibri"/>
+        </w:rPr>
+        <w:t xml:space="preserve">maximum. Report counts and denominators for success and discrepancy detection.</w:t>
+      </w:r>
+      <w:r>
+        <w:rPr>
+          <w:rFonts w:ascii="Calibri" w:hAnsi="Calibri"/>
+        </w:rPr>
+        <w:t xml:space="preserve"> </w:t>
+      </w:r>
+      <w:r>
+        <w:rPr>
+          <w:rFonts w:ascii="Calibri" w:hAnsi="Calibri"/>
+        </w:rPr>
+        <w:t xml:space="preserve">Show AQ and QA order groups separately before any overall summary.</w:t>
+      </w:r>
+    </w:p>
+    <w:p>
+      <w:pPr>
+        <w:pStyle w:val="BodyText"/>
+      </w:pPr>
+      <w:r>
+        <w:rPr>
+          <w:rFonts w:ascii="Calibri" w:hAnsi="Calibri"/>
+        </w:rPr>
+        <w:t xml:space="preserve">Do not run null-hypothesis significance tests, fit a model or claim population</w:t>
+      </w:r>
+      <w:r>
+        <w:rPr>
+          <w:rFonts w:ascii="Calibri" w:hAnsi="Calibri"/>
+        </w:rPr>
+        <w:t xml:space="preserve"> </w:t>
+      </w:r>
+      <w:r>
+        <w:rPr>
+          <w:rFonts w:ascii="Calibri" w:hAnsi="Calibri"/>
+        </w:rPr>
+        <w:t xml:space="preserve">effects at n=6–8. Do not average away critical errors. Analyse the post-debrief</w:t>
+      </w:r>
+      <w:r>
+        <w:rPr>
+          <w:rFonts w:ascii="Calibri" w:hAnsi="Calibri"/>
+        </w:rPr>
+        <w:t xml:space="preserve"> </w:t>
+      </w:r>
+      <w:r>
+        <w:rPr>
+          <w:rFonts w:ascii="Calibri" w:hAnsi="Calibri"/>
+        </w:rPr>
+        <w:t xml:space="preserve">open responses with a small deductive incident table linked to the observed task</w:t>
+      </w:r>
+      <w:r>
+        <w:rPr>
+          <w:rFonts w:ascii="Calibri" w:hAnsi="Calibri"/>
+        </w:rPr>
+        <w:t xml:space="preserve"> </w:t>
+      </w:r>
+      <w:r>
+        <w:rPr>
+          <w:rFonts w:ascii="Calibri" w:hAnsi="Calibri"/>
+        </w:rPr>
+        <w:t xml:space="preserve">state and severity; treat them as formative feedback, not discrepancy evidence,</w:t>
+      </w:r>
+      <w:r>
+        <w:rPr>
+          <w:rFonts w:ascii="Calibri" w:hAnsi="Calibri"/>
+        </w:rPr>
+        <w:t xml:space="preserve"> </w:t>
+      </w:r>
+      <w:r>
+        <w:rPr>
+          <w:rFonts w:ascii="Calibri" w:hAnsi="Calibri"/>
+        </w:rPr>
+        <w:t xml:space="preserve">and do not claim thematic saturation.</w:t>
+      </w:r>
+    </w:p>
+    <w:bookmarkEnd w:id="42"/>
+    <w:bookmarkStart w:id="43" w:name="preregistration-and-deviations"/>
+    <w:p>
+      <w:pPr>
+        <w:pStyle w:val="Heading2"/>
+        <w:keepNext/>
+        <w:keepLines/>
+      </w:pPr>
+      <w:r>
+        <w:rPr>
+          <w:rFonts w:ascii="Calibri" w:hAnsi="Calibri"/>
+        </w:rPr>
+        <w:t xml:space="preserve">Preregistration and deviations</w:t>
+      </w:r>
+    </w:p>
+    <w:p>
+      <w:pPr>
+        <w:pStyle w:val="FirstParagraph"/>
+      </w:pPr>
+      <w:r>
+        <w:rPr>
+          <w:rFonts w:ascii="Calibri" w:hAnsi="Calibri"/>
+        </w:rPr>
+        <w:t xml:space="preserve">Before the first session, register on OSF or the approved repository:</w:t>
       </w:r>
     </w:p>
     <w:p>
       <w:pPr>
         <w:numPr>
           <w:ilvl w:val="0"/>
-          <w:numId w:val="1011"/>
+          <w:numId w:val="1012"/>
         </w:numPr>
         <w:pStyle w:val="Compact"/>
         <w:spacing w:after="160" w:line="280" w:lineRule="auto"/>
@@ -4328,14 +6094,14 @@
         <w:rPr>
           <w:rFonts w:ascii="Calibri" w:hAnsi="Calibri"/>
         </w:rPr>
-        <w:t xml:space="preserve">task-success, assist and error definitions;</w:t>
+        <w:t xml:space="preserve">this protocol version and claim boundary;</w:t>
       </w:r>
     </w:p>
     <w:p>
       <w:pPr>
         <w:numPr>
           <w:ilvl w:val="0"/>
-          <w:numId w:val="1011"/>
+          <w:numId w:val="1012"/>
         </w:numPr>
         <w:pStyle w:val="Compact"/>
         <w:spacing w:after="160" w:line="280" w:lineRule="auto"/>
@@ -4345,14 +6111,14 @@
         <w:rPr>
           <w:rFonts w:ascii="Calibri" w:hAnsi="Calibri"/>
         </w:rPr>
-        <w:t xml:space="preserve">measures and analysis plan;</w:t>
+        <w:t xml:space="preserve">frozen systems, templates, source sheet and end-state checklist;</w:t>
       </w:r>
     </w:p>
     <w:p>
       <w:pPr>
         <w:numPr>
           <w:ilvl w:val="0"/>
-          <w:numId w:val="1011"/>
+          <w:numId w:val="1012"/>
         </w:numPr>
         <w:pStyle w:val="Compact"/>
         <w:spacing w:after="160" w:line="280" w:lineRule="auto"/>
@@ -4362,14 +6128,14 @@
         <w:rPr>
           <w:rFonts w:ascii="Calibri" w:hAnsi="Calibri"/>
         </w:rPr>
-        <w:t xml:space="preserve">exclusion/withdrawal rules; and</w:t>
+        <w:t xml:space="preserve">participant criteria and target n;</w:t>
       </w:r>
     </w:p>
     <w:p>
       <w:pPr>
         <w:numPr>
           <w:ilvl w:val="0"/>
-          <w:numId w:val="1011"/>
+          <w:numId w:val="1012"/>
         </w:numPr>
         <w:pStyle w:val="Compact"/>
         <w:spacing w:after="160" w:line="280" w:lineRule="auto"/>
@@ -4379,6 +6145,108 @@
         <w:rPr>
           <w:rFonts w:ascii="Calibri" w:hAnsi="Calibri"/>
         </w:rPr>
+        <w:t xml:space="preserve">random seed and AQ/QA schedule;</w:t>
+      </w:r>
+    </w:p>
+    <w:p>
+      <w:pPr>
+        <w:numPr>
+          <w:ilvl w:val="0"/>
+          <w:numId w:val="1012"/>
+        </w:numPr>
+        <w:pStyle w:val="Compact"/>
+        <w:spacing w:after="160" w:line="280" w:lineRule="auto"/>
+        <w:ind w:left="720" w:hanging="360"/>
+      </w:pPr>
+      <w:r>
+        <w:rPr>
+          <w:rFonts w:ascii="Calibri" w:hAnsi="Calibri"/>
+        </w:rPr>
+        <w:t xml:space="preserve">allocation generation/slot-reuse rule;</w:t>
+      </w:r>
+    </w:p>
+    <w:p>
+      <w:pPr>
+        <w:numPr>
+          <w:ilvl w:val="0"/>
+          <w:numId w:val="1012"/>
+        </w:numPr>
+        <w:pStyle w:val="Compact"/>
+        <w:spacing w:after="160" w:line="280" w:lineRule="auto"/>
+        <w:ind w:left="720" w:hanging="360"/>
+      </w:pPr>
+      <w:r>
+        <w:rPr>
+          <w:rFonts w:ascii="Calibri" w:hAnsi="Calibri"/>
+        </w:rPr>
+        <w:t xml:space="preserve">frozen condition-to-checkpoint map, synthetic vector and expected score;</w:t>
+      </w:r>
+    </w:p>
+    <w:p>
+      <w:pPr>
+        <w:numPr>
+          <w:ilvl w:val="0"/>
+          <w:numId w:val="1012"/>
+        </w:numPr>
+        <w:pStyle w:val="Compact"/>
+        <w:spacing w:after="160" w:line="280" w:lineRule="auto"/>
+        <w:ind w:left="720" w:hanging="360"/>
+      </w:pPr>
+      <w:r>
+        <w:rPr>
+          <w:rFonts w:ascii="Calibri" w:hAnsi="Calibri"/>
+        </w:rPr>
+        <w:t xml:space="preserve">task-success, assist and error definitions;</w:t>
+      </w:r>
+    </w:p>
+    <w:p>
+      <w:pPr>
+        <w:numPr>
+          <w:ilvl w:val="0"/>
+          <w:numId w:val="1012"/>
+        </w:numPr>
+        <w:pStyle w:val="Compact"/>
+        <w:spacing w:after="160" w:line="280" w:lineRule="auto"/>
+        <w:ind w:left="720" w:hanging="360"/>
+      </w:pPr>
+      <w:r>
+        <w:rPr>
+          <w:rFonts w:ascii="Calibri" w:hAnsi="Calibri"/>
+        </w:rPr>
+        <w:t xml:space="preserve">exact post-condition measures sheet, administration order and analysis plan;</w:t>
+      </w:r>
+    </w:p>
+    <w:p>
+      <w:pPr>
+        <w:numPr>
+          <w:ilvl w:val="0"/>
+          <w:numId w:val="1012"/>
+        </w:numPr>
+        <w:pStyle w:val="Compact"/>
+        <w:spacing w:after="160" w:line="280" w:lineRule="auto"/>
+        <w:ind w:left="720" w:hanging="360"/>
+      </w:pPr>
+      <w:r>
+        <w:rPr>
+          <w:rFonts w:ascii="Calibri" w:hAnsi="Calibri"/>
+        </w:rPr>
+        <w:t xml:space="preserve">exclusion/withdrawal rules; and</w:t>
+      </w:r>
+    </w:p>
+    <w:p>
+      <w:pPr>
+        <w:numPr>
+          <w:ilvl w:val="0"/>
+          <w:numId w:val="1012"/>
+        </w:numPr>
+        <w:pStyle w:val="Compact"/>
+        <w:spacing w:after="160" w:line="280" w:lineRule="auto"/>
+        <w:ind w:left="720" w:hanging="360"/>
+      </w:pPr>
+      <w:r>
+        <w:rPr>
+          <w:rFonts w:ascii="Calibri" w:hAnsi="Calibri"/>
+        </w:rPr>
         <w:t xml:space="preserve">second-coder selection rule.</w:t>
       </w:r>
     </w:p>
@@ -4405,8 +6273,8 @@
         <w:t xml:space="preserve">whether it was made before or after seeing outcomes.</w:t>
       </w:r>
     </w:p>
-    <w:bookmarkEnd w:id="41"/>
-    <w:bookmarkStart w:id="42" w:name="Xdf8fec300e3134552479035e10521790a1d41c2"/>
+    <w:bookmarkEnd w:id="43"/>
+    <w:bookmarkStart w:id="44" w:name="Xdf8fec300e3134552479035e10521790a1d41c2"/>
     <w:p>
       <w:pPr>
         <w:pStyle w:val="Heading2"/>
@@ -4630,7 +6498,7 @@
         <w:rPr>
           <w:rFonts w:ascii="Calibri" w:hAnsi="Calibri"/>
         </w:rPr>
-        <w:t xml:space="preserve">No payment is planned under protocol version 1.1. Any change to payment,</w:t>
+        <w:t xml:space="preserve">No payment is planned under protocol version 1.2. Any change to payment,</w:t>
       </w:r>
       <w:r>
         <w:rPr>
@@ -4657,13 +6525,11 @@
         <w:t xml:space="preserve">and updated participant materials.</w:t>
       </w:r>
     </w:p>
-    <w:bookmarkEnd w:id="42"/>
-    <w:bookmarkEnd w:id="43"/>
+    <w:bookmarkEnd w:id="44"/>
+    <w:bookmarkEnd w:id="45"/>
     <w:sectPr>
       <w:headerReference w:type="default" r:id="rId9"/>
       <w:footerReference w:type="default" r:id="rId10"/>
-      <w:headerReference w:type="even" r:id="rId11"/>
-      <w:footerReference w:type="even" r:id="rId12"/>
       <w:pgSz w:w="12240" w:h="15840"/>
       <w:pgMar w:top="1440" w:bottom="1440" w:left="1440" w:right="1440" w:header="708" w:footer="708"/>
     </w:sectPr>
@@ -4700,31 +6566,6 @@
 </w:ftr>
 </file>
 
-<file path=word/footer2.xml><?xml version="1.0" encoding="utf-8"?>
-<w:ftr xmlns:m="http://schemas.openxmlformats.org/officeDocument/2006/math" xmlns:mc="http://schemas.openxmlformats.org/markup-compatibility/2006" xmlns:mo="http://schemas.microsoft.com/office/mac/office/2008/main" xmlns:mv="urn:schemas-microsoft-com:mac:vml" xmlns:o="urn:schemas-microsoft-com:office:office" xmlns:r="http://schemas.openxmlformats.org/officeDocument/2006/relationships" xmlns:v="urn:schemas-microsoft-com:vml" xmlns:w10="urn:schemas-microsoft-com:office:word" xmlns:w14="http://schemas.microsoft.com/office/word/2010/wordml" xmlns:w="http://schemas.openxmlformats.org/wordprocessingml/2006/main" xmlns:wne="http://schemas.microsoft.com/office/word/2006/wordml" xmlns:wp14="http://schemas.microsoft.com/office/word/2010/wordprocessingDrawing" xmlns:wp="http://schemas.openxmlformats.org/drawingml/2006/wordprocessingDrawing" xmlns:wpc="http://schemas.microsoft.com/office/word/2010/wordprocessingCanvas" xmlns:wpg="http://schemas.microsoft.com/office/word/2010/wordprocessingGroup" xmlns:wpi="http://schemas.microsoft.com/office/word/2010/wordprocessingInk" xmlns:wps="http://schemas.microsoft.com/office/word/2010/wordprocessingShape" mc:Ignorable="w14 wp14">
-  <w:p>
-    <w:pPr>
-      <w:pStyle w:val="Footer"/>
-      <w:jc w:val="right"/>
-    </w:pPr>
-    <w:r/>
-    <w:r>
-      <w:rPr>
-        <w:rFonts w:ascii="Calibri" w:hAnsi="Calibri"/>
-        <w:color w:val="59636E"/>
-        <w:sz w:val="17"/>
-      </w:rPr>
-      <w:t xml:space="preserve">Page </w:t>
-      <w:fldChar w:fldCharType="begin"/>
-      <w:instrText xml:space="preserve">PAGE</w:instrText>
-      <w:fldChar w:fldCharType="separate"/>
-      <w:t>1</w:t>
-      <w:fldChar w:fldCharType="end"/>
-    </w:r>
-  </w:p>
-</w:ftr>
-</file>
-
 <file path=word/footnotes.xml><?xml version="1.0" encoding="utf-8"?>
 <w:footnotes xmlns:w="http://schemas.openxmlformats.org/wordprocessingml/2006/main" xmlns:m="http://schemas.openxmlformats.org/officeDocument/2006/math" xmlns:r="http://schemas.openxmlformats.org/officeDocument/2006/relationships" xmlns:o="urn:schemas-microsoft-com:office:office" xmlns:v="urn:schemas-microsoft-com:vml" xmlns:w10="urn:schemas-microsoft-com:office:word" xmlns:a="http://schemas.openxmlformats.org/drawingml/2006/main" xmlns:pic="http://schemas.openxmlformats.org/drawingml/2006/picture" xmlns:wp="http://schemas.openxmlformats.org/drawingml/2006/wordprocessingDrawing">
   <w:footnote w:type="continuationSeparator" w:id="0">
@@ -4759,28 +6600,7 @@
         <w:color w:val="59636E"/>
         <w:sz w:val="17"/>
       </w:rPr>
-      <w:t>AQP observed researcher study  |  Protocol v1.1 | ethics amendment required</w:t>
-    </w:r>
-  </w:p>
-</w:hdr>
-</file>
-
-<file path=word/header2.xml><?xml version="1.0" encoding="utf-8"?>
-<w:hdr xmlns:m="http://schemas.openxmlformats.org/officeDocument/2006/math" xmlns:mc="http://schemas.openxmlformats.org/markup-compatibility/2006" xmlns:mo="http://schemas.microsoft.com/office/mac/office/2008/main" xmlns:mv="urn:schemas-microsoft-com:mac:vml" xmlns:o="urn:schemas-microsoft-com:office:office" xmlns:r="http://schemas.openxmlformats.org/officeDocument/2006/relationships" xmlns:v="urn:schemas-microsoft-com:vml" xmlns:w10="urn:schemas-microsoft-com:office:word" xmlns:w14="http://schemas.microsoft.com/office/word/2010/wordml" xmlns:w="http://schemas.openxmlformats.org/wordprocessingml/2006/main" xmlns:wne="http://schemas.microsoft.com/office/word/2006/wordml" xmlns:wp14="http://schemas.microsoft.com/office/word/2010/wordprocessingDrawing" xmlns:wp="http://schemas.openxmlformats.org/drawingml/2006/wordprocessingDrawing" xmlns:wpc="http://schemas.microsoft.com/office/word/2010/wordprocessingCanvas" xmlns:wpg="http://schemas.microsoft.com/office/word/2010/wordprocessingGroup" xmlns:wpi="http://schemas.microsoft.com/office/word/2010/wordprocessingInk" xmlns:wps="http://schemas.microsoft.com/office/word/2010/wordprocessingShape" mc:Ignorable="w14 wp14">
-  <w:p>
-    <w:pPr>
-      <w:pStyle w:val="Header"/>
-      <w:spacing w:after="0"/>
-      <w:jc w:val="left"/>
-    </w:pPr>
-    <w:r/>
-    <w:r>
-      <w:rPr>
-        <w:rFonts w:ascii="Calibri" w:hAnsi="Calibri"/>
-        <w:color w:val="59636E"/>
-        <w:sz w:val="17"/>
-      </w:rPr>
-      <w:t>AQP observed researcher study  |  Protocol v1.1 | ethics amendment required</w:t>
+      <w:t>AQP observed researcher study  |  Protocol v1.2 | ethics amendment required</w:t>
     </w:r>
   </w:p>
 </w:hdr>
@@ -5086,6 +6906,9 @@
     <w:abstractNumId w:val="991"/>
   </w:num>
   <w:num w:numId="1011">
+    <w:abstractNumId w:val="991"/>
+  </w:num>
+  <w:num w:numId="1012">
     <w:abstractNumId w:val="991"/>
   </w:num>
 </w:numbering>
